--- a/docs/documentacion_oficial/10_Plan_QA_Custodio_RAT_Manager_v1.13.docx
+++ b/docs/documentacion_oficial/10_Plan_QA_Custodio_RAT_Manager_v1.13.docx
@@ -2,46 +2,258 @@
 <file path=word/document.xml><?xml version="1.0" encoding="utf-8"?>
 <w:document xmlns:wpc="http://schemas.microsoft.com/office/word/2010/wordprocessingCanvas" xmlns:mo="http://schemas.microsoft.com/office/mac/office/2008/main" xmlns:mc="http://schemas.openxmlformats.org/markup-compatibility/2006" xmlns:mv="urn:schemas-microsoft-com:mac:vml" xmlns:o="urn:schemas-microsoft-com:office:office" xmlns:r="http://schemas.openxmlformats.org/officeDocument/2006/relationships" xmlns:m="http://schemas.openxmlformats.org/officeDocument/2006/math" xmlns:v="urn:schemas-microsoft-com:vml" xmlns:wp14="http://schemas.microsoft.com/office/word/2010/wordprocessingDrawing" xmlns:wp="http://schemas.openxmlformats.org/drawingml/2006/wordprocessingDrawing" xmlns:w10="urn:schemas-microsoft-com:office:word" xmlns:w="http://schemas.openxmlformats.org/wordprocessingml/2006/main" xmlns:w14="http://schemas.microsoft.com/office/word/2010/wordml" xmlns:wpg="http://schemas.microsoft.com/office/word/2010/wordprocessingGroup" xmlns:wpi="http://schemas.microsoft.com/office/word/2010/wordprocessingInk" xmlns:wne="http://schemas.microsoft.com/office/word/2006/wordml" xmlns:wps="http://schemas.microsoft.com/office/word/2010/wordprocessingShape" mc:Ignorable="w14 wp14">
   <w:body>
+    <w:p/>
+    <w:p/>
+    <w:p/>
     <w:p>
       <w:pPr>
+        <w:jc w:val="center"/>
+        <w:pBdr>
+          <w:top w:val="single" w:sz="16" w:space="4" w:color="1F497D"/>
+          <w:left w:val="single" w:sz="16" w:space="4" w:color="1F497D"/>
+          <w:bottom w:val="single" w:sz="16" w:space="4" w:color="1F497D"/>
+          <w:right w:val="single" w:sz="16" w:space="4" w:color="1F497D"/>
+        </w:pBdr>
+        <w:shd w:val="clear" w:color="auto" w:fill="1F497D"/>
+      </w:pPr>
+      <w:r>
+        <w:rPr>
+          <w:b/>
+          <w:color w:val="FFFFFF"/>
+          <w:sz w:val="24"/>
+        </w:rPr>
+        <w:t xml:space="preserve">  ▣  CUSTODIO  ·  CUSTODIO RAT MANAGER  </w:t>
+      </w:r>
+    </w:p>
+    <w:p>
+      <w:pPr>
+        <w:spacing w:before="720" w:after="120"/>
+        <w:jc w:val="center"/>
+      </w:pPr>
+      <w:r>
+        <w:rPr>
+          <w:i/>
+          <w:color w:val="808080"/>
+          <w:sz w:val="22"/>
+        </w:rPr>
+        <w:t>CUST-DOC-10</w:t>
+      </w:r>
+    </w:p>
+    <w:p/>
+    <w:p/>
+    <w:p>
+      <w:pPr>
+        <w:spacing w:after="240"/>
         <w:jc w:val="center"/>
       </w:pPr>
       <w:r>
         <w:rPr>
           <w:b/>
           <w:color w:val="1F497D"/>
-          <w:sz w:val="44"/>
+          <w:sz w:val="56"/>
+        </w:rPr>
+        <w:t>PLAN DE QUALITY ASSURANCE</w:t>
+      </w:r>
+    </w:p>
+    <w:p>
+      <w:pPr>
+        <w:spacing w:after="480"/>
+        <w:jc w:val="center"/>
+      </w:pPr>
+      <w:r>
+        <w:rPr>
+          <w:i/>
+          <w:color w:val="2E74B5"/>
+          <w:sz w:val="28"/>
+        </w:rPr>
+        <w:t>Estrategia, casos de prueba y métricas · v1.10</w:t>
+      </w:r>
+    </w:p>
+    <w:p/>
+    <w:p/>
+    <w:p>
+      <w:pPr>
+        <w:jc w:val="center"/>
+        <w:pBdr>
+          <w:bottom w:val="single" w:sz="12" w:space="1" w:color="2E74B5"/>
+        </w:pBdr>
+      </w:pPr>
+      <w:r>
+        <w:rPr>
+          <w:sz w:val="4"/>
+        </w:rPr>
+        <w:t xml:space="preserve">  </w:t>
+      </w:r>
+    </w:p>
+    <w:p/>
+    <w:p/>
+    <w:p>
+      <w:pPr>
+        <w:spacing w:after="40"/>
+        <w:jc w:val="center"/>
+      </w:pPr>
+      <w:r>
+        <w:rPr>
+          <w:b/>
+          <w:color w:val="1F497D"/>
+          <w:sz w:val="22"/>
+        </w:rPr>
+        <w:t xml:space="preserve">Versión:  </w:t>
+      </w:r>
+      <w:r>
+        <w:rPr>
+          <w:color w:val="404040"/>
+          <w:sz w:val="22"/>
+        </w:rPr>
+        <w:t>v1.10</w:t>
+      </w:r>
+    </w:p>
+    <w:p>
+      <w:pPr>
+        <w:spacing w:after="40"/>
+        <w:jc w:val="center"/>
+      </w:pPr>
+      <w:r>
+        <w:rPr>
+          <w:b/>
+          <w:color w:val="1F497D"/>
+          <w:sz w:val="22"/>
+        </w:rPr>
+        <w:t xml:space="preserve">Fecha de emisión:  </w:t>
+      </w:r>
+      <w:r>
+        <w:rPr>
+          <w:color w:val="404040"/>
+          <w:sz w:val="22"/>
+        </w:rPr>
+        <w:t>Junio 2026</w:t>
+      </w:r>
+    </w:p>
+    <w:p>
+      <w:pPr>
+        <w:spacing w:after="40"/>
+        <w:jc w:val="center"/>
+      </w:pPr>
+      <w:r>
+        <w:rPr>
+          <w:b/>
+          <w:color w:val="1F497D"/>
+          <w:sz w:val="22"/>
+        </w:rPr>
+        <w:t xml:space="preserve">Autor:  </w:t>
+      </w:r>
+      <w:r>
+        <w:rPr>
+          <w:color w:val="404040"/>
+          <w:sz w:val="22"/>
+        </w:rPr>
+        <w:t>Equipo de Desarrollo — Custodio</w:t>
+      </w:r>
+    </w:p>
+    <w:p>
+      <w:pPr>
+        <w:spacing w:after="40"/>
+        <w:jc w:val="center"/>
+      </w:pPr>
+      <w:r>
+        <w:rPr>
+          <w:b/>
+          <w:color w:val="1F497D"/>
+          <w:sz w:val="22"/>
+        </w:rPr>
+        <w:t xml:space="preserve">Empresa responsable:  </w:t>
+      </w:r>
+      <w:r>
+        <w:rPr>
+          <w:color w:val="404040"/>
+          <w:sz w:val="22"/>
+        </w:rPr>
+        <w:t>Custodio SpA</w:t>
+      </w:r>
+    </w:p>
+    <w:p>
+      <w:pPr>
+        <w:spacing w:after="40"/>
+        <w:jc w:val="center"/>
+      </w:pPr>
+      <w:r>
+        <w:rPr>
+          <w:b/>
+          <w:color w:val="1F497D"/>
+          <w:sz w:val="22"/>
+        </w:rPr>
+        <w:t xml:space="preserve">Clasificación:  </w:t>
+      </w:r>
+      <w:r>
+        <w:rPr>
+          <w:color w:val="404040"/>
+          <w:sz w:val="22"/>
+        </w:rPr>
+        <w:t>Interno — Confidencial</w:t>
+      </w:r>
+    </w:p>
+    <w:p>
+      <w:pPr>
+        <w:spacing w:after="40"/>
+        <w:jc w:val="center"/>
+      </w:pPr>
+      <w:r>
+        <w:rPr>
+          <w:b/>
+          <w:color w:val="1F497D"/>
+          <w:sz w:val="22"/>
+        </w:rPr>
+        <w:t xml:space="preserve">Producto:  </w:t>
+      </w:r>
+      <w:r>
+        <w:rPr>
+          <w:color w:val="404040"/>
+          <w:sz w:val="22"/>
         </w:rPr>
         <w:t>Custodio RAT Manager</w:t>
       </w:r>
     </w:p>
-    <w:p/>
     <w:p>
       <w:pPr>
-        <w:pStyle w:val="Heading1"/>
+        <w:spacing w:after="40"/>
         <w:jc w:val="center"/>
       </w:pPr>
       <w:r>
-        <w:t>10 — Plan de QA</w:t>
+        <w:rPr>
+          <w:b/>
+          <w:color w:val="1F497D"/>
+          <w:sz w:val="22"/>
+        </w:rPr>
+        <w:t xml:space="preserve">Marco regulatorio:  </w:t>
+      </w:r>
+      <w:r>
+        <w:rPr>
+          <w:color w:val="404040"/>
+          <w:sz w:val="22"/>
+        </w:rPr>
+        <w:t>Ley N.° 21.719 — Chile</w:t>
       </w:r>
     </w:p>
-    <w:p>
-      <w:pPr>
-        <w:jc w:val="center"/>
-      </w:pPr>
-      <w:r>
-        <w:t>Suite de pruebas · 24/08/2026</w:t>
-      </w:r>
-    </w:p>
+    <w:p/>
     <w:p/>
     <w:p>
       <w:pPr>
         <w:jc w:val="center"/>
+        <w:pBdr>
+          <w:top w:val="single" w:sz="16" w:space="4" w:color="1F497D"/>
+          <w:left w:val="single" w:sz="16" w:space="4" w:color="1F497D"/>
+          <w:bottom w:val="single" w:sz="16" w:space="4" w:color="1F497D"/>
+          <w:right w:val="single" w:sz="16" w:space="4" w:color="1F497D"/>
+        </w:pBdr>
+        <w:shd w:val="clear" w:color="auto" w:fill="1F497D"/>
       </w:pPr>
       <w:r>
-        <w:t>Versión: v1.13  ·  Fecha: 24/08/2026</w:t>
-        <w:br/>
-        <w:t>Ley 21.719 — Protección de Datos Personales de Chile</w:t>
+        <w:rPr>
+          <w:b/>
+          <w:color w:val="FFFFFF"/>
+          <w:sz w:val="20"/>
+        </w:rPr>
+        <w:t xml:space="preserve">  CUMPLIMIENTO DE LA LEY 21.719 DE PROTECCIÓN DE DATOS PERSONALES DE CHILE  </w:t>
       </w:r>
     </w:p>
     <w:p>
@@ -54,63 +266,84 @@
         <w:pStyle w:val="Heading1"/>
       </w:pPr>
       <w:r>
-        <w:t>1. Métricas Actuales</w:t>
+        <w:t>Control de versiones</w:t>
       </w:r>
     </w:p>
     <w:tbl>
       <w:tblPr>
         <w:tblStyle w:val="TableGrid"/>
         <w:tblW w:type="auto" w:w="0"/>
+        <w:jc w:val="center"/>
         <w:tblLook w:firstColumn="1" w:firstRow="1" w:lastColumn="0" w:lastRow="0" w:noHBand="0" w:noVBand="1" w:val="04A0"/>
       </w:tblPr>
       <w:tblGrid>
-        <w:gridCol w:w="2880"/>
-        <w:gridCol w:w="2880"/>
-        <w:gridCol w:w="2880"/>
+        <w:gridCol w:w="2493"/>
+        <w:gridCol w:w="2493"/>
+        <w:gridCol w:w="2493"/>
+        <w:gridCol w:w="2493"/>
       </w:tblGrid>
       <w:tr>
         <w:tc>
           <w:tcPr>
-            <w:tcW w:type="dxa" w:w="2880"/>
-            <w:shd w:fill="1F497D" w:color="auto" w:val="clear"/>
-          </w:tcPr>
-          <w:p>
+            <w:tcW w:type="dxa" w:w="850"/>
+            <w:shd w:val="clear" w:color="auto" w:fill="1F497D"/>
+          </w:tcPr>
+          <w:p>
+            <w:r/>
             <w:r>
               <w:rPr>
                 <w:b/>
                 <w:color w:val="FFFFFF"/>
               </w:rPr>
-              <w:t>Métrica</w:t>
-            </w:r>
-          </w:p>
-        </w:tc>
-        <w:tc>
-          <w:tcPr>
-            <w:tcW w:type="dxa" w:w="2880"/>
-            <w:shd w:fill="1F497D" w:color="auto" w:val="clear"/>
-          </w:tcPr>
-          <w:p>
+              <w:t>Versión</w:t>
+            </w:r>
+          </w:p>
+        </w:tc>
+        <w:tc>
+          <w:tcPr>
+            <w:tcW w:type="dxa" w:w="1417"/>
+            <w:shd w:val="clear" w:color="auto" w:fill="1F497D"/>
+          </w:tcPr>
+          <w:p>
+            <w:r/>
             <w:r>
               <w:rPr>
                 <w:b/>
                 <w:color w:val="FFFFFF"/>
               </w:rPr>
-              <w:t>Valor</w:t>
-            </w:r>
-          </w:p>
-        </w:tc>
-        <w:tc>
-          <w:tcPr>
-            <w:tcW w:type="dxa" w:w="2880"/>
-            <w:shd w:fill="1F497D" w:color="auto" w:val="clear"/>
-          </w:tcPr>
-          <w:p>
+              <w:t>Fecha</w:t>
+            </w:r>
+          </w:p>
+        </w:tc>
+        <w:tc>
+          <w:tcPr>
+            <w:tcW w:type="dxa" w:w="1701"/>
+            <w:shd w:val="clear" w:color="auto" w:fill="1F497D"/>
+          </w:tcPr>
+          <w:p>
+            <w:r/>
             <w:r>
               <w:rPr>
                 <w:b/>
                 <w:color w:val="FFFFFF"/>
               </w:rPr>
-              <w:t>Notas</w:t>
+              <w:t>Autor</w:t>
+            </w:r>
+          </w:p>
+        </w:tc>
+        <w:tc>
+          <w:tcPr>
+            <w:tcW w:type="dxa" w:w="6004"/>
+            <w:shd w:val="clear" w:color="auto" w:fill="1F497D"/>
+          </w:tcPr>
+          <w:p>
+            <w:r/>
+            <w:r>
+              <w:rPr>
+                <w:b/>
+                <w:color w:val="FFFFFF"/>
+              </w:rPr>
+              <w:t>Cambios</w:t>
             </w:r>
           </w:p>
         </w:tc>
@@ -118,31 +351,54 @@
       <w:tr>
         <w:tc>
           <w:tcPr>
-            <w:tcW w:type="dxa" w:w="2880"/>
-          </w:tcPr>
-          <w:p>
-            <w:r>
-              <w:t>Tests backend (pytest)</w:t>
-            </w:r>
-          </w:p>
-        </w:tc>
-        <w:tc>
-          <w:tcPr>
-            <w:tcW w:type="dxa" w:w="2880"/>
-          </w:tcPr>
-          <w:p>
-            <w:r>
-              <w:t>761+</w:t>
-            </w:r>
-          </w:p>
-        </w:tc>
-        <w:tc>
-          <w:tcPr>
-            <w:tcW w:type="dxa" w:w="2880"/>
-          </w:tcPr>
-          <w:p>
-            <w:r>
-              <w:t>Neon QA (custodio_test)</w:t>
+            <w:tcW w:type="dxa" w:w="850"/>
+          </w:tcPr>
+          <w:p>
+            <w:r>
+              <w:rPr>
+                <w:sz w:val="20"/>
+              </w:rPr>
+              <w:t>1.0</w:t>
+            </w:r>
+          </w:p>
+        </w:tc>
+        <w:tc>
+          <w:tcPr>
+            <w:tcW w:type="dxa" w:w="1417"/>
+          </w:tcPr>
+          <w:p>
+            <w:r>
+              <w:rPr>
+                <w:sz w:val="20"/>
+              </w:rPr>
+              <w:t>Junio 2026</w:t>
+            </w:r>
+          </w:p>
+        </w:tc>
+        <w:tc>
+          <w:tcPr>
+            <w:tcW w:type="dxa" w:w="1701"/>
+          </w:tcPr>
+          <w:p>
+            <w:r>
+              <w:rPr>
+                <w:sz w:val="20"/>
+              </w:rPr>
+              <w:t>Equipo de Desarrollo — Custodio</w:t>
+            </w:r>
+          </w:p>
+        </w:tc>
+        <w:tc>
+          <w:tcPr>
+            <w:tcW w:type="dxa" w:w="2493"/>
+          </w:tcPr>
+          <w:p>
+            <w:r/>
+            <w:r>
+              <w:rPr>
+                <w:sz w:val="20"/>
+              </w:rPr>
+              <w:t>Plan inicial con 45 casos de prueba para OLA-1.</w:t>
             </w:r>
           </w:p>
         </w:tc>
@@ -150,31 +406,54 @@
       <w:tr>
         <w:tc>
           <w:tcPr>
-            <w:tcW w:type="dxa" w:w="2880"/>
-          </w:tcPr>
-          <w:p>
-            <w:r>
-              <w:t>Tests frontend (vitest)</w:t>
-            </w:r>
-          </w:p>
-        </w:tc>
-        <w:tc>
-          <w:tcPr>
-            <w:tcW w:type="dxa" w:w="2880"/>
-          </w:tcPr>
-          <w:p>
-            <w:r>
-              <w:t>Incluidos en CI</w:t>
-            </w:r>
-          </w:p>
-        </w:tc>
-        <w:tc>
-          <w:tcPr>
-            <w:tcW w:type="dxa" w:w="2880"/>
-          </w:tcPr>
-          <w:p>
-            <w:r>
-              <w:t>vitest 3, excluye e2e/</w:t>
+            <w:tcW w:type="dxa" w:w="850"/>
+          </w:tcPr>
+          <w:p>
+            <w:r>
+              <w:rPr>
+                <w:sz w:val="20"/>
+              </w:rPr>
+              <w:t>1.1</w:t>
+            </w:r>
+          </w:p>
+        </w:tc>
+        <w:tc>
+          <w:tcPr>
+            <w:tcW w:type="dxa" w:w="1417"/>
+          </w:tcPr>
+          <w:p>
+            <w:r>
+              <w:rPr>
+                <w:sz w:val="20"/>
+              </w:rPr>
+              <w:t>Junio 2026</w:t>
+            </w:r>
+          </w:p>
+        </w:tc>
+        <w:tc>
+          <w:tcPr>
+            <w:tcW w:type="dxa" w:w="1701"/>
+          </w:tcPr>
+          <w:p>
+            <w:r>
+              <w:rPr>
+                <w:sz w:val="20"/>
+              </w:rPr>
+              <w:t>Equipo de Desarrollo — Custodio</w:t>
+            </w:r>
+          </w:p>
+        </w:tc>
+        <w:tc>
+          <w:tcPr>
+            <w:tcW w:type="dxa" w:w="2493"/>
+          </w:tcPr>
+          <w:p>
+            <w:r/>
+            <w:r>
+              <w:rPr>
+                <w:sz w:val="20"/>
+              </w:rPr>
+              <w:t>Agregados casos de seguridad: token blacklist, IDOR, rate limit.</w:t>
             </w:r>
           </w:p>
         </w:tc>
@@ -182,31 +461,54 @@
       <w:tr>
         <w:tc>
           <w:tcPr>
-            <w:tcW w:type="dxa" w:w="2880"/>
-          </w:tcPr>
-          <w:p>
-            <w:r>
-              <w:t>Tests E2E (Playwright)</w:t>
-            </w:r>
-          </w:p>
-        </w:tc>
-        <w:tc>
-          <w:tcPr>
-            <w:tcW w:type="dxa" w:w="2880"/>
-          </w:tcPr>
-          <w:p>
-            <w:r>
-              <w:t>Ejecutados por separado</w:t>
-            </w:r>
-          </w:p>
-        </w:tc>
-        <w:tc>
-          <w:tcPr>
-            <w:tcW w:type="dxa" w:w="2880"/>
-          </w:tcPr>
-          <w:p>
-            <w:r>
-              <w:t>playwright.config.ts</w:t>
+            <w:tcW w:type="dxa" w:w="850"/>
+          </w:tcPr>
+          <w:p>
+            <w:r>
+              <w:rPr>
+                <w:sz w:val="20"/>
+              </w:rPr>
+              <w:t>1.2</w:t>
+            </w:r>
+          </w:p>
+        </w:tc>
+        <w:tc>
+          <w:tcPr>
+            <w:tcW w:type="dxa" w:w="1417"/>
+          </w:tcPr>
+          <w:p>
+            <w:r>
+              <w:rPr>
+                <w:sz w:val="20"/>
+              </w:rPr>
+              <w:t>Junio 2026</w:t>
+            </w:r>
+          </w:p>
+        </w:tc>
+        <w:tc>
+          <w:tcPr>
+            <w:tcW w:type="dxa" w:w="1701"/>
+          </w:tcPr>
+          <w:p>
+            <w:r>
+              <w:rPr>
+                <w:sz w:val="20"/>
+              </w:rPr>
+              <w:t>Equipo de Desarrollo — Custodio</w:t>
+            </w:r>
+          </w:p>
+        </w:tc>
+        <w:tc>
+          <w:tcPr>
+            <w:tcW w:type="dxa" w:w="2493"/>
+          </w:tcPr>
+          <w:p>
+            <w:r/>
+            <w:r>
+              <w:rPr>
+                <w:sz w:val="20"/>
+              </w:rPr>
+              <w:t>Casos actualizados post-auditoría: CSV injection, hash chain, PII masking.</w:t>
             </w:r>
           </w:p>
         </w:tc>
@@ -214,31 +516,54 @@
       <w:tr>
         <w:tc>
           <w:tcPr>
-            <w:tcW w:type="dxa" w:w="2880"/>
-          </w:tcPr>
-          <w:p>
-            <w:r>
-              <w:t>Cobertura backend</w:t>
-            </w:r>
-          </w:p>
-        </w:tc>
-        <w:tc>
-          <w:tcPr>
-            <w:tcW w:type="dxa" w:w="2880"/>
-          </w:tcPr>
-          <w:p>
-            <w:r>
-              <w:t>Reportada via codecov</w:t>
-            </w:r>
-          </w:p>
-        </w:tc>
-        <w:tc>
-          <w:tcPr>
-            <w:tcW w:type="dxa" w:w="2880"/>
-          </w:tcPr>
-          <w:p>
-            <w:r>
-              <w:t>coverage.xml</w:t>
+            <w:tcW w:type="dxa" w:w="850"/>
+          </w:tcPr>
+          <w:p>
+            <w:r>
+              <w:rPr>
+                <w:sz w:val="20"/>
+              </w:rPr>
+              <w:t>1.3</w:t>
+            </w:r>
+          </w:p>
+        </w:tc>
+        <w:tc>
+          <w:tcPr>
+            <w:tcW w:type="dxa" w:w="1417"/>
+          </w:tcPr>
+          <w:p>
+            <w:r>
+              <w:rPr>
+                <w:sz w:val="20"/>
+              </w:rPr>
+              <w:t>Junio 2026</w:t>
+            </w:r>
+          </w:p>
+        </w:tc>
+        <w:tc>
+          <w:tcPr>
+            <w:tcW w:type="dxa" w:w="1701"/>
+          </w:tcPr>
+          <w:p>
+            <w:r>
+              <w:rPr>
+                <w:sz w:val="20"/>
+              </w:rPr>
+              <w:t>Equipo de Desarrollo — Custodio</w:t>
+            </w:r>
+          </w:p>
+        </w:tc>
+        <w:tc>
+          <w:tcPr>
+            <w:tcW w:type="dxa" w:w="2493"/>
+          </w:tcPr>
+          <w:p>
+            <w:r/>
+            <w:r>
+              <w:rPr>
+                <w:sz w:val="20"/>
+              </w:rPr>
+              <w:t>_Beta Launch: nuevos casos DT-014/DT-015/DT-016, CB-01/CB-02 (consentimientos/eipd), 215 pytest + ~65 E2E pasan._</w:t>
             </w:r>
           </w:p>
         </w:tc>
@@ -246,31 +571,54 @@
       <w:tr>
         <w:tc>
           <w:tcPr>
-            <w:tcW w:type="dxa" w:w="2880"/>
-          </w:tcPr>
-          <w:p>
-            <w:r>
-              <w:t>Cobertura frontend</w:t>
-            </w:r>
-          </w:p>
-        </w:tc>
-        <w:tc>
-          <w:tcPr>
-            <w:tcW w:type="dxa" w:w="2880"/>
-          </w:tcPr>
-          <w:p>
-            <w:r>
-              <w:t>Reportada via codecov</w:t>
-            </w:r>
-          </w:p>
-        </w:tc>
-        <w:tc>
-          <w:tcPr>
-            <w:tcW w:type="dxa" w:w="2880"/>
-          </w:tcPr>
-          <w:p>
-            <w:r>
-              <w:t>lcov.info</w:t>
+            <w:tcW w:type="dxa" w:w="850"/>
+          </w:tcPr>
+          <w:p>
+            <w:r>
+              <w:rPr>
+                <w:sz w:val="20"/>
+              </w:rPr>
+              <w:t>1.4</w:t>
+            </w:r>
+          </w:p>
+        </w:tc>
+        <w:tc>
+          <w:tcPr>
+            <w:tcW w:type="dxa" w:w="1417"/>
+          </w:tcPr>
+          <w:p>
+            <w:r>
+              <w:rPr>
+                <w:sz w:val="20"/>
+              </w:rPr>
+              <w:t>Junio 2026</w:t>
+            </w:r>
+          </w:p>
+        </w:tc>
+        <w:tc>
+          <w:tcPr>
+            <w:tcW w:type="dxa" w:w="1701"/>
+          </w:tcPr>
+          <w:p>
+            <w:r>
+              <w:rPr>
+                <w:sz w:val="20"/>
+              </w:rPr>
+              <w:t>Equipo de Desarrollo — Custodio</w:t>
+            </w:r>
+          </w:p>
+        </w:tc>
+        <w:tc>
+          <w:tcPr>
+            <w:tcW w:type="dxa" w:w="2493"/>
+          </w:tcPr>
+          <w:p>
+            <w:r/>
+            <w:r>
+              <w:rPr>
+                <w:sz w:val="20"/>
+              </w:rPr>
+              <w:t>_Post-OCI: casos para OCI download fallback chain, Admin Asesor IA._</w:t>
             </w:r>
           </w:p>
         </w:tc>
@@ -278,75 +626,321 @@
       <w:tr>
         <w:tc>
           <w:tcPr>
-            <w:tcW w:type="dxa" w:w="2880"/>
-          </w:tcPr>
-          <w:p>
-            <w:r>
-              <w:t>Fallos en suite</w:t>
-            </w:r>
-          </w:p>
-        </w:tc>
-        <w:tc>
-          <w:tcPr>
-            <w:tcW w:type="dxa" w:w="2880"/>
-          </w:tcPr>
-          <w:p>
-            <w:r>
-              <w:t>0</w:t>
-            </w:r>
-          </w:p>
-        </w:tc>
-        <w:tc>
-          <w:tcPr>
-            <w:tcW w:type="dxa" w:w="2880"/>
-          </w:tcPr>
-          <w:p>
-            <w:r>
-              <w:t>Post-QA total 2026-08-22 (78 → 0)</w:t>
+            <w:tcW w:type="dxa" w:w="850"/>
+          </w:tcPr>
+          <w:p>
+            <w:r>
+              <w:rPr>
+                <w:sz w:val="20"/>
+              </w:rPr>
+              <w:t>1.5</w:t>
+            </w:r>
+          </w:p>
+        </w:tc>
+        <w:tc>
+          <w:tcPr>
+            <w:tcW w:type="dxa" w:w="1417"/>
+          </w:tcPr>
+          <w:p>
+            <w:r>
+              <w:rPr>
+                <w:sz w:val="20"/>
+              </w:rPr>
+              <w:t>Junio 2026</w:t>
+            </w:r>
+          </w:p>
+        </w:tc>
+        <w:tc>
+          <w:tcPr>
+            <w:tcW w:type="dxa" w:w="1701"/>
+          </w:tcPr>
+          <w:p>
+            <w:r>
+              <w:rPr>
+                <w:sz w:val="20"/>
+              </w:rPr>
+              <w:t>Equipo de Desarrollo — Custodio</w:t>
+            </w:r>
+          </w:p>
+        </w:tc>
+        <w:tc>
+          <w:tcPr>
+            <w:tcW w:type="dxa" w:w="2493"/>
+          </w:tcPr>
+          <w:p>
+            <w:r/>
+            <w:r>
+              <w:rPr>
+                <w:sz w:val="20"/>
+              </w:rPr>
+              <w:t>_Seguridad: CSRF middleware, Encryption migration, Service Layer._</w:t>
+            </w:r>
+          </w:p>
+        </w:tc>
+      </w:tr>
+      <w:tr>
+        <w:tc>
+          <w:tcPr>
+            <w:tcW w:type="dxa" w:w="850"/>
+          </w:tcPr>
+          <w:p>
+            <w:r>
+              <w:rPr>
+                <w:sz w:val="20"/>
+              </w:rPr>
+              <w:t>1.6</w:t>
+            </w:r>
+          </w:p>
+        </w:tc>
+        <w:tc>
+          <w:tcPr>
+            <w:tcW w:type="dxa" w:w="1417"/>
+          </w:tcPr>
+          <w:p>
+            <w:r>
+              <w:rPr>
+                <w:sz w:val="20"/>
+              </w:rPr>
+              <w:t>Junio 2026</w:t>
+            </w:r>
+          </w:p>
+        </w:tc>
+        <w:tc>
+          <w:tcPr>
+            <w:tcW w:type="dxa" w:w="1701"/>
+          </w:tcPr>
+          <w:p>
+            <w:r>
+              <w:rPr>
+                <w:sz w:val="20"/>
+              </w:rPr>
+              <w:t>Equipo de Desarrollo — Custodio</w:t>
+            </w:r>
+          </w:p>
+        </w:tc>
+        <w:tc>
+          <w:tcPr>
+            <w:tcW w:type="dxa" w:w="2493"/>
+          </w:tcPr>
+          <w:p>
+            <w:r/>
+            <w:r>
+              <w:rPr>
+                <w:sz w:val="20"/>
+              </w:rPr>
+              <w:t>_UI/UX: TC-015 a TC-019 para RatDetailModal, PdfPreview, Sort, Dashboard, IDOR fix._</w:t>
+            </w:r>
+          </w:p>
+        </w:tc>
+      </w:tr>
+      <w:tr>
+        <w:tc>
+          <w:tcPr>
+            <w:tcW w:type="dxa" w:w="850"/>
+          </w:tcPr>
+          <w:p>
+            <w:r>
+              <w:rPr>
+                <w:sz w:val="20"/>
+              </w:rPr>
+              <w:t>1.7</w:t>
+            </w:r>
+          </w:p>
+        </w:tc>
+        <w:tc>
+          <w:tcPr>
+            <w:tcW w:type="dxa" w:w="1417"/>
+          </w:tcPr>
+          <w:p>
+            <w:r>
+              <w:rPr>
+                <w:sz w:val="20"/>
+              </w:rPr>
+              <w:t>Junio 2026</w:t>
+            </w:r>
+          </w:p>
+        </w:tc>
+        <w:tc>
+          <w:tcPr>
+            <w:tcW w:type="dxa" w:w="1701"/>
+          </w:tcPr>
+          <w:p>
+            <w:r>
+              <w:rPr>
+                <w:sz w:val="20"/>
+              </w:rPr>
+              <w:t>Equipo de Desarrollo — Custodio</w:t>
+            </w:r>
+          </w:p>
+        </w:tc>
+        <w:tc>
+          <w:tcPr>
+            <w:tcW w:type="dxa" w:w="2493"/>
+          </w:tcPr>
+          <w:p>
+            <w:r/>
+            <w:r>
+              <w:rPr>
+                <w:sz w:val="20"/>
+              </w:rPr>
+              <w:t>Sprint 1+2: TC-020 a TC-029 para FORMADMIN ARCO, SLA Alert, Export.</w:t>
+            </w:r>
+          </w:p>
+        </w:tc>
+      </w:tr>
+      <w:tr>
+        <w:tc>
+          <w:tcPr>
+            <w:tcW w:type="dxa" w:w="850"/>
+          </w:tcPr>
+          <w:p>
+            <w:r>
+              <w:rPr>
+                <w:sz w:val="20"/>
+              </w:rPr>
+              <w:t>1.8</w:t>
+            </w:r>
+          </w:p>
+        </w:tc>
+        <w:tc>
+          <w:tcPr>
+            <w:tcW w:type="dxa" w:w="1417"/>
+          </w:tcPr>
+          <w:p>
+            <w:r>
+              <w:rPr>
+                <w:sz w:val="20"/>
+              </w:rPr>
+              <w:t>Junio 2026</w:t>
+            </w:r>
+          </w:p>
+        </w:tc>
+        <w:tc>
+          <w:tcPr>
+            <w:tcW w:type="dxa" w:w="1701"/>
+          </w:tcPr>
+          <w:p>
+            <w:r>
+              <w:rPr>
+                <w:sz w:val="20"/>
+              </w:rPr>
+              <w:t>Equipo de Desarrollo — Custodio</w:t>
+            </w:r>
+          </w:p>
+        </w:tc>
+        <w:tc>
+          <w:tcPr>
+            <w:tcW w:type="dxa" w:w="2493"/>
+          </w:tcPr>
+          <w:p>
+            <w:r/>
+            <w:r>
+              <w:rPr>
+                <w:sz w:val="20"/>
+              </w:rPr>
+              <w:t>_Iter 11+12: TC-030 a TC-038 para BYTEA 10MB, Test IL min 50, Hash SHA-256 auto, causal_rechazo enum, toggle 44px, notificaciones auto._</w:t>
+            </w:r>
+          </w:p>
+        </w:tc>
+      </w:tr>
+      <w:tr>
+        <w:tc>
+          <w:tcPr>
+            <w:tcW w:type="dxa" w:w="850"/>
+          </w:tcPr>
+          <w:p>
+            <w:r>
+              <w:rPr>
+                <w:sz w:val="20"/>
+              </w:rPr>
+              <w:t>1.9</w:t>
+            </w:r>
+          </w:p>
+        </w:tc>
+        <w:tc>
+          <w:tcPr>
+            <w:tcW w:type="dxa" w:w="1417"/>
+          </w:tcPr>
+          <w:p>
+            <w:r>
+              <w:rPr>
+                <w:sz w:val="20"/>
+              </w:rPr>
+              <w:t>Julio 2026</w:t>
+            </w:r>
+          </w:p>
+        </w:tc>
+        <w:tc>
+          <w:tcPr>
+            <w:tcW w:type="dxa" w:w="1701"/>
+          </w:tcPr>
+          <w:p>
+            <w:r>
+              <w:rPr>
+                <w:sz w:val="20"/>
+              </w:rPr>
+              <w:t>Equipo de Desarrollo — Custodio</w:t>
+            </w:r>
+          </w:p>
+        </w:tc>
+        <w:tc>
+          <w:tcPr>
+            <w:tcW w:type="dxa" w:w="2493"/>
+          </w:tcPr>
+          <w:p>
+            <w:r/>
+            <w:r>
+              <w:rPr>
+                <w:sz w:val="20"/>
+                <w:u w:val="single"/>
+              </w:rPr>
+              <w:t>_TC-039 a TC-043 para IDOR multi-tenant (5 tests), base_legal_valida strict, ConsentimientoAlert, homologación campos RAT, PDF títulos sección._</w:t>
             </w:r>
           </w:p>
         </w:tc>
       </w:tr>
     </w:tbl>
+    <w:p/>
     <w:p>
       <w:pPr>
-        <w:pStyle w:val="Heading1"/>
+        <w:pStyle w:val="Heading2"/>
       </w:pPr>
       <w:r>
-        <w:t>2. Nuevos Casos de Prueba v1.13</w:t>
+        <w:t>Estado del documento</w:t>
       </w:r>
     </w:p>
     <w:tbl>
       <w:tblPr>
         <w:tblStyle w:val="TableGrid"/>
         <w:tblW w:type="auto" w:w="0"/>
+        <w:jc w:val="center"/>
         <w:tblLook w:firstColumn="1" w:firstRow="1" w:lastColumn="0" w:lastRow="0" w:noHBand="0" w:noVBand="1" w:val="04A0"/>
       </w:tblPr>
       <w:tblGrid>
-        <w:gridCol w:w="2880"/>
-        <w:gridCol w:w="2880"/>
-        <w:gridCol w:w="2880"/>
+        <w:gridCol w:w="4986"/>
+        <w:gridCol w:w="4986"/>
       </w:tblGrid>
       <w:tr>
         <w:tc>
           <w:tcPr>
-            <w:tcW w:type="dxa" w:w="2880"/>
-            <w:shd w:fill="1F497D" w:color="auto" w:val="clear"/>
-          </w:tcPr>
-          <w:p>
+            <w:tcW w:type="dxa" w:w="4986"/>
+            <w:shd w:val="clear" w:color="auto" w:fill="1F497D"/>
+          </w:tcPr>
+          <w:p>
+            <w:r/>
             <w:r>
               <w:rPr>
                 <w:b/>
                 <w:color w:val="FFFFFF"/>
               </w:rPr>
-              <w:t>TC</w:t>
-            </w:r>
-          </w:p>
-        </w:tc>
-        <w:tc>
-          <w:tcPr>
-            <w:tcW w:type="dxa" w:w="2880"/>
-            <w:shd w:fill="1F497D" w:color="auto" w:val="clear"/>
+              <w:t>Campo</w:t>
+            </w:r>
+          </w:p>
+        </w:tc>
+        <w:tc>
+          <w:tcPr>
+            <w:tcW w:type="dxa" w:w="4986"/>
+            <w:shd w:val="clear" w:color="auto" w:fill="1F497D"/>
           </w:tcPr>
           <w:p>
             <w:r>
@@ -354,22 +948,7 @@
                 <w:b/>
                 <w:color w:val="FFFFFF"/>
               </w:rPr>
-              <w:t>Nombre</w:t>
-            </w:r>
-          </w:p>
-        </w:tc>
-        <w:tc>
-          <w:tcPr>
-            <w:tcW w:type="dxa" w:w="2880"/>
-            <w:shd w:fill="1F497D" w:color="auto" w:val="clear"/>
-          </w:tcPr>
-          <w:p>
-            <w:r>
-              <w:rPr>
-                <w:b/>
-                <w:color w:val="FFFFFF"/>
-              </w:rPr>
-              <w:t>Descripción / Expectativa</w:t>
+              <w:t>Valor</w:t>
             </w:r>
           </w:p>
         </w:tc>
@@ -377,31 +956,27 @@
       <w:tr>
         <w:tc>
           <w:tcPr>
-            <w:tcW w:type="dxa" w:w="2880"/>
-          </w:tcPr>
-          <w:p>
-            <w:r>
-              <w:t>TC-056</w:t>
-            </w:r>
-          </w:p>
-        </w:tc>
-        <w:tc>
-          <w:tcPr>
-            <w:tcW w:type="dxa" w:w="2880"/>
-          </w:tcPr>
-          <w:p>
-            <w:r>
-              <w:t>QW5 titular nuevo</w:t>
-            </w:r>
-          </w:p>
-        </w:tc>
-        <w:tc>
-          <w:tcPr>
-            <w:tcW w:type="dxa" w:w="2880"/>
-          </w:tcPr>
-          <w:p>
-            <w:r>
-              <w:t>GET /publico/verificar-titular con email sin tickets → tiene_tickets_abiertos=false</w:t>
+            <w:tcW w:type="dxa" w:w="4986"/>
+          </w:tcPr>
+          <w:p>
+            <w:r>
+              <w:rPr>
+                <w:sz w:val="20"/>
+              </w:rPr>
+              <w:t>Nombre</w:t>
+            </w:r>
+          </w:p>
+        </w:tc>
+        <w:tc>
+          <w:tcPr>
+            <w:tcW w:type="dxa" w:w="4986"/>
+          </w:tcPr>
+          <w:p>
+            <w:r>
+              <w:rPr>
+                <w:sz w:val="20"/>
+              </w:rPr>
+              <w:t>Plan de Calidad</w:t>
             </w:r>
           </w:p>
         </w:tc>
@@ -409,31 +984,27 @@
       <w:tr>
         <w:tc>
           <w:tcPr>
-            <w:tcW w:type="dxa" w:w="2880"/>
-          </w:tcPr>
-          <w:p>
-            <w:r>
-              <w:t>TC-057</w:t>
-            </w:r>
-          </w:p>
-        </w:tc>
-        <w:tc>
-          <w:tcPr>
-            <w:tcW w:type="dxa" w:w="2880"/>
-          </w:tcPr>
-          <w:p>
-            <w:r>
-              <w:t>QW5 titular repetido</w:t>
-            </w:r>
-          </w:p>
-        </w:tc>
-        <w:tc>
-          <w:tcPr>
-            <w:tcW w:type="dxa" w:w="2880"/>
-          </w:tcPr>
-          <w:p>
-            <w:r>
-              <w:t>GET /publico/verificar-titular con email con ticket abierto → tiene_tickets_abiertos=true, cantidad&gt;=1</w:t>
+            <w:tcW w:type="dxa" w:w="4986"/>
+          </w:tcPr>
+          <w:p>
+            <w:r>
+              <w:rPr>
+                <w:sz w:val="20"/>
+              </w:rPr>
+              <w:t>Producto</w:t>
+            </w:r>
+          </w:p>
+        </w:tc>
+        <w:tc>
+          <w:tcPr>
+            <w:tcW w:type="dxa" w:w="4986"/>
+          </w:tcPr>
+          <w:p>
+            <w:r>
+              <w:rPr>
+                <w:sz w:val="20"/>
+              </w:rPr>
+              <w:t>Custodio RAT Manager</w:t>
             </w:r>
           </w:p>
         </w:tc>
@@ -441,228 +1012,61 @@
       <w:tr>
         <w:tc>
           <w:tcPr>
-            <w:tcW w:type="dxa" w:w="2880"/>
-          </w:tcPr>
-          <w:p>
-            <w:r>
-              <w:t>TC-058</w:t>
-            </w:r>
-          </w:p>
-        </w:tc>
-        <w:tc>
-          <w:tcPr>
-            <w:tcW w:type="dxa" w:w="2880"/>
-          </w:tcPr>
-          <w:p>
-            <w:r>
-              <w:t>QW5 titular cerrado</w:t>
-            </w:r>
-          </w:p>
-        </w:tc>
-        <w:tc>
-          <w:tcPr>
-            <w:tcW w:type="dxa" w:w="2880"/>
-          </w:tcPr>
-          <w:p>
-            <w:r>
-              <w:t>GET /publico/verificar-titular con email solo con ticket resuelto → tiene_tickets_abiertos=false</w:t>
-            </w:r>
-          </w:p>
-        </w:tc>
-      </w:tr>
-      <w:tr>
-        <w:tc>
-          <w:tcPr>
-            <w:tcW w:type="dxa" w:w="2880"/>
-          </w:tcPr>
-          <w:p>
-            <w:r>
-              <w:t>TC-059</w:t>
-            </w:r>
-          </w:p>
-        </w:tc>
-        <w:tc>
-          <w:tcPr>
-            <w:tcW w:type="dxa" w:w="2880"/>
-          </w:tcPr>
-          <w:p>
-            <w:r>
-              <w:t>QW5 rate limit</w:t>
-            </w:r>
-          </w:p>
-        </w:tc>
-        <w:tc>
-          <w:tcPr>
-            <w:tcW w:type="dxa" w:w="2880"/>
-          </w:tcPr>
-          <w:p>
-            <w:r>
-              <w:t>21 llamadas en 1 minuto desde misma IP → respuesta 429</w:t>
-            </w:r>
-          </w:p>
-        </w:tc>
-      </w:tr>
-      <w:tr>
-        <w:tc>
-          <w:tcPr>
-            <w:tcW w:type="dxa" w:w="2880"/>
-          </w:tcPr>
-          <w:p>
-            <w:r>
-              <w:t>TC-060</w:t>
-            </w:r>
-          </w:p>
-        </w:tc>
-        <w:tc>
-          <w:tcPr>
-            <w:tcW w:type="dxa" w:w="2880"/>
-          </w:tcPr>
-          <w:p>
-            <w:r>
-              <w:t>ARCO-QW6 acuse email</w:t>
-            </w:r>
-          </w:p>
-        </w:tc>
-        <w:tc>
-          <w:tcPr>
-            <w:tcW w:type="dxa" w:w="2880"/>
-          </w:tcPr>
-          <w:p>
-            <w:r>
-              <w:t>POST ticket con titular_email → acuse_enviado_at se popula en BD</w:t>
-            </w:r>
-          </w:p>
-        </w:tc>
-      </w:tr>
-      <w:tr>
-        <w:tc>
-          <w:tcPr>
-            <w:tcW w:type="dxa" w:w="2880"/>
-          </w:tcPr>
-          <w:p>
-            <w:r>
-              <w:t>TC-061</w:t>
-            </w:r>
-          </w:p>
-        </w:tc>
-        <w:tc>
-          <w:tcPr>
-            <w:tcW w:type="dxa" w:w="2880"/>
-          </w:tcPr>
-          <w:p>
-            <w:r>
-              <w:t>ARCO-QW6 sin email</w:t>
-            </w:r>
-          </w:p>
-        </w:tc>
-        <w:tc>
-          <w:tcPr>
-            <w:tcW w:type="dxa" w:w="2880"/>
-          </w:tcPr>
-          <w:p>
-            <w:r>
-              <w:t>POST ticket sin titular_email → no error, acuse_enviado_at=null</w:t>
-            </w:r>
-          </w:p>
-        </w:tc>
-      </w:tr>
-      <w:tr>
-        <w:tc>
-          <w:tcPr>
-            <w:tcW w:type="dxa" w:w="2880"/>
-          </w:tcPr>
-          <w:p>
-            <w:r>
-              <w:t>TC-062</w:t>
-            </w:r>
-          </w:p>
-        </w:tc>
-        <w:tc>
-          <w:tcPr>
-            <w:tcW w:type="dxa" w:w="2880"/>
-          </w:tcPr>
-          <w:p>
-            <w:r>
-              <w:t>Empresas-QW6 tab RATs</w:t>
-            </w:r>
-          </w:p>
-        </w:tc>
-        <w:tc>
-          <w:tcPr>
-            <w:tcW w:type="dxa" w:w="2880"/>
-          </w:tcPr>
-          <w:p>
-            <w:r>
-              <w:t>GET /rats/?company_id=X desde CompanyFichaPanel → retorna RATs de la empresa</w:t>
-            </w:r>
-          </w:p>
-        </w:tc>
-      </w:tr>
-      <w:tr>
-        <w:tc>
-          <w:tcPr>
-            <w:tcW w:type="dxa" w:w="2880"/>
-          </w:tcPr>
-          <w:p>
-            <w:r>
-              <w:t>TC-063</w:t>
-            </w:r>
-          </w:p>
-        </w:tc>
-        <w:tc>
-          <w:tcPr>
-            <w:tcW w:type="dxa" w:w="2880"/>
-          </w:tcPr>
-          <w:p>
-            <w:r>
-              <w:t>APDP nomenclatura</w:t>
-            </w:r>
-          </w:p>
-        </w:tc>
-        <w:tc>
-          <w:tcPr>
-            <w:tcW w:type="dxa" w:w="2880"/>
-          </w:tcPr>
-          <w:p>
-            <w:r>
-              <w:t>GET /rats/export/cni → título contiene 'APDP' (no 'APDC')</w:t>
+            <w:tcW w:type="dxa" w:w="4986"/>
+          </w:tcPr>
+          <w:p>
+            <w:r>
+              <w:rPr>
+                <w:sz w:val="20"/>
+              </w:rPr>
+              <w:t>Marco regulatorio</w:t>
+            </w:r>
+          </w:p>
+        </w:tc>
+        <w:tc>
+          <w:tcPr>
+            <w:tcW w:type="dxa" w:w="4986"/>
+          </w:tcPr>
+          <w:p>
+            <w:r>
+              <w:rPr>
+                <w:sz w:val="20"/>
+              </w:rPr>
+              <w:t>Ley N.° 21.719 de Protección de Datos Personales (Chile)</w:t>
             </w:r>
           </w:p>
         </w:tc>
       </w:tr>
     </w:tbl>
+    <w:p>
+      <w:r>
+        <w:br w:type="page"/>
+      </w:r>
+    </w:p>
     <w:p>
       <w:pPr>
         <w:pStyle w:val="Heading1"/>
       </w:pPr>
       <w:r>
-        <w:t>3. Configuración CI/CD</w:t>
+        <w:t>Tabla de contenido</w:t>
       </w:r>
     </w:p>
     <w:p>
       <w:r>
-        <w:t>El pipeline 'Tests + Coverage' corre en GitHub Actions en cada push a main/qa/develop.</w:t>
-        <w:br/>
-        <w:br/>
-        <w:t>Variables de entorno requeridas en GitHub Secrets:</w:t>
-        <w:br/>
-        <w:t>• TEST_DATABASE_URL — connection string a Neon QA (custodio_test)</w:t>
-        <w:br/>
-        <w:br/>
-        <w:t>Variables hardcodeadas en el workflow (no sensibles):</w:t>
-        <w:br/>
-        <w:t>• ALLOWED_ORIGINS=http://localhost:3000</w:t>
-        <w:br/>
-        <w:t>• ENVIRONMENT=development</w:t>
-        <w:br/>
-        <w:br/>
-        <w:t>El job 'lint' incluye desde v1.13:</w:t>
-        <w:br/>
-        <w:t>• ruff check backend/app/ (falla en E/F errors)</w:t>
-        <w:br/>
-        <w:t>• pip-audit -r backend/requirements.txt --severity critical (bloquea CRITICAL)</w:t>
-        <w:br/>
-        <w:t>• npm run lint (ESLint frontend)</w:t>
+        <w:fldChar w:fldCharType="begin"/>
+        <w:instrText xml:space="preserve">TOC \o "1-3" \h \z \u</w:instrText>
+        <w:fldChar w:fldCharType="separate"/>
+        <w:fldChar w:fldCharType="end"/>
+      </w:r>
+    </w:p>
+    <w:p>
+      <w:r>
+        <w:rPr>
+          <w:i/>
+          <w:color w:val="808080"/>
+          <w:sz w:val="18"/>
+        </w:rPr>
+        <w:t>Sugerencia: en Microsoft Word, presione F9 sobre la tabla para actualizar el contenido y los números de página.</w:t>
       </w:r>
     </w:p>
     <w:p>
@@ -675,242 +1079,4796 @@
         <w:pStyle w:val="Heading1"/>
       </w:pPr>
       <w:r>
-        <w:t>Historial de cambios — v1.13</w:t>
+        <w:t>1. Resumen ejecutivo</w:t>
       </w:r>
     </w:p>
     <w:p>
       <w:r>
         <w:rPr>
-          <w:b/>
+          <w:sz w:val="22"/>
         </w:rPr>
-        <w:t>Versión v1.13 — 2026-09-06</w:t>
+        <w:t>_v1.10 (05-Jul-2026): 9 fixes CRITICOS+ALTOS Iter 12. Score: 6.3/10. pytest: 10/10 PASS (test_rat_tier1_tier2.py). TypeScript: 0 errores._</w:t>
       </w:r>
     </w:p>
     <w:p>
       <w:r>
-        <w:t>Este documento ha sido actualizado desde v1.12 para reflejar los fixes de seguridad, performance y documentación aplicados en la ronda de auditoría QA de septiembre 2026.</w:t>
+        <w:rPr>
+          <w:sz w:val="22"/>
+        </w:rPr>
+        <w:t>QA backend: https://custodio-api-qa.vercel.app. QA frontend: https://custodio-qa.vercel.app.</w:t>
       </w:r>
     </w:p>
     <w:p>
       <w:pPr>
-        <w:pStyle w:val="Heading2"/>
+        <w:pStyle w:val="Heading1"/>
       </w:pPr>
       <w:r>
-        <w:t>Cambios incluidos en esta versión</w:t>
+        <w:t>2. Casos de prueba nuevos (v1.10 — Iter 11+12)</w:t>
+      </w:r>
+    </w:p>
+    <w:tbl>
+      <w:tblPr>
+        <w:tblStyle w:val="TableGrid"/>
+        <w:tblW w:type="auto" w:w="0"/>
+        <w:jc w:val="left"/>
+        <w:tblLook w:firstColumn="1" w:firstRow="1" w:lastColumn="0" w:lastRow="0" w:noHBand="0" w:noVBand="1" w:val="04A0"/>
+      </w:tblPr>
+      <w:tblGrid>
+        <w:gridCol w:w="1425"/>
+        <w:gridCol w:w="1425"/>
+        <w:gridCol w:w="1425"/>
+        <w:gridCol w:w="1425"/>
+        <w:gridCol w:w="1425"/>
+        <w:gridCol w:w="1425"/>
+        <w:gridCol w:w="1425"/>
+      </w:tblGrid>
+      <w:tr>
+        <w:tc>
+          <w:tcPr>
+            <w:tcW w:type="dxa" w:w="567"/>
+            <w:shd w:val="clear" w:color="auto" w:fill="D9E2F3"/>
+            <w:vAlign w:val="center"/>
+          </w:tcPr>
+          <w:p>
+            <w:r/>
+            <w:r>
+              <w:rPr>
+                <w:b/>
+                <w:color w:val="1F497D"/>
+                <w:sz w:val="20"/>
+              </w:rPr>
+              <w:t>ID</w:t>
+            </w:r>
+          </w:p>
+        </w:tc>
+        <w:tc>
+          <w:tcPr>
+            <w:tcW w:type="dxa" w:w="850"/>
+            <w:shd w:val="clear" w:color="auto" w:fill="D9E2F3"/>
+            <w:vAlign w:val="center"/>
+          </w:tcPr>
+          <w:p>
+            <w:r/>
+            <w:r>
+              <w:rPr>
+                <w:b/>
+                <w:color w:val="1F497D"/>
+                <w:sz w:val="20"/>
+              </w:rPr>
+              <w:t>Severidad</w:t>
+            </w:r>
+          </w:p>
+        </w:tc>
+        <w:tc>
+          <w:tcPr>
+            <w:tcW w:type="dxa" w:w="850"/>
+            <w:shd w:val="clear" w:color="auto" w:fill="D9E2F3"/>
+            <w:vAlign w:val="center"/>
+          </w:tcPr>
+          <w:p>
+            <w:r/>
+            <w:r>
+              <w:rPr>
+                <w:b/>
+                <w:color w:val="1F497D"/>
+                <w:sz w:val="20"/>
+              </w:rPr>
+              <w:t>Nivel</w:t>
+            </w:r>
+          </w:p>
+        </w:tc>
+        <w:tc>
+          <w:tcPr>
+            <w:tcW w:type="dxa" w:w="1984"/>
+            <w:shd w:val="clear" w:color="auto" w:fill="D9E2F3"/>
+            <w:vAlign w:val="center"/>
+          </w:tcPr>
+          <w:p>
+            <w:r/>
+            <w:r>
+              <w:rPr>
+                <w:b/>
+                <w:color w:val="1F497D"/>
+                <w:sz w:val="20"/>
+              </w:rPr>
+              <w:t>Descripción</w:t>
+            </w:r>
+          </w:p>
+        </w:tc>
+        <w:tc>
+          <w:tcPr>
+            <w:tcW w:type="dxa" w:w="2551"/>
+            <w:shd w:val="clear" w:color="auto" w:fill="D9E2F3"/>
+            <w:vAlign w:val="center"/>
+          </w:tcPr>
+          <w:p>
+            <w:r/>
+            <w:r>
+              <w:rPr>
+                <w:b/>
+                <w:color w:val="1F497D"/>
+                <w:sz w:val="20"/>
+              </w:rPr>
+              <w:t>Pasos</w:t>
+            </w:r>
+          </w:p>
+        </w:tc>
+        <w:tc>
+          <w:tcPr>
+            <w:tcW w:type="dxa" w:w="1984"/>
+            <w:shd w:val="clear" w:color="auto" w:fill="D9E2F3"/>
+            <w:vAlign w:val="center"/>
+          </w:tcPr>
+          <w:p>
+            <w:r/>
+            <w:r>
+              <w:rPr>
+                <w:b/>
+                <w:color w:val="1F497D"/>
+                <w:sz w:val="20"/>
+              </w:rPr>
+              <w:t>Resultado Esperado</w:t>
+            </w:r>
+          </w:p>
+        </w:tc>
+        <w:tc>
+          <w:tcPr>
+            <w:tcW w:type="dxa" w:w="850"/>
+            <w:shd w:val="clear" w:color="auto" w:fill="D9E2F3"/>
+            <w:vAlign w:val="center"/>
+          </w:tcPr>
+          <w:p>
+            <w:r/>
+            <w:r>
+              <w:rPr>
+                <w:b/>
+                <w:color w:val="1F497D"/>
+                <w:sz w:val="20"/>
+              </w:rPr>
+              <w:t>Framework</w:t>
+            </w:r>
+          </w:p>
+        </w:tc>
+      </w:tr>
+      <w:tr>
+        <w:tc>
+          <w:tcPr>
+            <w:tcW w:type="dxa" w:w="567"/>
+            <w:vAlign w:val="top"/>
+          </w:tcPr>
+          <w:p>
+            <w:r/>
+            <w:r>
+              <w:rPr>
+                <w:b/>
+                <w:sz w:val="20"/>
+              </w:rPr>
+              <w:t>TC-030</w:t>
+            </w:r>
+          </w:p>
+        </w:tc>
+        <w:tc>
+          <w:tcPr>
+            <w:tcW w:type="dxa" w:w="850"/>
+            <w:vAlign w:val="top"/>
+          </w:tcPr>
+          <w:p>
+            <w:r/>
+            <w:r>
+              <w:rPr>
+                <w:sz w:val="20"/>
+              </w:rPr>
+              <w:t>CRÍTICO</w:t>
+            </w:r>
+          </w:p>
+        </w:tc>
+        <w:tc>
+          <w:tcPr>
+            <w:tcW w:type="dxa" w:w="850"/>
+            <w:vAlign w:val="top"/>
+          </w:tcPr>
+          <w:p>
+            <w:r/>
+            <w:r>
+              <w:rPr>
+                <w:sz w:val="20"/>
+              </w:rPr>
+              <w:t>Backend</w:t>
+            </w:r>
+          </w:p>
+        </w:tc>
+        <w:tc>
+          <w:tcPr>
+            <w:tcW w:type="dxa" w:w="1984"/>
+            <w:vAlign w:val="top"/>
+          </w:tcPr>
+          <w:p>
+            <w:r/>
+            <w:r>
+              <w:rPr>
+                <w:sz w:val="20"/>
+              </w:rPr>
+              <w:t>BYTEA archivo_base_legal_datos &gt;10MB → PostgreSQL CHECK constraint violation</w:t>
+            </w:r>
+          </w:p>
+        </w:tc>
+        <w:tc>
+          <w:tcPr>
+            <w:tcW w:type="dxa" w:w="2551"/>
+            <w:vAlign w:val="top"/>
+          </w:tcPr>
+          <w:p>
+            <w:r/>
+            <w:r>
+              <w:rPr>
+                <w:sz w:val="20"/>
+              </w:rPr>
+              <w:t>PUT /rats/{id} con archivo_base_legal_base64 &gt;10MB</w:t>
+            </w:r>
+          </w:p>
+        </w:tc>
+        <w:tc>
+          <w:tcPr>
+            <w:tcW w:type="dxa" w:w="1984"/>
+            <w:vAlign w:val="top"/>
+          </w:tcPr>
+          <w:p>
+            <w:r/>
+            <w:r>
+              <w:rPr>
+                <w:sz w:val="20"/>
+              </w:rPr>
+              <w:t>Error 400 con mensaje 'exceeds maximum size'</w:t>
+            </w:r>
+          </w:p>
+        </w:tc>
+        <w:tc>
+          <w:tcPr>
+            <w:tcW w:type="dxa" w:w="850"/>
+            <w:vAlign w:val="top"/>
+          </w:tcPr>
+          <w:p>
+            <w:r/>
+            <w:r>
+              <w:rPr>
+                <w:sz w:val="20"/>
+              </w:rPr>
+              <w:t>pytest</w:t>
+            </w:r>
+          </w:p>
+        </w:tc>
+      </w:tr>
+      <w:tr>
+        <w:tc>
+          <w:tcPr>
+            <w:tcW w:type="dxa" w:w="567"/>
+            <w:vAlign w:val="top"/>
+          </w:tcPr>
+          <w:p>
+            <w:r/>
+            <w:r>
+              <w:rPr>
+                <w:b/>
+                <w:sz w:val="20"/>
+              </w:rPr>
+              <w:t>TC-031</w:t>
+            </w:r>
+          </w:p>
+        </w:tc>
+        <w:tc>
+          <w:tcPr>
+            <w:tcW w:type="dxa" w:w="850"/>
+            <w:vAlign w:val="top"/>
+          </w:tcPr>
+          <w:p>
+            <w:r/>
+            <w:r>
+              <w:rPr>
+                <w:sz w:val="20"/>
+              </w:rPr>
+              <w:t>CRÍTICO</w:t>
+            </w:r>
+          </w:p>
+        </w:tc>
+        <w:tc>
+          <w:tcPr>
+            <w:tcW w:type="dxa" w:w="850"/>
+            <w:vAlign w:val="top"/>
+          </w:tcPr>
+          <w:p>
+            <w:r/>
+            <w:r>
+              <w:rPr>
+                <w:sz w:val="20"/>
+              </w:rPr>
+              <w:t>Backend</w:t>
+            </w:r>
+          </w:p>
+        </w:tc>
+        <w:tc>
+          <w:tcPr>
+            <w:tcW w:type="dxa" w:w="1984"/>
+            <w:vAlign w:val="top"/>
+          </w:tcPr>
+          <w:p>
+            <w:r/>
+            <w:r>
+              <w:rPr>
+                <w:sz w:val="20"/>
+              </w:rPr>
+              <w:t>BYTEA tkt_adjunto.data &gt;10MB → PostgreSQL CHECK constraint violation</w:t>
+            </w:r>
+          </w:p>
+        </w:tc>
+        <w:tc>
+          <w:tcPr>
+            <w:tcW w:type="dxa" w:w="2551"/>
+            <w:vAlign w:val="top"/>
+          </w:tcPr>
+          <w:p>
+            <w:r/>
+            <w:r>
+              <w:rPr>
+                <w:sz w:val="20"/>
+              </w:rPr>
+              <w:t>POST /tkt-solicitud-derecho/{id}/adjuntos con archivo &gt;10MB</w:t>
+            </w:r>
+          </w:p>
+        </w:tc>
+        <w:tc>
+          <w:tcPr>
+            <w:tcW w:type="dxa" w:w="1984"/>
+            <w:vAlign w:val="top"/>
+          </w:tcPr>
+          <w:p>
+            <w:r/>
+            <w:r>
+              <w:rPr>
+                <w:sz w:val="20"/>
+              </w:rPr>
+              <w:t>Error 400</w:t>
+            </w:r>
+          </w:p>
+        </w:tc>
+        <w:tc>
+          <w:tcPr>
+            <w:tcW w:type="dxa" w:w="850"/>
+            <w:vAlign w:val="top"/>
+          </w:tcPr>
+          <w:p>
+            <w:r/>
+            <w:r>
+              <w:rPr>
+                <w:sz w:val="20"/>
+              </w:rPr>
+              <w:t>pytest</w:t>
+            </w:r>
+          </w:p>
+        </w:tc>
+      </w:tr>
+      <w:tr>
+        <w:tc>
+          <w:tcPr>
+            <w:tcW w:type="dxa" w:w="567"/>
+            <w:vAlign w:val="top"/>
+          </w:tcPr>
+          <w:p>
+            <w:r/>
+            <w:r>
+              <w:rPr>
+                <w:b/>
+                <w:sz w:val="20"/>
+              </w:rPr>
+              <w:t>TC-032</w:t>
+            </w:r>
+          </w:p>
+        </w:tc>
+        <w:tc>
+          <w:tcPr>
+            <w:tcW w:type="dxa" w:w="850"/>
+            <w:vAlign w:val="top"/>
+          </w:tcPr>
+          <w:p>
+            <w:r/>
+            <w:r>
+              <w:rPr>
+                <w:sz w:val="20"/>
+              </w:rPr>
+              <w:t>CRÍTICO</w:t>
+            </w:r>
+          </w:p>
+        </w:tc>
+        <w:tc>
+          <w:tcPr>
+            <w:tcW w:type="dxa" w:w="850"/>
+            <w:vAlign w:val="top"/>
+          </w:tcPr>
+          <w:p>
+            <w:r/>
+            <w:r>
+              <w:rPr>
+                <w:sz w:val="20"/>
+              </w:rPr>
+              <w:t>Backend</w:t>
+            </w:r>
+          </w:p>
+        </w:tc>
+        <w:tc>
+          <w:tcPr>
+            <w:tcW w:type="dxa" w:w="1984"/>
+            <w:vAlign w:val="top"/>
+          </w:tcPr>
+          <w:p>
+            <w:r/>
+            <w:r>
+              <w:rPr>
+                <w:sz w:val="20"/>
+              </w:rPr>
+              <w:t>Test IL con menos de 50 caracteres → Pydantic validation error</w:t>
+            </w:r>
+          </w:p>
+        </w:tc>
+        <w:tc>
+          <w:tcPr>
+            <w:tcW w:type="dxa" w:w="2551"/>
+            <w:vAlign w:val="top"/>
+          </w:tcPr>
+          <w:p>
+            <w:r/>
+            <w:r>
+              <w:rPr>
+                <w:sz w:val="20"/>
+              </w:rPr>
+              <w:t>PUT /rats/{id} con test_interes_legitimo &lt;50 chars</w:t>
+            </w:r>
+          </w:p>
+        </w:tc>
+        <w:tc>
+          <w:tcPr>
+            <w:tcW w:type="dxa" w:w="1984"/>
+            <w:vAlign w:val="top"/>
+          </w:tcPr>
+          <w:p>
+            <w:r/>
+            <w:r>
+              <w:rPr>
+                <w:sz w:val="20"/>
+              </w:rPr>
+              <w:t>Error 422 de Pydantic</w:t>
+            </w:r>
+          </w:p>
+        </w:tc>
+        <w:tc>
+          <w:tcPr>
+            <w:tcW w:type="dxa" w:w="850"/>
+            <w:vAlign w:val="top"/>
+          </w:tcPr>
+          <w:p>
+            <w:r/>
+            <w:r>
+              <w:rPr>
+                <w:sz w:val="20"/>
+              </w:rPr>
+              <w:t>pytest</w:t>
+            </w:r>
+          </w:p>
+        </w:tc>
+      </w:tr>
+      <w:tr>
+        <w:tc>
+          <w:tcPr>
+            <w:tcW w:type="dxa" w:w="567"/>
+            <w:vAlign w:val="top"/>
+          </w:tcPr>
+          <w:p>
+            <w:r/>
+            <w:r>
+              <w:rPr>
+                <w:b/>
+                <w:sz w:val="20"/>
+              </w:rPr>
+              <w:t>TC-033</w:t>
+            </w:r>
+          </w:p>
+        </w:tc>
+        <w:tc>
+          <w:tcPr>
+            <w:tcW w:type="dxa" w:w="850"/>
+            <w:vAlign w:val="top"/>
+          </w:tcPr>
+          <w:p>
+            <w:r/>
+            <w:r>
+              <w:rPr>
+                <w:sz w:val="20"/>
+              </w:rPr>
+              <w:t>CRÍTICO</w:t>
+            </w:r>
+          </w:p>
+        </w:tc>
+        <w:tc>
+          <w:tcPr>
+            <w:tcW w:type="dxa" w:w="850"/>
+            <w:vAlign w:val="top"/>
+          </w:tcPr>
+          <w:p>
+            <w:r/>
+            <w:r>
+              <w:rPr>
+                <w:sz w:val="20"/>
+              </w:rPr>
+              <w:t>Backend</w:t>
+            </w:r>
+          </w:p>
+        </w:tc>
+        <w:tc>
+          <w:tcPr>
+            <w:tcW w:type="dxa" w:w="1984"/>
+            <w:vAlign w:val="top"/>
+          </w:tcPr>
+          <w:p>
+            <w:r/>
+            <w:r>
+              <w:rPr>
+                <w:sz w:val="20"/>
+              </w:rPr>
+              <w:t>PATCH TKT resuelto sin adjuntos → HTTP 400</w:t>
+            </w:r>
+          </w:p>
+        </w:tc>
+        <w:tc>
+          <w:tcPr>
+            <w:tcW w:type="dxa" w:w="2551"/>
+            <w:vAlign w:val="top"/>
+          </w:tcPr>
+          <w:p>
+            <w:r/>
+            <w:r>
+              <w:rPr>
+                <w:sz w:val="20"/>
+              </w:rPr>
+              <w:t>PATCH /tkt-solicitud-derecho/{id} con estado=resuelto sin adjuntos</w:t>
+            </w:r>
+          </w:p>
+        </w:tc>
+        <w:tc>
+          <w:tcPr>
+            <w:tcW w:type="dxa" w:w="1984"/>
+            <w:vAlign w:val="top"/>
+          </w:tcPr>
+          <w:p>
+            <w:r/>
+            <w:r>
+              <w:rPr>
+                <w:sz w:val="20"/>
+              </w:rPr>
+              <w:t>Error 400: 'No se puede resolver sin evidencia'</w:t>
+            </w:r>
+          </w:p>
+        </w:tc>
+        <w:tc>
+          <w:tcPr>
+            <w:tcW w:type="dxa" w:w="850"/>
+            <w:vAlign w:val="top"/>
+          </w:tcPr>
+          <w:p>
+            <w:r/>
+            <w:r>
+              <w:rPr>
+                <w:sz w:val="20"/>
+              </w:rPr>
+              <w:t>pytest</w:t>
+            </w:r>
+          </w:p>
+        </w:tc>
+      </w:tr>
+      <w:tr>
+        <w:tc>
+          <w:tcPr>
+            <w:tcW w:type="dxa" w:w="567"/>
+            <w:vAlign w:val="top"/>
+          </w:tcPr>
+          <w:p>
+            <w:r/>
+            <w:r>
+              <w:rPr>
+                <w:b/>
+                <w:sz w:val="20"/>
+              </w:rPr>
+              <w:t>TC-034</w:t>
+            </w:r>
+          </w:p>
+        </w:tc>
+        <w:tc>
+          <w:tcPr>
+            <w:tcW w:type="dxa" w:w="850"/>
+            <w:vAlign w:val="top"/>
+          </w:tcPr>
+          <w:p>
+            <w:r/>
+            <w:r>
+              <w:rPr>
+                <w:sz w:val="20"/>
+              </w:rPr>
+              <w:t>CRÍTICO</w:t>
+            </w:r>
+          </w:p>
+        </w:tc>
+        <w:tc>
+          <w:tcPr>
+            <w:tcW w:type="dxa" w:w="850"/>
+            <w:vAlign w:val="top"/>
+          </w:tcPr>
+          <w:p>
+            <w:r/>
+            <w:r>
+              <w:rPr>
+                <w:sz w:val="20"/>
+              </w:rPr>
+              <w:t>Backend</w:t>
+            </w:r>
+          </w:p>
+        </w:tc>
+        <w:tc>
+          <w:tcPr>
+            <w:tcW w:type="dxa" w:w="1984"/>
+            <w:vAlign w:val="top"/>
+          </w:tcPr>
+          <w:p>
+            <w:r/>
+            <w:r>
+              <w:rPr>
+                <w:sz w:val="20"/>
+              </w:rPr>
+              <w:t>Hash SHA-256 calculado automáticamente al resolver TKT con adjuntos</w:t>
+            </w:r>
+          </w:p>
+        </w:tc>
+        <w:tc>
+          <w:tcPr>
+            <w:tcW w:type="dxa" w:w="2551"/>
+            <w:vAlign w:val="top"/>
+          </w:tcPr>
+          <w:p>
+            <w:r/>
+            <w:r>
+              <w:rPr>
+                <w:sz w:val="20"/>
+              </w:rPr>
+              <w:t>PATCH /tkt-solicitud-derecho/{id} con adjuntos y estado=resuelto</w:t>
+            </w:r>
+          </w:p>
+        </w:tc>
+        <w:tc>
+          <w:tcPr>
+            <w:tcW w:type="dxa" w:w="1984"/>
+            <w:vAlign w:val="top"/>
+          </w:tcPr>
+          <w:p>
+            <w:r/>
+            <w:r>
+              <w:rPr>
+                <w:sz w:val="20"/>
+              </w:rPr>
+              <w:t>evidencia_respuesta_hash no null en response</w:t>
+            </w:r>
+          </w:p>
+        </w:tc>
+        <w:tc>
+          <w:tcPr>
+            <w:tcW w:type="dxa" w:w="850"/>
+            <w:vAlign w:val="top"/>
+          </w:tcPr>
+          <w:p>
+            <w:r/>
+            <w:r>
+              <w:rPr>
+                <w:sz w:val="20"/>
+              </w:rPr>
+              <w:t>pytest</w:t>
+            </w:r>
+          </w:p>
+        </w:tc>
+      </w:tr>
+      <w:tr>
+        <w:tc>
+          <w:tcPr>
+            <w:tcW w:type="dxa" w:w="567"/>
+            <w:vAlign w:val="top"/>
+          </w:tcPr>
+          <w:p>
+            <w:r/>
+            <w:r>
+              <w:rPr>
+                <w:b/>
+                <w:sz w:val="20"/>
+              </w:rPr>
+              <w:t>TC-035</w:t>
+            </w:r>
+          </w:p>
+        </w:tc>
+        <w:tc>
+          <w:tcPr>
+            <w:tcW w:type="dxa" w:w="850"/>
+            <w:vAlign w:val="top"/>
+          </w:tcPr>
+          <w:p>
+            <w:r/>
+            <w:r>
+              <w:rPr>
+                <w:sz w:val="20"/>
+              </w:rPr>
+              <w:t>ALTO</w:t>
+            </w:r>
+          </w:p>
+        </w:tc>
+        <w:tc>
+          <w:tcPr>
+            <w:tcW w:type="dxa" w:w="850"/>
+            <w:vAlign w:val="top"/>
+          </w:tcPr>
+          <w:p>
+            <w:r/>
+            <w:r>
+              <w:rPr>
+                <w:sz w:val="20"/>
+              </w:rPr>
+              <w:t>Backend</w:t>
+            </w:r>
+          </w:p>
+        </w:tc>
+        <w:tc>
+          <w:tcPr>
+            <w:tcW w:type="dxa" w:w="1984"/>
+            <w:vAlign w:val="top"/>
+          </w:tcPr>
+          <w:p>
+            <w:r/>
+            <w:r>
+              <w:rPr>
+                <w:sz w:val="20"/>
+              </w:rPr>
+              <w:t>causal_rechazo con valor no permitido → Pydantic validation error</w:t>
+            </w:r>
+          </w:p>
+        </w:tc>
+        <w:tc>
+          <w:tcPr>
+            <w:tcW w:type="dxa" w:w="2551"/>
+            <w:vAlign w:val="top"/>
+          </w:tcPr>
+          <w:p>
+            <w:r/>
+            <w:r>
+              <w:rPr>
+                <w:sz w:val="20"/>
+              </w:rPr>
+              <w:t>PATCH /tkt-solicitud-derecho/{id} con causal_rechazo='valor_invalido'</w:t>
+            </w:r>
+          </w:p>
+        </w:tc>
+        <w:tc>
+          <w:tcPr>
+            <w:tcW w:type="dxa" w:w="1984"/>
+            <w:vAlign w:val="top"/>
+          </w:tcPr>
+          <w:p>
+            <w:r/>
+            <w:r>
+              <w:rPr>
+                <w:sz w:val="20"/>
+              </w:rPr>
+              <w:t>Error 422</w:t>
+            </w:r>
+          </w:p>
+        </w:tc>
+        <w:tc>
+          <w:tcPr>
+            <w:tcW w:type="dxa" w:w="850"/>
+            <w:vAlign w:val="top"/>
+          </w:tcPr>
+          <w:p>
+            <w:r/>
+            <w:r>
+              <w:rPr>
+                <w:sz w:val="20"/>
+              </w:rPr>
+              <w:t>pytest</w:t>
+            </w:r>
+          </w:p>
+        </w:tc>
+      </w:tr>
+      <w:tr>
+        <w:tc>
+          <w:tcPr>
+            <w:tcW w:type="dxa" w:w="567"/>
+            <w:vAlign w:val="top"/>
+          </w:tcPr>
+          <w:p>
+            <w:r/>
+            <w:r>
+              <w:rPr>
+                <w:b/>
+                <w:sz w:val="20"/>
+              </w:rPr>
+              <w:t>TC-036</w:t>
+            </w:r>
+          </w:p>
+        </w:tc>
+        <w:tc>
+          <w:tcPr>
+            <w:tcW w:type="dxa" w:w="850"/>
+            <w:vAlign w:val="top"/>
+          </w:tcPr>
+          <w:p>
+            <w:r/>
+            <w:r>
+              <w:rPr>
+                <w:sz w:val="20"/>
+              </w:rPr>
+              <w:t>ALTO</w:t>
+            </w:r>
+          </w:p>
+        </w:tc>
+        <w:tc>
+          <w:tcPr>
+            <w:tcW w:type="dxa" w:w="850"/>
+            <w:vAlign w:val="top"/>
+          </w:tcPr>
+          <w:p>
+            <w:r/>
+            <w:r>
+              <w:rPr>
+                <w:sz w:val="20"/>
+              </w:rPr>
+              <w:t>Backend</w:t>
+            </w:r>
+          </w:p>
+        </w:tc>
+        <w:tc>
+          <w:tcPr>
+            <w:tcW w:type="dxa" w:w="1984"/>
+            <w:vAlign w:val="top"/>
+          </w:tcPr>
+          <w:p>
+            <w:r/>
+            <w:r>
+              <w:rPr>
+                <w:sz w:val="20"/>
+              </w:rPr>
+              <w:t>causal_rechazo obligatorio al rechazar TKT → toast error</w:t>
+            </w:r>
+          </w:p>
+        </w:tc>
+        <w:tc>
+          <w:tcPr>
+            <w:tcW w:type="dxa" w:w="2551"/>
+            <w:vAlign w:val="top"/>
+          </w:tcPr>
+          <w:p>
+            <w:r/>
+            <w:r>
+              <w:rPr>
+                <w:sz w:val="20"/>
+              </w:rPr>
+              <w:t>Intentar guardar respuesta con estado=rechazado y causal_rechazo vacío</w:t>
+            </w:r>
+          </w:p>
+        </w:tc>
+        <w:tc>
+          <w:tcPr>
+            <w:tcW w:type="dxa" w:w="1984"/>
+            <w:vAlign w:val="top"/>
+          </w:tcPr>
+          <w:p>
+            <w:r/>
+            <w:r>
+              <w:rPr>
+                <w:sz w:val="20"/>
+              </w:rPr>
+              <w:t>HTTP 400 o validación frontend</w:t>
+            </w:r>
+          </w:p>
+        </w:tc>
+        <w:tc>
+          <w:tcPr>
+            <w:tcW w:type="dxa" w:w="850"/>
+            <w:vAlign w:val="top"/>
+          </w:tcPr>
+          <w:p>
+            <w:r/>
+            <w:r>
+              <w:rPr>
+                <w:sz w:val="20"/>
+              </w:rPr>
+              <w:t>Playwright</w:t>
+            </w:r>
+          </w:p>
+        </w:tc>
+      </w:tr>
+      <w:tr>
+        <w:tc>
+          <w:tcPr>
+            <w:tcW w:type="dxa" w:w="567"/>
+            <w:vAlign w:val="top"/>
+          </w:tcPr>
+          <w:p>
+            <w:r/>
+            <w:r>
+              <w:rPr>
+                <w:b/>
+                <w:sz w:val="20"/>
+              </w:rPr>
+              <w:t>TC-037</w:t>
+            </w:r>
+          </w:p>
+        </w:tc>
+        <w:tc>
+          <w:tcPr>
+            <w:tcW w:type="dxa" w:w="850"/>
+            <w:vAlign w:val="top"/>
+          </w:tcPr>
+          <w:p>
+            <w:r/>
+            <w:r>
+              <w:rPr>
+                <w:sz w:val="20"/>
+              </w:rPr>
+              <w:t>ALTO</w:t>
+            </w:r>
+          </w:p>
+        </w:tc>
+        <w:tc>
+          <w:tcPr>
+            <w:tcW w:type="dxa" w:w="850"/>
+            <w:vAlign w:val="top"/>
+          </w:tcPr>
+          <w:p>
+            <w:r/>
+            <w:r>
+              <w:rPr>
+                <w:sz w:val="20"/>
+              </w:rPr>
+              <w:t>Backend</w:t>
+            </w:r>
+          </w:p>
+        </w:tc>
+        <w:tc>
+          <w:tcPr>
+            <w:tcW w:type="dxa" w:w="1984"/>
+            <w:vAlign w:val="top"/>
+          </w:tcPr>
+          <w:p>
+            <w:r/>
+            <w:r>
+              <w:rPr>
+                <w:sz w:val="20"/>
+              </w:rPr>
+              <w:t>Notificación APDC enviada al marcar notificado_apdc=true en brecha</w:t>
+            </w:r>
+          </w:p>
+        </w:tc>
+        <w:tc>
+          <w:tcPr>
+            <w:tcW w:type="dxa" w:w="2551"/>
+            <w:vAlign w:val="top"/>
+          </w:tcPr>
+          <w:p>
+            <w:r/>
+            <w:r>
+              <w:rPr>
+                <w:sz w:val="20"/>
+              </w:rPr>
+              <w:t>PUT /brechas/{id} con notificado_apdc=true (primera vez)</w:t>
+            </w:r>
+          </w:p>
+        </w:tc>
+        <w:tc>
+          <w:tcPr>
+            <w:tcW w:type="dxa" w:w="1984"/>
+            <w:vAlign w:val="top"/>
+          </w:tcPr>
+          <w:p>
+            <w:r/>
+            <w:r>
+              <w:rPr>
+                <w:sz w:val="20"/>
+              </w:rPr>
+              <w:t>Email enviado al DPO (logged en DRY_RUN)</w:t>
+            </w:r>
+          </w:p>
+        </w:tc>
+        <w:tc>
+          <w:tcPr>
+            <w:tcW w:type="dxa" w:w="850"/>
+            <w:vAlign w:val="top"/>
+          </w:tcPr>
+          <w:p>
+            <w:r/>
+            <w:r>
+              <w:rPr>
+                <w:sz w:val="20"/>
+              </w:rPr>
+              <w:t>pytest + mock</w:t>
+            </w:r>
+          </w:p>
+        </w:tc>
+      </w:tr>
+      <w:tr>
+        <w:tc>
+          <w:tcPr>
+            <w:tcW w:type="dxa" w:w="567"/>
+            <w:vAlign w:val="top"/>
+          </w:tcPr>
+          <w:p>
+            <w:r/>
+            <w:r>
+              <w:rPr>
+                <w:b/>
+                <w:sz w:val="20"/>
+              </w:rPr>
+              <w:t>TC-038</w:t>
+            </w:r>
+          </w:p>
+        </w:tc>
+        <w:tc>
+          <w:tcPr>
+            <w:tcW w:type="dxa" w:w="850"/>
+            <w:vAlign w:val="top"/>
+          </w:tcPr>
+          <w:p>
+            <w:r/>
+            <w:r>
+              <w:rPr>
+                <w:sz w:val="20"/>
+              </w:rPr>
+              <w:t>ALTO</w:t>
+            </w:r>
+          </w:p>
+        </w:tc>
+        <w:tc>
+          <w:tcPr>
+            <w:tcW w:type="dxa" w:w="850"/>
+            <w:vAlign w:val="top"/>
+          </w:tcPr>
+          <w:p>
+            <w:r/>
+            <w:r>
+              <w:rPr>
+                <w:sz w:val="20"/>
+              </w:rPr>
+              <w:t>Backend</w:t>
+            </w:r>
+          </w:p>
+        </w:tc>
+        <w:tc>
+          <w:tcPr>
+            <w:tcW w:type="dxa" w:w="1984"/>
+            <w:vAlign w:val="top"/>
+          </w:tcPr>
+          <w:p>
+            <w:r/>
+            <w:r>
+              <w:rPr>
+                <w:sz w:val="20"/>
+              </w:rPr>
+              <w:t>pytest test_rat_tier1_tier2.py pasa contra Neon QA</w:t>
+            </w:r>
+          </w:p>
+        </w:tc>
+        <w:tc>
+          <w:tcPr>
+            <w:tcW w:type="dxa" w:w="2551"/>
+            <w:vAlign w:val="top"/>
+          </w:tcPr>
+          <w:p>
+            <w:r/>
+            <w:r>
+              <w:rPr>
+                <w:sz w:val="20"/>
+              </w:rPr>
+              <w:t>python -m pytest tests/test_rat_tier1_tier2.py -v</w:t>
+            </w:r>
+          </w:p>
+        </w:tc>
+        <w:tc>
+          <w:tcPr>
+            <w:tcW w:type="dxa" w:w="1984"/>
+            <w:vAlign w:val="top"/>
+          </w:tcPr>
+          <w:p>
+            <w:r/>
+            <w:r>
+              <w:rPr>
+                <w:sz w:val="20"/>
+              </w:rPr>
+              <w:t>10/10 PASS contra custodio_test Neon QA</w:t>
+            </w:r>
+          </w:p>
+        </w:tc>
+        <w:tc>
+          <w:tcPr>
+            <w:tcW w:type="dxa" w:w="850"/>
+            <w:vAlign w:val="top"/>
+          </w:tcPr>
+          <w:p>
+            <w:r/>
+            <w:r>
+              <w:rPr>
+                <w:sz w:val="20"/>
+              </w:rPr>
+              <w:t>pytest</w:t>
+            </w:r>
+          </w:p>
+        </w:tc>
+      </w:tr>
+      <w:tr>
+        <w:tc>
+          <w:tcPr>
+            <w:tcW w:type="dxa" w:w="567"/>
+            <w:vAlign w:val="top"/>
+          </w:tcPr>
+          <w:p>
+            <w:r/>
+            <w:r>
+              <w:rPr>
+                <w:b/>
+                <w:sz w:val="20"/>
+              </w:rPr>
+              <w:t>TC-039</w:t>
+            </w:r>
+          </w:p>
+        </w:tc>
+        <w:tc>
+          <w:tcPr>
+            <w:tcW w:type="dxa" w:w="850"/>
+            <w:vAlign w:val="top"/>
+          </w:tcPr>
+          <w:p>
+            <w:r/>
+            <w:r>
+              <w:rPr>
+                <w:sz w:val="20"/>
+              </w:rPr>
+              <w:t>CRÍTICO</w:t>
+            </w:r>
+          </w:p>
+        </w:tc>
+        <w:tc>
+          <w:tcPr>
+            <w:tcW w:type="dxa" w:w="850"/>
+            <w:vAlign w:val="top"/>
+          </w:tcPr>
+          <w:p>
+            <w:r/>
+            <w:r>
+              <w:rPr>
+                <w:sz w:val="20"/>
+              </w:rPr>
+              <w:t>Backend</w:t>
+            </w:r>
+          </w:p>
+        </w:tc>
+        <w:tc>
+          <w:tcPr>
+            <w:tcW w:type="dxa" w:w="1984"/>
+            <w:vAlign w:val="top"/>
+          </w:tcPr>
+          <w:p>
+            <w:r/>
+            <w:r>
+              <w:rPr>
+                <w:sz w:val="20"/>
+              </w:rPr>
+              <w:t>IDOR: empresa B no puede ver RAT de empresa A → 404</w:t>
+            </w:r>
+          </w:p>
+        </w:tc>
+        <w:tc>
+          <w:tcPr>
+            <w:tcW w:type="dxa" w:w="2551"/>
+            <w:vAlign w:val="top"/>
+          </w:tcPr>
+          <w:p>
+            <w:r/>
+            <w:r>
+              <w:rPr>
+                <w:sz w:val="20"/>
+              </w:rPr>
+              <w:t>GET /rats/{id} con token empresa B, rat_id de empresa A</w:t>
+            </w:r>
+          </w:p>
+        </w:tc>
+        <w:tc>
+          <w:tcPr>
+            <w:tcW w:type="dxa" w:w="1984"/>
+            <w:vAlign w:val="top"/>
+          </w:tcPr>
+          <w:p>
+            <w:r/>
+            <w:r>
+              <w:rPr>
+                <w:sz w:val="20"/>
+              </w:rPr>
+              <w:t>HTTP 404</w:t>
+            </w:r>
+          </w:p>
+        </w:tc>
+        <w:tc>
+          <w:tcPr>
+            <w:tcW w:type="dxa" w:w="850"/>
+            <w:vAlign w:val="top"/>
+          </w:tcPr>
+          <w:p>
+            <w:r/>
+            <w:r>
+              <w:rPr>
+                <w:sz w:val="20"/>
+              </w:rPr>
+              <w:t>pytest</w:t>
+            </w:r>
+          </w:p>
+        </w:tc>
+      </w:tr>
+      <w:tr>
+        <w:tc>
+          <w:tcPr>
+            <w:tcW w:type="dxa" w:w="567"/>
+            <w:vAlign w:val="top"/>
+          </w:tcPr>
+          <w:p>
+            <w:r/>
+            <w:r>
+              <w:rPr>
+                <w:b/>
+                <w:sz w:val="20"/>
+              </w:rPr>
+              <w:t>TC-040</w:t>
+            </w:r>
+          </w:p>
+        </w:tc>
+        <w:tc>
+          <w:tcPr>
+            <w:tcW w:type="dxa" w:w="850"/>
+            <w:vAlign w:val="top"/>
+          </w:tcPr>
+          <w:p>
+            <w:r/>
+            <w:r>
+              <w:rPr>
+                <w:sz w:val="20"/>
+              </w:rPr>
+              <w:t>CRÍTICO</w:t>
+            </w:r>
+          </w:p>
+        </w:tc>
+        <w:tc>
+          <w:tcPr>
+            <w:tcW w:type="dxa" w:w="850"/>
+            <w:vAlign w:val="top"/>
+          </w:tcPr>
+          <w:p>
+            <w:r/>
+            <w:r>
+              <w:rPr>
+                <w:sz w:val="20"/>
+              </w:rPr>
+              <w:t>Backend</w:t>
+            </w:r>
+          </w:p>
+        </w:tc>
+        <w:tc>
+          <w:tcPr>
+            <w:tcW w:type="dxa" w:w="1984"/>
+            <w:vAlign w:val="top"/>
+          </w:tcPr>
+          <w:p>
+            <w:r/>
+            <w:r>
+              <w:rPr>
+                <w:sz w:val="20"/>
+              </w:rPr>
+              <w:t>IDOR: empresa B no puede actualizar RAT de empresa A → 404</w:t>
+            </w:r>
+          </w:p>
+        </w:tc>
+        <w:tc>
+          <w:tcPr>
+            <w:tcW w:type="dxa" w:w="2551"/>
+            <w:vAlign w:val="top"/>
+          </w:tcPr>
+          <w:p>
+            <w:r/>
+            <w:r>
+              <w:rPr>
+                <w:sz w:val="20"/>
+              </w:rPr>
+              <w:t>PUT /rats/{id} con token empresa B, rat_id de empresa A</w:t>
+            </w:r>
+          </w:p>
+        </w:tc>
+        <w:tc>
+          <w:tcPr>
+            <w:tcW w:type="dxa" w:w="1984"/>
+            <w:vAlign w:val="top"/>
+          </w:tcPr>
+          <w:p>
+            <w:r/>
+            <w:r>
+              <w:rPr>
+                <w:sz w:val="20"/>
+              </w:rPr>
+              <w:t>HTTP 404</w:t>
+            </w:r>
+          </w:p>
+        </w:tc>
+        <w:tc>
+          <w:tcPr>
+            <w:tcW w:type="dxa" w:w="850"/>
+            <w:vAlign w:val="top"/>
+          </w:tcPr>
+          <w:p>
+            <w:r/>
+            <w:r>
+              <w:rPr>
+                <w:sz w:val="20"/>
+              </w:rPr>
+              <w:t>pytest</w:t>
+            </w:r>
+          </w:p>
+        </w:tc>
+      </w:tr>
+      <w:tr>
+        <w:tc>
+          <w:tcPr>
+            <w:tcW w:type="dxa" w:w="567"/>
+            <w:vAlign w:val="top"/>
+          </w:tcPr>
+          <w:p>
+            <w:r/>
+            <w:r>
+              <w:rPr>
+                <w:b/>
+                <w:sz w:val="20"/>
+              </w:rPr>
+              <w:t>TC-041</w:t>
+            </w:r>
+          </w:p>
+        </w:tc>
+        <w:tc>
+          <w:tcPr>
+            <w:tcW w:type="dxa" w:w="850"/>
+            <w:vAlign w:val="top"/>
+          </w:tcPr>
+          <w:p>
+            <w:r/>
+            <w:r>
+              <w:rPr>
+                <w:sz w:val="20"/>
+              </w:rPr>
+              <w:t>CRÍTICO</w:t>
+            </w:r>
+          </w:p>
+        </w:tc>
+        <w:tc>
+          <w:tcPr>
+            <w:tcW w:type="dxa" w:w="850"/>
+            <w:vAlign w:val="top"/>
+          </w:tcPr>
+          <w:p>
+            <w:r/>
+            <w:r>
+              <w:rPr>
+                <w:sz w:val="20"/>
+              </w:rPr>
+              <w:t>Backend</w:t>
+            </w:r>
+          </w:p>
+        </w:tc>
+        <w:tc>
+          <w:tcPr>
+            <w:tcW w:type="dxa" w:w="1984"/>
+            <w:vAlign w:val="top"/>
+          </w:tcPr>
+          <w:p>
+            <w:r/>
+            <w:r>
+              <w:rPr>
+                <w:sz w:val="20"/>
+              </w:rPr>
+              <w:t>IDOR: empresa B no puede eliminar RAT de empresa A → 404</w:t>
+            </w:r>
+          </w:p>
+        </w:tc>
+        <w:tc>
+          <w:tcPr>
+            <w:tcW w:type="dxa" w:w="2551"/>
+            <w:vAlign w:val="top"/>
+          </w:tcPr>
+          <w:p>
+            <w:r/>
+            <w:r>
+              <w:rPr>
+                <w:sz w:val="20"/>
+              </w:rPr>
+              <w:t>DELETE /rats/{id} con token empresa B, rat_id de empresa A</w:t>
+            </w:r>
+          </w:p>
+        </w:tc>
+        <w:tc>
+          <w:tcPr>
+            <w:tcW w:type="dxa" w:w="1984"/>
+            <w:vAlign w:val="top"/>
+          </w:tcPr>
+          <w:p>
+            <w:r/>
+            <w:r>
+              <w:rPr>
+                <w:sz w:val="20"/>
+              </w:rPr>
+              <w:t>HTTP 404</w:t>
+            </w:r>
+          </w:p>
+        </w:tc>
+        <w:tc>
+          <w:tcPr>
+            <w:tcW w:type="dxa" w:w="850"/>
+            <w:vAlign w:val="top"/>
+          </w:tcPr>
+          <w:p>
+            <w:r/>
+            <w:r>
+              <w:rPr>
+                <w:sz w:val="20"/>
+              </w:rPr>
+              <w:t>pytest</w:t>
+            </w:r>
+          </w:p>
+        </w:tc>
+      </w:tr>
+      <w:tr>
+        <w:tc>
+          <w:tcPr>
+            <w:tcW w:type="dxa" w:w="567"/>
+            <w:vAlign w:val="top"/>
+          </w:tcPr>
+          <w:p>
+            <w:r/>
+            <w:r>
+              <w:rPr>
+                <w:b/>
+                <w:sz w:val="20"/>
+              </w:rPr>
+              <w:t>TC-042</w:t>
+            </w:r>
+          </w:p>
+        </w:tc>
+        <w:tc>
+          <w:tcPr>
+            <w:tcW w:type="dxa" w:w="850"/>
+            <w:vAlign w:val="top"/>
+          </w:tcPr>
+          <w:p>
+            <w:r/>
+            <w:r>
+              <w:rPr>
+                <w:sz w:val="20"/>
+              </w:rPr>
+              <w:t>CRÍTICO</w:t>
+            </w:r>
+          </w:p>
+        </w:tc>
+        <w:tc>
+          <w:tcPr>
+            <w:tcW w:type="dxa" w:w="850"/>
+            <w:vAlign w:val="top"/>
+          </w:tcPr>
+          <w:p>
+            <w:r/>
+            <w:r>
+              <w:rPr>
+                <w:sz w:val="20"/>
+              </w:rPr>
+              <w:t>Backend</w:t>
+            </w:r>
+          </w:p>
+        </w:tc>
+        <w:tc>
+          <w:tcPr>
+            <w:tcW w:type="dxa" w:w="1984"/>
+            <w:vAlign w:val="top"/>
+          </w:tcPr>
+          <w:p>
+            <w:r/>
+            <w:r>
+              <w:rPr>
+                <w:sz w:val="20"/>
+              </w:rPr>
+              <w:t>IDOR: empresa B no puede auditar RAT de empresa A → 404</w:t>
+            </w:r>
+          </w:p>
+        </w:tc>
+        <w:tc>
+          <w:tcPr>
+            <w:tcW w:type="dxa" w:w="2551"/>
+            <w:vAlign w:val="top"/>
+          </w:tcPr>
+          <w:p>
+            <w:r/>
+            <w:r>
+              <w:rPr>
+                <w:sz w:val="20"/>
+              </w:rPr>
+              <w:t>GET /rats/{id}/auditoria con token empresa B, rat_id de empresa A</w:t>
+            </w:r>
+          </w:p>
+        </w:tc>
+        <w:tc>
+          <w:tcPr>
+            <w:tcW w:type="dxa" w:w="1984"/>
+            <w:vAlign w:val="top"/>
+          </w:tcPr>
+          <w:p>
+            <w:r/>
+            <w:r>
+              <w:rPr>
+                <w:sz w:val="20"/>
+              </w:rPr>
+              <w:t>HTTP 404</w:t>
+            </w:r>
+          </w:p>
+        </w:tc>
+        <w:tc>
+          <w:tcPr>
+            <w:tcW w:type="dxa" w:w="850"/>
+            <w:vAlign w:val="top"/>
+          </w:tcPr>
+          <w:p>
+            <w:r/>
+            <w:r>
+              <w:rPr>
+                <w:sz w:val="20"/>
+              </w:rPr>
+              <w:t>pytest</w:t>
+            </w:r>
+          </w:p>
+        </w:tc>
+      </w:tr>
+      <w:tr>
+        <w:tc>
+          <w:tcPr>
+            <w:tcW w:type="dxa" w:w="567"/>
+            <w:vAlign w:val="top"/>
+          </w:tcPr>
+          <w:p>
+            <w:r/>
+            <w:r>
+              <w:rPr>
+                <w:b/>
+                <w:sz w:val="20"/>
+              </w:rPr>
+              <w:t>TC-043</w:t>
+            </w:r>
+          </w:p>
+        </w:tc>
+        <w:tc>
+          <w:tcPr>
+            <w:tcW w:type="dxa" w:w="850"/>
+            <w:vAlign w:val="top"/>
+          </w:tcPr>
+          <w:p>
+            <w:r/>
+            <w:r>
+              <w:rPr>
+                <w:sz w:val="20"/>
+              </w:rPr>
+              <w:t>ALTO</w:t>
+            </w:r>
+          </w:p>
+        </w:tc>
+        <w:tc>
+          <w:tcPr>
+            <w:tcW w:type="dxa" w:w="850"/>
+            <w:vAlign w:val="top"/>
+          </w:tcPr>
+          <w:p>
+            <w:r/>
+            <w:r>
+              <w:rPr>
+                <w:sz w:val="20"/>
+              </w:rPr>
+              <w:t>Backend</w:t>
+            </w:r>
+          </w:p>
+        </w:tc>
+        <w:tc>
+          <w:tcPr>
+            <w:tcW w:type="dxa" w:w="1984"/>
+            <w:vAlign w:val="top"/>
+          </w:tcPr>
+          <w:p>
+            <w:r/>
+            <w:r>
+              <w:rPr>
+                <w:sz w:val="20"/>
+              </w:rPr>
+              <w:t>IDOR: superadmin sí puede acceder a RAT de cualquier empresa</w:t>
+            </w:r>
+          </w:p>
+        </w:tc>
+        <w:tc>
+          <w:tcPr>
+            <w:tcW w:type="dxa" w:w="2551"/>
+            <w:vAlign w:val="top"/>
+          </w:tcPr>
+          <w:p>
+            <w:r/>
+            <w:r>
+              <w:rPr>
+                <w:sz w:val="20"/>
+              </w:rPr>
+              <w:t>GET /rats/{id} con token superadmin, rat_id de cualquier empresa</w:t>
+            </w:r>
+          </w:p>
+        </w:tc>
+        <w:tc>
+          <w:tcPr>
+            <w:tcW w:type="dxa" w:w="1984"/>
+            <w:vAlign w:val="top"/>
+          </w:tcPr>
+          <w:p>
+            <w:r/>
+            <w:r>
+              <w:rPr>
+                <w:sz w:val="20"/>
+              </w:rPr>
+              <w:t>HTTP 200</w:t>
+            </w:r>
+          </w:p>
+        </w:tc>
+        <w:tc>
+          <w:tcPr>
+            <w:tcW w:type="dxa" w:w="850"/>
+            <w:vAlign w:val="top"/>
+          </w:tcPr>
+          <w:p>
+            <w:r/>
+            <w:r>
+              <w:rPr>
+                <w:sz w:val="20"/>
+              </w:rPr>
+              <w:t>pytest</w:t>
+            </w:r>
+          </w:p>
+        </w:tc>
+      </w:tr>
+      <w:tr>
+        <w:tc>
+          <w:tcPr>
+            <w:tcW w:type="dxa" w:w="567"/>
+            <w:vAlign w:val="top"/>
+          </w:tcPr>
+          <w:p>
+            <w:r/>
+            <w:r>
+              <w:rPr>
+                <w:b/>
+                <w:sz w:val="20"/>
+              </w:rPr>
+              <w:t>TC-044</w:t>
+            </w:r>
+          </w:p>
+        </w:tc>
+        <w:tc>
+          <w:tcPr>
+            <w:tcW w:type="dxa" w:w="850"/>
+            <w:vAlign w:val="top"/>
+          </w:tcPr>
+          <w:p>
+            <w:r/>
+            <w:r>
+              <w:rPr>
+                <w:sz w:val="20"/>
+              </w:rPr>
+              <w:t>ALTO</w:t>
+            </w:r>
+          </w:p>
+        </w:tc>
+        <w:tc>
+          <w:tcPr>
+            <w:tcW w:type="dxa" w:w="850"/>
+            <w:vAlign w:val="top"/>
+          </w:tcPr>
+          <w:p>
+            <w:r/>
+            <w:r>
+              <w:rPr>
+                <w:sz w:val="20"/>
+              </w:rPr>
+              <w:t>Backend</w:t>
+            </w:r>
+          </w:p>
+        </w:tc>
+        <w:tc>
+          <w:tcPr>
+            <w:tcW w:type="dxa" w:w="1984"/>
+            <w:vAlign w:val="top"/>
+          </w:tcPr>
+          <w:p>
+            <w:r/>
+            <w:r>
+              <w:rPr>
+                <w:sz w:val="20"/>
+              </w:rPr>
+              <w:t>base_legal_valida rechaza valor no enumerado</w:t>
+            </w:r>
+          </w:p>
+        </w:tc>
+        <w:tc>
+          <w:tcPr>
+            <w:tcW w:type="dxa" w:w="2551"/>
+            <w:vAlign w:val="top"/>
+          </w:tcPr>
+          <w:p>
+            <w:r/>
+            <w:r>
+              <w:rPr>
+                <w:sz w:val="20"/>
+              </w:rPr>
+              <w:t>POST /rats/ con base_legal='valor_invalido'</w:t>
+            </w:r>
+          </w:p>
+        </w:tc>
+        <w:tc>
+          <w:tcPr>
+            <w:tcW w:type="dxa" w:w="1984"/>
+            <w:vAlign w:val="top"/>
+          </w:tcPr>
+          <w:p>
+            <w:r/>
+            <w:r>
+              <w:rPr>
+                <w:sz w:val="20"/>
+              </w:rPr>
+              <w:t>HTTP 422</w:t>
+            </w:r>
+          </w:p>
+        </w:tc>
+        <w:tc>
+          <w:tcPr>
+            <w:tcW w:type="dxa" w:w="850"/>
+            <w:vAlign w:val="top"/>
+          </w:tcPr>
+          <w:p>
+            <w:r/>
+            <w:r>
+              <w:rPr>
+                <w:sz w:val="20"/>
+              </w:rPr>
+              <w:t>pytest</w:t>
+            </w:r>
+          </w:p>
+        </w:tc>
+      </w:tr>
+      <w:tr>
+        <w:tc>
+          <w:tcPr>
+            <w:tcW w:type="dxa" w:w="567"/>
+            <w:vAlign w:val="top"/>
+          </w:tcPr>
+          <w:p>
+            <w:r/>
+            <w:r>
+              <w:rPr>
+                <w:b/>
+                <w:sz w:val="20"/>
+              </w:rPr>
+              <w:t>TC-045</w:t>
+            </w:r>
+          </w:p>
+        </w:tc>
+        <w:tc>
+          <w:tcPr>
+            <w:tcW w:type="dxa" w:w="850"/>
+            <w:vAlign w:val="top"/>
+          </w:tcPr>
+          <w:p>
+            <w:r/>
+            <w:r>
+              <w:rPr>
+                <w:sz w:val="20"/>
+              </w:rPr>
+              <w:t>ALTO</w:t>
+            </w:r>
+          </w:p>
+        </w:tc>
+        <w:tc>
+          <w:tcPr>
+            <w:tcW w:type="dxa" w:w="850"/>
+            <w:vAlign w:val="top"/>
+          </w:tcPr>
+          <w:p>
+            <w:r/>
+            <w:r>
+              <w:rPr>
+                <w:sz w:val="20"/>
+              </w:rPr>
+              <w:t>Frontend</w:t>
+            </w:r>
+          </w:p>
+        </w:tc>
+        <w:tc>
+          <w:tcPr>
+            <w:tcW w:type="dxa" w:w="1984"/>
+            <w:vAlign w:val="top"/>
+          </w:tcPr>
+          <w:p>
+            <w:r/>
+            <w:r>
+              <w:rPr>
+                <w:sz w:val="20"/>
+              </w:rPr>
+              <w:t>ConsentimientoAlert: toast error si datos_sensibles=True sin consentimiento activo</w:t>
+            </w:r>
+          </w:p>
+        </w:tc>
+        <w:tc>
+          <w:tcPr>
+            <w:tcW w:type="dxa" w:w="2551"/>
+            <w:vAlign w:val="top"/>
+          </w:tcPr>
+          <w:p>
+            <w:r/>
+            <w:r>
+              <w:rPr>
+                <w:sz w:val="20"/>
+              </w:rPr>
+              <w:t>Editar RAT con datos_sensibles=True, no crear consentimiento antes</w:t>
+            </w:r>
+          </w:p>
+        </w:tc>
+        <w:tc>
+          <w:tcPr>
+            <w:tcW w:type="dxa" w:w="1984"/>
+            <w:vAlign w:val="top"/>
+          </w:tcPr>
+          <w:p>
+            <w:r/>
+            <w:r>
+              <w:rPr>
+                <w:sz w:val="20"/>
+              </w:rPr>
+              <w:t>Toast error, no se guarda</w:t>
+            </w:r>
+          </w:p>
+        </w:tc>
+        <w:tc>
+          <w:tcPr>
+            <w:tcW w:type="dxa" w:w="850"/>
+            <w:vAlign w:val="top"/>
+          </w:tcPr>
+          <w:p>
+            <w:r/>
+            <w:r>
+              <w:rPr>
+                <w:sz w:val="20"/>
+              </w:rPr>
+              <w:t>Playwright</w:t>
+            </w:r>
+          </w:p>
+        </w:tc>
+      </w:tr>
+      <w:tr>
+        <w:tc>
+          <w:tcPr>
+            <w:tcW w:type="dxa" w:w="567"/>
+            <w:vAlign w:val="top"/>
+          </w:tcPr>
+          <w:p>
+            <w:r/>
+            <w:r>
+              <w:rPr>
+                <w:b/>
+                <w:sz w:val="20"/>
+              </w:rPr>
+              <w:t>TC-046</w:t>
+            </w:r>
+          </w:p>
+        </w:tc>
+        <w:tc>
+          <w:tcPr>
+            <w:tcW w:type="dxa" w:w="850"/>
+            <w:vAlign w:val="top"/>
+          </w:tcPr>
+          <w:p>
+            <w:r/>
+            <w:r>
+              <w:rPr>
+                <w:sz w:val="20"/>
+              </w:rPr>
+              <w:t>MEDIO</w:t>
+            </w:r>
+          </w:p>
+        </w:tc>
+        <w:tc>
+          <w:tcPr>
+            <w:tcW w:type="dxa" w:w="850"/>
+            <w:vAlign w:val="top"/>
+          </w:tcPr>
+          <w:p>
+            <w:r/>
+            <w:r>
+              <w:rPr>
+                <w:sz w:val="20"/>
+              </w:rPr>
+              <w:t>Backend</w:t>
+            </w:r>
+          </w:p>
+        </w:tc>
+        <w:tc>
+          <w:tcPr>
+            <w:tcW w:type="dxa" w:w="1984"/>
+            <w:vAlign w:val="top"/>
+          </w:tcPr>
+          <w:p>
+            <w:r/>
+            <w:r>
+              <w:rPr>
+                <w:sz w:val="20"/>
+              </w:rPr>
+              <w:t>PDF con títulos de sección (PASO 1 — IDENTIFICACIÓN, etc.)</w:t>
+            </w:r>
+          </w:p>
+        </w:tc>
+        <w:tc>
+          <w:tcPr>
+            <w:tcW w:type="dxa" w:w="2551"/>
+            <w:vAlign w:val="top"/>
+          </w:tcPr>
+          <w:p>
+            <w:r/>
+            <w:r>
+              <w:rPr>
+                <w:sz w:val="20"/>
+              </w:rPr>
+              <w:t>GET /rats/{id}/export/pdf y verificar contenido</w:t>
+            </w:r>
+          </w:p>
+        </w:tc>
+        <w:tc>
+          <w:tcPr>
+            <w:tcW w:type="dxa" w:w="1984"/>
+            <w:vAlign w:val="top"/>
+          </w:tcPr>
+          <w:p>
+            <w:r/>
+            <w:r>
+              <w:rPr>
+                <w:sz w:val="20"/>
+              </w:rPr>
+              <w:t>PDF contiene títulos con COLOR_PRIMARIO</w:t>
+            </w:r>
+          </w:p>
+        </w:tc>
+        <w:tc>
+          <w:tcPr>
+            <w:tcW w:type="dxa" w:w="850"/>
+            <w:vAlign w:val="top"/>
+          </w:tcPr>
+          <w:p>
+            <w:r/>
+            <w:r>
+              <w:rPr>
+                <w:sz w:val="20"/>
+              </w:rPr>
+              <w:t>pytest + pdfminer</w:t>
+            </w:r>
+          </w:p>
+        </w:tc>
+      </w:tr>
+    </w:tbl>
+    <w:p>
+      <w:pPr>
+        <w:pStyle w:val="Heading1"/>
+      </w:pPr>
+      <w:r>
+        <w:t>3. Resumen de cobertura</w:t>
+      </w:r>
+    </w:p>
+    <w:tbl>
+      <w:tblPr>
+        <w:tblStyle w:val="TableGrid"/>
+        <w:tblW w:type="auto" w:w="0"/>
+        <w:jc w:val="left"/>
+        <w:tblLook w:firstColumn="1" w:firstRow="1" w:lastColumn="0" w:lastRow="0" w:noHBand="0" w:noVBand="1" w:val="04A0"/>
+      </w:tblPr>
+      <w:tblGrid>
+        <w:gridCol w:w="1994"/>
+        <w:gridCol w:w="1994"/>
+        <w:gridCol w:w="1994"/>
+        <w:gridCol w:w="1994"/>
+        <w:gridCol w:w="1994"/>
+      </w:tblGrid>
+      <w:tr>
+        <w:tc>
+          <w:tcPr>
+            <w:tcW w:type="dxa" w:w="1417"/>
+            <w:shd w:val="clear" w:color="auto" w:fill="D9E2F3"/>
+            <w:vAlign w:val="center"/>
+          </w:tcPr>
+          <w:p>
+            <w:r/>
+            <w:r>
+              <w:rPr>
+                <w:b/>
+                <w:color w:val="1F497D"/>
+                <w:sz w:val="20"/>
+              </w:rPr>
+              <w:t>Tipo</w:t>
+            </w:r>
+          </w:p>
+        </w:tc>
+        <w:tc>
+          <w:tcPr>
+            <w:tcW w:type="dxa" w:w="850"/>
+            <w:shd w:val="clear" w:color="auto" w:fill="D9E2F3"/>
+            <w:vAlign w:val="center"/>
+          </w:tcPr>
+          <w:p>
+            <w:r/>
+            <w:r>
+              <w:rPr>
+                <w:b/>
+                <w:color w:val="1F497D"/>
+                <w:sz w:val="20"/>
+              </w:rPr>
+              <w:t>Cantidad</w:t>
+            </w:r>
+          </w:p>
+        </w:tc>
+        <w:tc>
+          <w:tcPr>
+            <w:tcW w:type="dxa" w:w="1134"/>
+            <w:shd w:val="clear" w:color="auto" w:fill="D9E2F3"/>
+            <w:vAlign w:val="center"/>
+          </w:tcPr>
+          <w:p>
+            <w:r/>
+            <w:r>
+              <w:rPr>
+                <w:b/>
+                <w:color w:val="1F497D"/>
+                <w:sz w:val="20"/>
+              </w:rPr>
+              <w:t>Framework</w:t>
+            </w:r>
+          </w:p>
+        </w:tc>
+        <w:tc>
+          <w:tcPr>
+            <w:tcW w:type="dxa" w:w="1984"/>
+            <w:shd w:val="clear" w:color="auto" w:fill="D9E2F3"/>
+            <w:vAlign w:val="center"/>
+          </w:tcPr>
+          <w:p>
+            <w:r/>
+            <w:r>
+              <w:rPr>
+                <w:b/>
+                <w:color w:val="1F497D"/>
+                <w:sz w:val="20"/>
+              </w:rPr>
+              <w:t>Alcance</w:t>
+            </w:r>
+          </w:p>
+        </w:tc>
+        <w:tc>
+          <w:tcPr>
+            <w:tcW w:type="dxa" w:w="1701"/>
+            <w:shd w:val="clear" w:color="auto" w:fill="D9E2F3"/>
+            <w:vAlign w:val="center"/>
+          </w:tcPr>
+          <w:p>
+            <w:r/>
+            <w:r>
+              <w:rPr>
+                <w:b/>
+                <w:color w:val="1F497D"/>
+                <w:sz w:val="20"/>
+              </w:rPr>
+              <w:t>Estado</w:t>
+            </w:r>
+          </w:p>
+        </w:tc>
+      </w:tr>
+      <w:tr>
+        <w:tc>
+          <w:tcPr>
+            <w:tcW w:type="dxa" w:w="1417"/>
+            <w:vAlign w:val="top"/>
+          </w:tcPr>
+          <w:p>
+            <w:r/>
+            <w:r>
+              <w:rPr>
+                <w:sz w:val="20"/>
+              </w:rPr>
+              <w:t>Backend pytest</w:t>
+            </w:r>
+          </w:p>
+        </w:tc>
+        <w:tc>
+          <w:tcPr>
+            <w:tcW w:type="dxa" w:w="850"/>
+            <w:vAlign w:val="top"/>
+          </w:tcPr>
+          <w:p>
+            <w:r/>
+            <w:r>
+              <w:rPr>
+                <w:sz w:val="20"/>
+              </w:rPr>
+              <w:t>~240 tests</w:t>
+            </w:r>
+          </w:p>
+        </w:tc>
+        <w:tc>
+          <w:tcPr>
+            <w:tcW w:type="dxa" w:w="1134"/>
+            <w:vAlign w:val="top"/>
+          </w:tcPr>
+          <w:p>
+            <w:r/>
+            <w:r>
+              <w:rPr>
+                <w:sz w:val="20"/>
+              </w:rPr>
+              <w:t>pytest + httpx</w:t>
+            </w:r>
+          </w:p>
+        </w:tc>
+        <w:tc>
+          <w:tcPr>
+            <w:tcW w:type="dxa" w:w="1984"/>
+            <w:vAlign w:val="top"/>
+          </w:tcPr>
+          <w:p>
+            <w:r/>
+            <w:r>
+              <w:rPr>
+                <w:sz w:val="20"/>
+              </w:rPr>
+              <w:t>8 nuevos en TC-039 a TC-046</w:t>
+            </w:r>
+          </w:p>
+        </w:tc>
+        <w:tc>
+          <w:tcPr>
+            <w:tcW w:type="dxa" w:w="1701"/>
+            <w:vAlign w:val="top"/>
+          </w:tcPr>
+          <w:p>
+            <w:r/>
+            <w:r>
+              <w:rPr>
+                <w:sz w:val="20"/>
+              </w:rPr>
+              <w:t>230+ passing</w:t>
+            </w:r>
+          </w:p>
+        </w:tc>
+      </w:tr>
+      <w:tr>
+        <w:tc>
+          <w:tcPr>
+            <w:tcW w:type="dxa" w:w="1417"/>
+            <w:vAlign w:val="top"/>
+          </w:tcPr>
+          <w:p>
+            <w:r/>
+            <w:r>
+              <w:rPr>
+                <w:sz w:val="20"/>
+              </w:rPr>
+              <w:t>Frontend TypeScript</w:t>
+            </w:r>
+          </w:p>
+        </w:tc>
+        <w:tc>
+          <w:tcPr>
+            <w:tcW w:type="dxa" w:w="850"/>
+            <w:vAlign w:val="top"/>
+          </w:tcPr>
+          <w:p>
+            <w:r/>
+            <w:r>
+              <w:rPr>
+                <w:sz w:val="20"/>
+              </w:rPr>
+              <w:t>0 errors</w:t>
+            </w:r>
+          </w:p>
+        </w:tc>
+        <w:tc>
+          <w:tcPr>
+            <w:tcW w:type="dxa" w:w="1134"/>
+            <w:vAlign w:val="top"/>
+          </w:tcPr>
+          <w:p>
+            <w:r/>
+            <w:r>
+              <w:rPr>
+                <w:sz w:val="20"/>
+              </w:rPr>
+              <w:t>tsc --noEmit</w:t>
+            </w:r>
+          </w:p>
+        </w:tc>
+        <w:tc>
+          <w:tcPr>
+            <w:tcW w:type="dxa" w:w="1984"/>
+            <w:vAlign w:val="top"/>
+          </w:tcPr>
+          <w:p>
+            <w:r/>
+            <w:r>
+              <w:rPr>
+                <w:sz w:val="20"/>
+              </w:rPr>
+              <w:t>Sin cambios en types</w:t>
+            </w:r>
+          </w:p>
+        </w:tc>
+        <w:tc>
+          <w:tcPr>
+            <w:tcW w:type="dxa" w:w="1701"/>
+            <w:vAlign w:val="top"/>
+          </w:tcPr>
+          <w:p>
+            <w:r/>
+            <w:r>
+              <w:rPr>
+                <w:sz w:val="20"/>
+              </w:rPr>
+              <w:t>0 errors</w:t>
+            </w:r>
+          </w:p>
+        </w:tc>
+      </w:tr>
+      <w:tr>
+        <w:tc>
+          <w:tcPr>
+            <w:tcW w:type="dxa" w:w="1417"/>
+            <w:vAlign w:val="top"/>
+          </w:tcPr>
+          <w:p>
+            <w:r/>
+            <w:r>
+              <w:rPr>
+                <w:sz w:val="20"/>
+              </w:rPr>
+              <w:t>Integration</w:t>
+            </w:r>
+          </w:p>
+        </w:tc>
+        <w:tc>
+          <w:tcPr>
+            <w:tcW w:type="dxa" w:w="850"/>
+            <w:vAlign w:val="top"/>
+          </w:tcPr>
+          <w:p>
+            <w:r/>
+            <w:r>
+              <w:rPr>
+                <w:sz w:val="20"/>
+              </w:rPr>
+              <w:t>QA Neon</w:t>
+            </w:r>
+          </w:p>
+        </w:tc>
+        <w:tc>
+          <w:tcPr>
+            <w:tcW w:type="dxa" w:w="1134"/>
+            <w:vAlign w:val="top"/>
+          </w:tcPr>
+          <w:p>
+            <w:r/>
+            <w:r>
+              <w:rPr>
+                <w:sz w:val="20"/>
+              </w:rPr>
+              <w:t>Neon PostgreSQL</w:t>
+            </w:r>
+          </w:p>
+        </w:tc>
+        <w:tc>
+          <w:tcPr>
+            <w:tcW w:type="dxa" w:w="1984"/>
+            <w:vAlign w:val="top"/>
+          </w:tcPr>
+          <w:p>
+            <w:r/>
+            <w:r>
+              <w:rPr>
+                <w:sz w:val="20"/>
+              </w:rPr>
+              <w:t>custodio_test + neondb</w:t>
+            </w:r>
+          </w:p>
+        </w:tc>
+        <w:tc>
+          <w:tcPr>
+            <w:tcW w:type="dxa" w:w="1701"/>
+            <w:vAlign w:val="top"/>
+          </w:tcPr>
+          <w:p>
+            <w:r/>
+            <w:r>
+              <w:rPr>
+                <w:sz w:val="20"/>
+              </w:rPr>
+              <w:t>OK</w:t>
+            </w:r>
+          </w:p>
+        </w:tc>
+      </w:tr>
+    </w:tbl>
+    <w:p/>
+    <w:p>
+      <w:pPr>
+        <w:jc w:val="center"/>
+      </w:pPr>
+      <w:r>
+        <w:rPr>
+          <w:i/>
+          <w:color w:val="808080"/>
+          <w:sz w:val="20"/>
+        </w:rPr>
+        <w:t>—  Fin del documento  —</w:t>
       </w:r>
     </w:p>
     <w:p>
       <w:pPr>
-        <w:pStyle w:val="ListBullet"/>
+        <w:pStyle w:val="Heading1"/>
       </w:pPr>
       <w:r>
-        <w:rPr>
-          <w:b/>
-        </w:rPr>
-        <w:t xml:space="preserve">Seguridad — RBAC Discovery: </w:t>
-      </w:r>
-      <w:r>
-        <w:t>Endpoints de escritura en /discovery/ (POST sources, PATCH sources, DELETE sources, POST scan, POST scan/manual, PATCH findings/vincular-rat) ahora exigen rol 'editor' o 'admin' per-empresa. Un usuario con rol 'viewer' ya no puede crear fuentes de datos ni ejecutar escaneos.</w:t>
+        <w:t>Casos de Prueba v1.11 — QA Total (22 Ago 2026)</w:t>
       </w:r>
     </w:p>
     <w:p>
+      <w:r>
+        <w:rPr>
+          <w:i/>
+          <w:sz w:val="20"/>
+        </w:rPr>
+        <w:t>v1.11: QA Total completado. 78 fallos → 0. Suite final: 732 tests, 0 fallos.</w:t>
+      </w:r>
+    </w:p>
+    <w:tbl>
+      <w:tblPr>
+        <w:tblStyle w:val="TableGrid"/>
+        <w:tblW w:type="auto" w:w="0"/>
+        <w:tblLook w:firstColumn="1" w:firstRow="1" w:lastColumn="0" w:lastRow="0" w:noHBand="0" w:noVBand="1" w:val="04A0"/>
+      </w:tblPr>
+      <w:tblGrid>
+        <w:gridCol w:w="1425"/>
+        <w:gridCol w:w="1425"/>
+        <w:gridCol w:w="1425"/>
+        <w:gridCol w:w="1425"/>
+        <w:gridCol w:w="1425"/>
+        <w:gridCol w:w="1425"/>
+        <w:gridCol w:w="1425"/>
+      </w:tblGrid>
+      <w:tr>
+        <w:tc>
+          <w:tcPr>
+            <w:tcW w:type="dxa" w:w="680"/>
+            <w:shd w:val="clear" w:color="auto" w:fill="1F497D"/>
+          </w:tcPr>
+          <w:p>
+            <w:r>
+              <w:rPr>
+                <w:b/>
+                <w:color w:val="FFFFFF"/>
+                <w:sz w:val="18"/>
+              </w:rPr>
+              <w:t>ID</w:t>
+            </w:r>
+          </w:p>
+        </w:tc>
+        <w:tc>
+          <w:tcPr>
+            <w:tcW w:type="dxa" w:w="737"/>
+            <w:shd w:val="clear" w:color="auto" w:fill="1F497D"/>
+          </w:tcPr>
+          <w:p>
+            <w:r>
+              <w:rPr>
+                <w:b/>
+                <w:color w:val="FFFFFF"/>
+                <w:sz w:val="18"/>
+              </w:rPr>
+              <w:t>Sev.</w:t>
+            </w:r>
+          </w:p>
+        </w:tc>
+        <w:tc>
+          <w:tcPr>
+            <w:tcW w:type="dxa" w:w="850"/>
+            <w:shd w:val="clear" w:color="auto" w:fill="1F497D"/>
+          </w:tcPr>
+          <w:p>
+            <w:r>
+              <w:rPr>
+                <w:b/>
+                <w:color w:val="FFFFFF"/>
+                <w:sz w:val="18"/>
+              </w:rPr>
+              <w:t>Nivel</w:t>
+            </w:r>
+          </w:p>
+        </w:tc>
+        <w:tc>
+          <w:tcPr>
+            <w:tcW w:type="dxa" w:w="1984"/>
+            <w:shd w:val="clear" w:color="auto" w:fill="1F497D"/>
+          </w:tcPr>
+          <w:p>
+            <w:r>
+              <w:rPr>
+                <w:b/>
+                <w:color w:val="FFFFFF"/>
+                <w:sz w:val="18"/>
+              </w:rPr>
+              <w:t>Descripción</w:t>
+            </w:r>
+          </w:p>
+        </w:tc>
+        <w:tc>
+          <w:tcPr>
+            <w:tcW w:type="dxa" w:w="2551"/>
+            <w:shd w:val="clear" w:color="auto" w:fill="1F497D"/>
+          </w:tcPr>
+          <w:p>
+            <w:r>
+              <w:rPr>
+                <w:b/>
+                <w:color w:val="FFFFFF"/>
+                <w:sz w:val="18"/>
+              </w:rPr>
+              <w:t>Pasos</w:t>
+            </w:r>
+          </w:p>
+        </w:tc>
+        <w:tc>
+          <w:tcPr>
+            <w:tcW w:type="dxa" w:w="1984"/>
+            <w:shd w:val="clear" w:color="auto" w:fill="1F497D"/>
+          </w:tcPr>
+          <w:p>
+            <w:r>
+              <w:rPr>
+                <w:b/>
+                <w:color w:val="FFFFFF"/>
+                <w:sz w:val="18"/>
+              </w:rPr>
+              <w:t>Resultado Esperado</w:t>
+            </w:r>
+          </w:p>
+        </w:tc>
+        <w:tc>
+          <w:tcPr>
+            <w:tcW w:type="dxa" w:w="850"/>
+            <w:shd w:val="clear" w:color="auto" w:fill="1F497D"/>
+          </w:tcPr>
+          <w:p>
+            <w:r>
+              <w:rPr>
+                <w:b/>
+                <w:color w:val="FFFFFF"/>
+                <w:sz w:val="18"/>
+              </w:rPr>
+              <w:t>Framework</w:t>
+            </w:r>
+          </w:p>
+        </w:tc>
+      </w:tr>
+      <w:tr>
+        <w:tc>
+          <w:tcPr>
+            <w:tcW w:type="dxa" w:w="680"/>
+          </w:tcPr>
+          <w:p>
+            <w:r>
+              <w:rPr>
+                <w:sz w:val="18"/>
+              </w:rPr>
+              <w:t>TC-047</w:t>
+            </w:r>
+          </w:p>
+        </w:tc>
+        <w:tc>
+          <w:tcPr>
+            <w:tcW w:type="dxa" w:w="737"/>
+          </w:tcPr>
+          <w:p>
+            <w:r>
+              <w:rPr>
+                <w:sz w:val="18"/>
+              </w:rPr>
+              <w:t>CRÍTICO</w:t>
+            </w:r>
+          </w:p>
+        </w:tc>
+        <w:tc>
+          <w:tcPr>
+            <w:tcW w:type="dxa" w:w="850"/>
+          </w:tcPr>
+          <w:p>
+            <w:r>
+              <w:rPr>
+                <w:sz w:val="18"/>
+              </w:rPr>
+              <w:t>Backend</w:t>
+            </w:r>
+          </w:p>
+        </w:tc>
+        <w:tc>
+          <w:tcPr>
+            <w:tcW w:type="dxa" w:w="1984"/>
+          </w:tcPr>
+          <w:p>
+            <w:r>
+              <w:rPr>
+                <w:sz w:val="18"/>
+              </w:rPr>
+              <w:t>PATCH TKT resuelto CON metodo_verificacion_identidad → 200</w:t>
+            </w:r>
+          </w:p>
+        </w:tc>
+        <w:tc>
+          <w:tcPr>
+            <w:tcW w:type="dxa" w:w="2551"/>
+          </w:tcPr>
+          <w:p>
+            <w:r>
+              <w:rPr>
+                <w:sz w:val="18"/>
+              </w:rPr>
+              <w:t>PATCH /tkt-solicitud-derecho/{id} con estado=resuelto + metodo_verificacion_identidad</w:t>
+            </w:r>
+          </w:p>
+        </w:tc>
+        <w:tc>
+          <w:tcPr>
+            <w:tcW w:type="dxa" w:w="1984"/>
+          </w:tcPr>
+          <w:p>
+            <w:r>
+              <w:rPr>
+                <w:sz w:val="18"/>
+              </w:rPr>
+              <w:t>HTTP 200, estado=resuelto</w:t>
+            </w:r>
+          </w:p>
+        </w:tc>
+        <w:tc>
+          <w:tcPr>
+            <w:tcW w:type="dxa" w:w="850"/>
+          </w:tcPr>
+          <w:p>
+            <w:r>
+              <w:rPr>
+                <w:sz w:val="18"/>
+              </w:rPr>
+              <w:t>pytest</w:t>
+            </w:r>
+          </w:p>
+        </w:tc>
+      </w:tr>
+      <w:tr>
+        <w:tc>
+          <w:tcPr>
+            <w:tcW w:type="dxa" w:w="680"/>
+          </w:tcPr>
+          <w:p>
+            <w:r>
+              <w:rPr>
+                <w:sz w:val="18"/>
+              </w:rPr>
+              <w:t>TC-048</w:t>
+            </w:r>
+          </w:p>
+        </w:tc>
+        <w:tc>
+          <w:tcPr>
+            <w:tcW w:type="dxa" w:w="737"/>
+          </w:tcPr>
+          <w:p>
+            <w:r>
+              <w:rPr>
+                <w:sz w:val="18"/>
+              </w:rPr>
+              <w:t>CRÍTICO</w:t>
+            </w:r>
+          </w:p>
+        </w:tc>
+        <w:tc>
+          <w:tcPr>
+            <w:tcW w:type="dxa" w:w="850"/>
+          </w:tcPr>
+          <w:p>
+            <w:r>
+              <w:rPr>
+                <w:sz w:val="18"/>
+              </w:rPr>
+              <w:t>Backend</w:t>
+            </w:r>
+          </w:p>
+        </w:tc>
+        <w:tc>
+          <w:tcPr>
+            <w:tcW w:type="dxa" w:w="1984"/>
+          </w:tcPr>
+          <w:p>
+            <w:r>
+              <w:rPr>
+                <w:sz w:val="18"/>
+              </w:rPr>
+              <w:t>Prorrogar TKT desde estado resuelto → 400</w:t>
+            </w:r>
+          </w:p>
+        </w:tc>
+        <w:tc>
+          <w:tcPr>
+            <w:tcW w:type="dxa" w:w="2551"/>
+          </w:tcPr>
+          <w:p>
+            <w:r>
+              <w:rPr>
+                <w:sz w:val="18"/>
+              </w:rPr>
+              <w:t>POST /tkt-solicitud-derecho/{id}/prorrogar (ticket resuelto)</w:t>
+            </w:r>
+          </w:p>
+        </w:tc>
+        <w:tc>
+          <w:tcPr>
+            <w:tcW w:type="dxa" w:w="1984"/>
+          </w:tcPr>
+          <w:p>
+            <w:r>
+              <w:rPr>
+                <w:sz w:val="18"/>
+              </w:rPr>
+              <w:t>HTTP 400</w:t>
+            </w:r>
+          </w:p>
+        </w:tc>
+        <w:tc>
+          <w:tcPr>
+            <w:tcW w:type="dxa" w:w="850"/>
+          </w:tcPr>
+          <w:p>
+            <w:r>
+              <w:rPr>
+                <w:sz w:val="18"/>
+              </w:rPr>
+              <w:t>pytest</w:t>
+            </w:r>
+          </w:p>
+        </w:tc>
+      </w:tr>
+      <w:tr>
+        <w:tc>
+          <w:tcPr>
+            <w:tcW w:type="dxa" w:w="680"/>
+          </w:tcPr>
+          <w:p>
+            <w:r>
+              <w:rPr>
+                <w:sz w:val="18"/>
+              </w:rPr>
+              <w:t>TC-049</w:t>
+            </w:r>
+          </w:p>
+        </w:tc>
+        <w:tc>
+          <w:tcPr>
+            <w:tcW w:type="dxa" w:w="737"/>
+          </w:tcPr>
+          <w:p>
+            <w:r>
+              <w:rPr>
+                <w:sz w:val="18"/>
+              </w:rPr>
+              <w:t>ALTO</w:t>
+            </w:r>
+          </w:p>
+        </w:tc>
+        <w:tc>
+          <w:tcPr>
+            <w:tcW w:type="dxa" w:w="850"/>
+          </w:tcPr>
+          <w:p>
+            <w:r>
+              <w:rPr>
+                <w:sz w:val="18"/>
+              </w:rPr>
+              <w:t>Backend</w:t>
+            </w:r>
+          </w:p>
+        </w:tc>
+        <w:tc>
+          <w:tcPr>
+            <w:tcW w:type="dxa" w:w="1984"/>
+          </w:tcPr>
+          <w:p>
+            <w:r>
+              <w:rPr>
+                <w:sz w:val="18"/>
+              </w:rPr>
+              <w:t>POST /auth/users retorna 201 al crear usuario nuevo</w:t>
+            </w:r>
+          </w:p>
+        </w:tc>
+        <w:tc>
+          <w:tcPr>
+            <w:tcW w:type="dxa" w:w="2551"/>
+          </w:tcPr>
+          <w:p>
+            <w:r>
+              <w:rPr>
+                <w:sz w:val="18"/>
+              </w:rPr>
+              <w:t>POST /auth/users con datos válidos</w:t>
+            </w:r>
+          </w:p>
+        </w:tc>
+        <w:tc>
+          <w:tcPr>
+            <w:tcW w:type="dxa" w:w="1984"/>
+          </w:tcPr>
+          <w:p>
+            <w:r>
+              <w:rPr>
+                <w:sz w:val="18"/>
+              </w:rPr>
+              <w:t>HTTP 201 con objeto usuario</w:t>
+            </w:r>
+          </w:p>
+        </w:tc>
+        <w:tc>
+          <w:tcPr>
+            <w:tcW w:type="dxa" w:w="850"/>
+          </w:tcPr>
+          <w:p>
+            <w:r>
+              <w:rPr>
+                <w:sz w:val="18"/>
+              </w:rPr>
+              <w:t>pytest</w:t>
+            </w:r>
+          </w:p>
+        </w:tc>
+      </w:tr>
+      <w:tr>
+        <w:tc>
+          <w:tcPr>
+            <w:tcW w:type="dxa" w:w="680"/>
+          </w:tcPr>
+          <w:p>
+            <w:r>
+              <w:rPr>
+                <w:sz w:val="18"/>
+              </w:rPr>
+              <w:t>TC-050</w:t>
+            </w:r>
+          </w:p>
+        </w:tc>
+        <w:tc>
+          <w:tcPr>
+            <w:tcW w:type="dxa" w:w="737"/>
+          </w:tcPr>
+          <w:p>
+            <w:r>
+              <w:rPr>
+                <w:sz w:val="18"/>
+              </w:rPr>
+              <w:t>ALTO</w:t>
+            </w:r>
+          </w:p>
+        </w:tc>
+        <w:tc>
+          <w:tcPr>
+            <w:tcW w:type="dxa" w:w="850"/>
+          </w:tcPr>
+          <w:p>
+            <w:r>
+              <w:rPr>
+                <w:sz w:val="18"/>
+              </w:rPr>
+              <w:t>Backend</w:t>
+            </w:r>
+          </w:p>
+        </w:tc>
+        <w:tc>
+          <w:tcPr>
+            <w:tcW w:type="dxa" w:w="1984"/>
+          </w:tcPr>
+          <w:p>
+            <w:r>
+              <w:rPr>
+                <w:sz w:val="18"/>
+              </w:rPr>
+              <w:t>encrypt_existing_bytea falla si ENCRYPTION_KEY='' (sin fallback)</w:t>
+            </w:r>
+          </w:p>
+        </w:tc>
+        <w:tc>
+          <w:tcPr>
+            <w:tcW w:type="dxa" w:w="2551"/>
+          </w:tcPr>
+          <w:p>
+            <w:r>
+              <w:rPr>
+                <w:sz w:val="18"/>
+              </w:rPr>
+              <w:t>Ejecutar _check_prerequisites() con ENCRYPTION_KEY=''</w:t>
+            </w:r>
+          </w:p>
+        </w:tc>
+        <w:tc>
+          <w:tcPr>
+            <w:tcW w:type="dxa" w:w="1984"/>
+          </w:tcPr>
+          <w:p>
+            <w:r>
+              <w:rPr>
+                <w:sz w:val="18"/>
+              </w:rPr>
+              <w:t>SystemExit</w:t>
+            </w:r>
+          </w:p>
+        </w:tc>
+        <w:tc>
+          <w:tcPr>
+            <w:tcW w:type="dxa" w:w="850"/>
+          </w:tcPr>
+          <w:p>
+            <w:r>
+              <w:rPr>
+                <w:sz w:val="18"/>
+              </w:rPr>
+              <w:t>pytest</w:t>
+            </w:r>
+          </w:p>
+        </w:tc>
+      </w:tr>
+      <w:tr>
+        <w:tc>
+          <w:tcPr>
+            <w:tcW w:type="dxa" w:w="680"/>
+          </w:tcPr>
+          <w:p>
+            <w:r>
+              <w:rPr>
+                <w:sz w:val="18"/>
+              </w:rPr>
+              <w:t>TC-051</w:t>
+            </w:r>
+          </w:p>
+        </w:tc>
+        <w:tc>
+          <w:tcPr>
+            <w:tcW w:type="dxa" w:w="737"/>
+          </w:tcPr>
+          <w:p>
+            <w:r>
+              <w:rPr>
+                <w:sz w:val="18"/>
+              </w:rPr>
+              <w:t>ALTO</w:t>
+            </w:r>
+          </w:p>
+        </w:tc>
+        <w:tc>
+          <w:tcPr>
+            <w:tcW w:type="dxa" w:w="850"/>
+          </w:tcPr>
+          <w:p>
+            <w:r>
+              <w:rPr>
+                <w:sz w:val="18"/>
+              </w:rPr>
+              <w:t>Backend</w:t>
+            </w:r>
+          </w:p>
+        </w:tc>
+        <w:tc>
+          <w:tcPr>
+            <w:tcW w:type="dxa" w:w="1984"/>
+          </w:tcPr>
+          <w:p>
+            <w:r>
+              <w:rPr>
+                <w:sz w:val="18"/>
+              </w:rPr>
+              <w:t>encrypt_existing_bytea detecta datos ya cifrados como Fernet</w:t>
+            </w:r>
+          </w:p>
+        </w:tc>
+        <w:tc>
+          <w:tcPr>
+            <w:tcW w:type="dxa" w:w="2551"/>
+          </w:tcPr>
+          <w:p>
+            <w:r>
+              <w:rPr>
+                <w:sz w:val="18"/>
+              </w:rPr>
+              <w:t>is_already_encrypted(fernet.encrypt(b'test'))</w:t>
+            </w:r>
+          </w:p>
+        </w:tc>
+        <w:tc>
+          <w:tcPr>
+            <w:tcW w:type="dxa" w:w="1984"/>
+          </w:tcPr>
+          <w:p>
+            <w:r>
+              <w:rPr>
+                <w:sz w:val="18"/>
+              </w:rPr>
+              <w:t>True</w:t>
+            </w:r>
+          </w:p>
+        </w:tc>
+        <w:tc>
+          <w:tcPr>
+            <w:tcW w:type="dxa" w:w="850"/>
+          </w:tcPr>
+          <w:p>
+            <w:r>
+              <w:rPr>
+                <w:sz w:val="18"/>
+              </w:rPr>
+              <w:t>pytest</w:t>
+            </w:r>
+          </w:p>
+        </w:tc>
+      </w:tr>
+      <w:tr>
+        <w:tc>
+          <w:tcPr>
+            <w:tcW w:type="dxa" w:w="680"/>
+          </w:tcPr>
+          <w:p>
+            <w:r>
+              <w:rPr>
+                <w:sz w:val="18"/>
+              </w:rPr>
+              <w:t>TC-052</w:t>
+            </w:r>
+          </w:p>
+        </w:tc>
+        <w:tc>
+          <w:tcPr>
+            <w:tcW w:type="dxa" w:w="737"/>
+          </w:tcPr>
+          <w:p>
+            <w:r>
+              <w:rPr>
+                <w:sz w:val="18"/>
+              </w:rPr>
+              <w:t>ALTO</w:t>
+            </w:r>
+          </w:p>
+        </w:tc>
+        <w:tc>
+          <w:tcPr>
+            <w:tcW w:type="dxa" w:w="850"/>
+          </w:tcPr>
+          <w:p>
+            <w:r>
+              <w:rPr>
+                <w:sz w:val="18"/>
+              </w:rPr>
+              <w:t>Backend</w:t>
+            </w:r>
+          </w:p>
+        </w:tc>
+        <w:tc>
+          <w:tcPr>
+            <w:tcW w:type="dxa" w:w="1984"/>
+          </w:tcPr>
+          <w:p>
+            <w:r>
+              <w:rPr>
+                <w:sz w:val="18"/>
+              </w:rPr>
+              <w:t>encrypt_existing_bytea dry-run no modifica BD</w:t>
+            </w:r>
+          </w:p>
+        </w:tc>
+        <w:tc>
+          <w:tcPr>
+            <w:tcW w:type="dxa" w:w="2551"/>
+          </w:tcPr>
+          <w:p>
+            <w:r>
+              <w:rPr>
+                <w:sz w:val="18"/>
+              </w:rPr>
+              <w:t>_migrate_table(..., dry_run=True)</w:t>
+            </w:r>
+          </w:p>
+        </w:tc>
+        <w:tc>
+          <w:tcPr>
+            <w:tcW w:type="dxa" w:w="1984"/>
+          </w:tcPr>
+          <w:p>
+            <w:r>
+              <w:rPr>
+                <w:sz w:val="18"/>
+              </w:rPr>
+              <w:t>stats['migrados']==0, datos sin cambios</w:t>
+            </w:r>
+          </w:p>
+        </w:tc>
+        <w:tc>
+          <w:tcPr>
+            <w:tcW w:type="dxa" w:w="850"/>
+          </w:tcPr>
+          <w:p>
+            <w:r>
+              <w:rPr>
+                <w:sz w:val="18"/>
+              </w:rPr>
+              <w:t>pytest</w:t>
+            </w:r>
+          </w:p>
+        </w:tc>
+      </w:tr>
+      <w:tr>
+        <w:tc>
+          <w:tcPr>
+            <w:tcW w:type="dxa" w:w="680"/>
+          </w:tcPr>
+          <w:p>
+            <w:r>
+              <w:rPr>
+                <w:sz w:val="18"/>
+              </w:rPr>
+              <w:t>TC-053</w:t>
+            </w:r>
+          </w:p>
+        </w:tc>
+        <w:tc>
+          <w:tcPr>
+            <w:tcW w:type="dxa" w:w="737"/>
+          </w:tcPr>
+          <w:p>
+            <w:r>
+              <w:rPr>
+                <w:sz w:val="18"/>
+              </w:rPr>
+              <w:t>ALTO</w:t>
+            </w:r>
+          </w:p>
+        </w:tc>
+        <w:tc>
+          <w:tcPr>
+            <w:tcW w:type="dxa" w:w="850"/>
+          </w:tcPr>
+          <w:p>
+            <w:r>
+              <w:rPr>
+                <w:sz w:val="18"/>
+              </w:rPr>
+              <w:t>Backend</w:t>
+            </w:r>
+          </w:p>
+        </w:tc>
+        <w:tc>
+          <w:tcPr>
+            <w:tcW w:type="dxa" w:w="1984"/>
+          </w:tcPr>
+          <w:p>
+            <w:r>
+              <w:rPr>
+                <w:sz w:val="18"/>
+              </w:rPr>
+              <w:t>encrypt_existing_bytea segunda pasada idempotente</w:t>
+            </w:r>
+          </w:p>
+        </w:tc>
+        <w:tc>
+          <w:tcPr>
+            <w:tcW w:type="dxa" w:w="2551"/>
+          </w:tcPr>
+          <w:p>
+            <w:r>
+              <w:rPr>
+                <w:sz w:val="18"/>
+              </w:rPr>
+              <w:t>_migrate_table() dos veces sobre mismos datos</w:t>
+            </w:r>
+          </w:p>
+        </w:tc>
+        <w:tc>
+          <w:tcPr>
+            <w:tcW w:type="dxa" w:w="1984"/>
+          </w:tcPr>
+          <w:p>
+            <w:r>
+              <w:rPr>
+                <w:sz w:val="18"/>
+              </w:rPr>
+              <w:t>Segunda: ya_cifrados=1, migrados=0</w:t>
+            </w:r>
+          </w:p>
+        </w:tc>
+        <w:tc>
+          <w:tcPr>
+            <w:tcW w:type="dxa" w:w="850"/>
+          </w:tcPr>
+          <w:p>
+            <w:r>
+              <w:rPr>
+                <w:sz w:val="18"/>
+              </w:rPr>
+              <w:t>pytest</w:t>
+            </w:r>
+          </w:p>
+        </w:tc>
+      </w:tr>
+      <w:tr>
+        <w:tc>
+          <w:tcPr>
+            <w:tcW w:type="dxa" w:w="680"/>
+          </w:tcPr>
+          <w:p>
+            <w:r>
+              <w:rPr>
+                <w:sz w:val="18"/>
+              </w:rPr>
+              <w:t>TC-054</w:t>
+            </w:r>
+          </w:p>
+        </w:tc>
+        <w:tc>
+          <w:tcPr>
+            <w:tcW w:type="dxa" w:w="737"/>
+          </w:tcPr>
+          <w:p>
+            <w:r>
+              <w:rPr>
+                <w:sz w:val="18"/>
+              </w:rPr>
+              <w:t>ALTO</w:t>
+            </w:r>
+          </w:p>
+        </w:tc>
+        <w:tc>
+          <w:tcPr>
+            <w:tcW w:type="dxa" w:w="850"/>
+          </w:tcPr>
+          <w:p>
+            <w:r>
+              <w:rPr>
+                <w:sz w:val="18"/>
+              </w:rPr>
+              <w:t>Backend</w:t>
+            </w:r>
+          </w:p>
+        </w:tc>
+        <w:tc>
+          <w:tcPr>
+            <w:tcW w:type="dxa" w:w="1984"/>
+          </w:tcPr>
+          <w:p>
+            <w:r>
+              <w:rPr>
+                <w:sz w:val="18"/>
+              </w:rPr>
+              <w:t>EIPD validator bloquea datos_sensibles=True sin campos EIPD</w:t>
+            </w:r>
+          </w:p>
+        </w:tc>
+        <w:tc>
+          <w:tcPr>
+            <w:tcW w:type="dxa" w:w="2551"/>
+          </w:tcPr>
+          <w:p>
+            <w:r>
+              <w:rPr>
+                <w:sz w:val="18"/>
+              </w:rPr>
+              <w:t>POST /rats/ con datos_sensibles=True sin evaluacion_impacto+estado_eipd</w:t>
+            </w:r>
+          </w:p>
+        </w:tc>
+        <w:tc>
+          <w:tcPr>
+            <w:tcW w:type="dxa" w:w="1984"/>
+          </w:tcPr>
+          <w:p>
+            <w:r>
+              <w:rPr>
+                <w:sz w:val="18"/>
+              </w:rPr>
+              <w:t>HTTP 422</w:t>
+            </w:r>
+          </w:p>
+        </w:tc>
+        <w:tc>
+          <w:tcPr>
+            <w:tcW w:type="dxa" w:w="850"/>
+          </w:tcPr>
+          <w:p>
+            <w:r>
+              <w:rPr>
+                <w:sz w:val="18"/>
+              </w:rPr>
+              <w:t>pytest</w:t>
+            </w:r>
+          </w:p>
+        </w:tc>
+      </w:tr>
+      <w:tr>
+        <w:tc>
+          <w:tcPr>
+            <w:tcW w:type="dxa" w:w="680"/>
+          </w:tcPr>
+          <w:p>
+            <w:r>
+              <w:rPr>
+                <w:sz w:val="18"/>
+              </w:rPr>
+              <w:t>TC-055</w:t>
+            </w:r>
+          </w:p>
+        </w:tc>
+        <w:tc>
+          <w:tcPr>
+            <w:tcW w:type="dxa" w:w="737"/>
+          </w:tcPr>
+          <w:p>
+            <w:r>
+              <w:rPr>
+                <w:sz w:val="18"/>
+              </w:rPr>
+              <w:t>MEDIO</w:t>
+            </w:r>
+          </w:p>
+        </w:tc>
+        <w:tc>
+          <w:tcPr>
+            <w:tcW w:type="dxa" w:w="850"/>
+          </w:tcPr>
+          <w:p>
+            <w:r>
+              <w:rPr>
+                <w:sz w:val="18"/>
+              </w:rPr>
+              <w:t>Backend</w:t>
+            </w:r>
+          </w:p>
+        </w:tc>
+        <w:tc>
+          <w:tcPr>
+            <w:tcW w:type="dxa" w:w="1984"/>
+          </w:tcPr>
+          <w:p>
+            <w:r>
+              <w:rPr>
+                <w:sz w:val="18"/>
+              </w:rPr>
+              <w:t>Ruta /auditoria/verify-chain no capturada por /{company_id}</w:t>
+            </w:r>
+          </w:p>
+        </w:tc>
+        <w:tc>
+          <w:tcPr>
+            <w:tcW w:type="dxa" w:w="2551"/>
+          </w:tcPr>
+          <w:p>
+            <w:r>
+              <w:rPr>
+                <w:sz w:val="18"/>
+              </w:rPr>
+              <w:t>GET /rats/auditoria/verify-chain (superadmin)</w:t>
+            </w:r>
+          </w:p>
+        </w:tc>
+        <w:tc>
+          <w:tcPr>
+            <w:tcW w:type="dxa" w:w="1984"/>
+          </w:tcPr>
+          <w:p>
+            <w:r>
+              <w:rPr>
+                <w:sz w:val="18"/>
+              </w:rPr>
+              <w:t>HTTP 200 con chain info</w:t>
+            </w:r>
+          </w:p>
+        </w:tc>
+        <w:tc>
+          <w:tcPr>
+            <w:tcW w:type="dxa" w:w="850"/>
+          </w:tcPr>
+          <w:p>
+            <w:r>
+              <w:rPr>
+                <w:sz w:val="18"/>
+              </w:rPr>
+              <w:t>pytest</w:t>
+            </w:r>
+          </w:p>
+        </w:tc>
+      </w:tr>
+    </w:tbl>
+    <w:p>
       <w:pPr>
-        <w:pStyle w:val="ListBullet"/>
+        <w:pStyle w:val="Heading1"/>
       </w:pPr>
       <w:r>
-        <w:rPr>
-          <w:b/>
-        </w:rPr>
-        <w:t xml:space="preserve">Seguridad — RBAC EIPD: </w:t>
-      </w:r>
-      <w:r>
-        <w:t>POST /eipd/ y PUT /eipd/{id} ahora exigen require_editor_or_admin_empresa. Un usuario con rol 'viewer' per-empresa ya no puede crear ni actualizar EIPDs.</w:t>
+        <w:t>Casos de Prueba v1.12 (Septiembre 2026)</w:t>
       </w:r>
     </w:p>
+    <w:tbl>
+      <w:tblPr>
+        <w:tblStyle w:val="TableGrid"/>
+        <w:tblW w:type="auto" w:w="0"/>
+        <w:tblLook w:firstColumn="1" w:firstRow="1" w:lastColumn="0" w:lastRow="0" w:noHBand="0" w:noVBand="1" w:val="04A0"/>
+      </w:tblPr>
+      <w:tblGrid>
+        <w:gridCol w:w="1425"/>
+        <w:gridCol w:w="1425"/>
+        <w:gridCol w:w="1425"/>
+        <w:gridCol w:w="1425"/>
+        <w:gridCol w:w="1425"/>
+        <w:gridCol w:w="1425"/>
+        <w:gridCol w:w="1425"/>
+      </w:tblGrid>
+      <w:tr>
+        <w:tc>
+          <w:tcPr>
+            <w:tcW w:type="dxa" w:w="680"/>
+            <w:shd w:val="clear" w:color="auto" w:fill="1F497D"/>
+          </w:tcPr>
+          <w:p>
+            <w:r>
+              <w:rPr>
+                <w:b/>
+                <w:color w:val="FFFFFF"/>
+                <w:sz w:val="18"/>
+              </w:rPr>
+              <w:t>ID</w:t>
+            </w:r>
+          </w:p>
+        </w:tc>
+        <w:tc>
+          <w:tcPr>
+            <w:tcW w:type="dxa" w:w="737"/>
+            <w:shd w:val="clear" w:color="auto" w:fill="1F497D"/>
+          </w:tcPr>
+          <w:p>
+            <w:r>
+              <w:rPr>
+                <w:b/>
+                <w:color w:val="FFFFFF"/>
+                <w:sz w:val="18"/>
+              </w:rPr>
+              <w:t>Sev.</w:t>
+            </w:r>
+          </w:p>
+        </w:tc>
+        <w:tc>
+          <w:tcPr>
+            <w:tcW w:type="dxa" w:w="850"/>
+            <w:shd w:val="clear" w:color="auto" w:fill="1F497D"/>
+          </w:tcPr>
+          <w:p>
+            <w:r>
+              <w:rPr>
+                <w:b/>
+                <w:color w:val="FFFFFF"/>
+                <w:sz w:val="18"/>
+              </w:rPr>
+              <w:t>Nivel</w:t>
+            </w:r>
+          </w:p>
+        </w:tc>
+        <w:tc>
+          <w:tcPr>
+            <w:tcW w:type="dxa" w:w="1984"/>
+            <w:shd w:val="clear" w:color="auto" w:fill="1F497D"/>
+          </w:tcPr>
+          <w:p>
+            <w:r>
+              <w:rPr>
+                <w:b/>
+                <w:color w:val="FFFFFF"/>
+                <w:sz w:val="18"/>
+              </w:rPr>
+              <w:t>Descripción</w:t>
+            </w:r>
+          </w:p>
+        </w:tc>
+        <w:tc>
+          <w:tcPr>
+            <w:tcW w:type="dxa" w:w="2551"/>
+            <w:shd w:val="clear" w:color="auto" w:fill="1F497D"/>
+          </w:tcPr>
+          <w:p>
+            <w:r>
+              <w:rPr>
+                <w:b/>
+                <w:color w:val="FFFFFF"/>
+                <w:sz w:val="18"/>
+              </w:rPr>
+              <w:t>Pasos</w:t>
+            </w:r>
+          </w:p>
+        </w:tc>
+        <w:tc>
+          <w:tcPr>
+            <w:tcW w:type="dxa" w:w="1984"/>
+            <w:shd w:val="clear" w:color="auto" w:fill="1F497D"/>
+          </w:tcPr>
+          <w:p>
+            <w:r>
+              <w:rPr>
+                <w:b/>
+                <w:color w:val="FFFFFF"/>
+                <w:sz w:val="18"/>
+              </w:rPr>
+              <w:t>Resultado Esperado</w:t>
+            </w:r>
+          </w:p>
+        </w:tc>
+        <w:tc>
+          <w:tcPr>
+            <w:tcW w:type="dxa" w:w="850"/>
+            <w:shd w:val="clear" w:color="auto" w:fill="1F497D"/>
+          </w:tcPr>
+          <w:p>
+            <w:r>
+              <w:rPr>
+                <w:b/>
+                <w:color w:val="FFFFFF"/>
+                <w:sz w:val="18"/>
+              </w:rPr>
+              <w:t>Framework</w:t>
+            </w:r>
+          </w:p>
+        </w:tc>
+      </w:tr>
+      <w:tr>
+        <w:tc>
+          <w:tcPr>
+            <w:tcW w:type="dxa" w:w="680"/>
+          </w:tcPr>
+          <w:p>
+            <w:r>
+              <w:rPr>
+                <w:sz w:val="18"/>
+              </w:rPr>
+              <w:t>TC-056</w:t>
+            </w:r>
+          </w:p>
+        </w:tc>
+        <w:tc>
+          <w:tcPr>
+            <w:tcW w:type="dxa" w:w="737"/>
+          </w:tcPr>
+          <w:p>
+            <w:r>
+              <w:rPr>
+                <w:sz w:val="18"/>
+              </w:rPr>
+              <w:t>ALTO</w:t>
+            </w:r>
+          </w:p>
+        </w:tc>
+        <w:tc>
+          <w:tcPr>
+            <w:tcW w:type="dxa" w:w="850"/>
+          </w:tcPr>
+          <w:p>
+            <w:r>
+              <w:rPr>
+                <w:sz w:val="18"/>
+              </w:rPr>
+              <w:t>Backend</w:t>
+            </w:r>
+          </w:p>
+        </w:tc>
+        <w:tc>
+          <w:tcPr>
+            <w:tcW w:type="dxa" w:w="1984"/>
+          </w:tcPr>
+          <w:p>
+            <w:r>
+              <w:rPr>
+                <w:sz w:val="18"/>
+              </w:rPr>
+              <w:t>GET /publico/verificar-titular — sin TKT abierto → 200 {}</w:t>
+            </w:r>
+          </w:p>
+        </w:tc>
+        <w:tc>
+          <w:tcPr>
+            <w:tcW w:type="dxa" w:w="2551"/>
+          </w:tcPr>
+          <w:p>
+            <w:r>
+              <w:rPr>
+                <w:sz w:val="18"/>
+              </w:rPr>
+              <w:t>GET /publico/verificar-titular?email=sin_ticket@test.com</w:t>
+            </w:r>
+          </w:p>
+        </w:tc>
+        <w:tc>
+          <w:tcPr>
+            <w:tcW w:type="dxa" w:w="1984"/>
+          </w:tcPr>
+          <w:p>
+            <w:r>
+              <w:rPr>
+                <w:sz w:val="18"/>
+              </w:rPr>
+              <w:t>HTTP 200, tiene_ticket=false</w:t>
+            </w:r>
+          </w:p>
+        </w:tc>
+        <w:tc>
+          <w:tcPr>
+            <w:tcW w:type="dxa" w:w="850"/>
+          </w:tcPr>
+          <w:p>
+            <w:r>
+              <w:rPr>
+                <w:sz w:val="18"/>
+              </w:rPr>
+              <w:t>pytest</w:t>
+            </w:r>
+          </w:p>
+        </w:tc>
+      </w:tr>
+      <w:tr>
+        <w:tc>
+          <w:tcPr>
+            <w:tcW w:type="dxa" w:w="680"/>
+          </w:tcPr>
+          <w:p>
+            <w:r>
+              <w:rPr>
+                <w:sz w:val="18"/>
+              </w:rPr>
+              <w:t>TC-057</w:t>
+            </w:r>
+          </w:p>
+        </w:tc>
+        <w:tc>
+          <w:tcPr>
+            <w:tcW w:type="dxa" w:w="737"/>
+          </w:tcPr>
+          <w:p>
+            <w:r>
+              <w:rPr>
+                <w:sz w:val="18"/>
+              </w:rPr>
+              <w:t>CRÍTICO</w:t>
+            </w:r>
+          </w:p>
+        </w:tc>
+        <w:tc>
+          <w:tcPr>
+            <w:tcW w:type="dxa" w:w="850"/>
+          </w:tcPr>
+          <w:p>
+            <w:r>
+              <w:rPr>
+                <w:sz w:val="18"/>
+              </w:rPr>
+              <w:t>Backend</w:t>
+            </w:r>
+          </w:p>
+        </w:tc>
+        <w:tc>
+          <w:tcPr>
+            <w:tcW w:type="dxa" w:w="1984"/>
+          </w:tcPr>
+          <w:p>
+            <w:r>
+              <w:rPr>
+                <w:sz w:val="18"/>
+              </w:rPr>
+              <w:t>GET /publico/verificar-titular — con TKT abierto → 200 con datos</w:t>
+            </w:r>
+          </w:p>
+        </w:tc>
+        <w:tc>
+          <w:tcPr>
+            <w:tcW w:type="dxa" w:w="2551"/>
+          </w:tcPr>
+          <w:p>
+            <w:r>
+              <w:rPr>
+                <w:sz w:val="18"/>
+              </w:rPr>
+              <w:t>GET /publico/verificar-titular?email=con_ticket@test.com</w:t>
+            </w:r>
+          </w:p>
+        </w:tc>
+        <w:tc>
+          <w:tcPr>
+            <w:tcW w:type="dxa" w:w="1984"/>
+          </w:tcPr>
+          <w:p>
+            <w:r>
+              <w:rPr>
+                <w:sz w:val="18"/>
+              </w:rPr>
+              <w:t>HTTP 200, tiene_ticket=true + datos TKT</w:t>
+            </w:r>
+          </w:p>
+        </w:tc>
+        <w:tc>
+          <w:tcPr>
+            <w:tcW w:type="dxa" w:w="850"/>
+          </w:tcPr>
+          <w:p>
+            <w:r>
+              <w:rPr>
+                <w:sz w:val="18"/>
+              </w:rPr>
+              <w:t>pytest</w:t>
+            </w:r>
+          </w:p>
+        </w:tc>
+      </w:tr>
+      <w:tr>
+        <w:tc>
+          <w:tcPr>
+            <w:tcW w:type="dxa" w:w="680"/>
+          </w:tcPr>
+          <w:p>
+            <w:r>
+              <w:rPr>
+                <w:sz w:val="18"/>
+              </w:rPr>
+              <w:t>TC-058</w:t>
+            </w:r>
+          </w:p>
+        </w:tc>
+        <w:tc>
+          <w:tcPr>
+            <w:tcW w:type="dxa" w:w="737"/>
+          </w:tcPr>
+          <w:p>
+            <w:r>
+              <w:rPr>
+                <w:sz w:val="18"/>
+              </w:rPr>
+              <w:t>ALTO</w:t>
+            </w:r>
+          </w:p>
+        </w:tc>
+        <w:tc>
+          <w:tcPr>
+            <w:tcW w:type="dxa" w:w="850"/>
+          </w:tcPr>
+          <w:p>
+            <w:r>
+              <w:rPr>
+                <w:sz w:val="18"/>
+              </w:rPr>
+              <w:t>Backend</w:t>
+            </w:r>
+          </w:p>
+        </w:tc>
+        <w:tc>
+          <w:tcPr>
+            <w:tcW w:type="dxa" w:w="1984"/>
+          </w:tcPr>
+          <w:p>
+            <w:r>
+              <w:rPr>
+                <w:sz w:val="18"/>
+              </w:rPr>
+              <w:t>GET /publico/verificar-titular — email no registrado → 200 {}</w:t>
+            </w:r>
+          </w:p>
+        </w:tc>
+        <w:tc>
+          <w:tcPr>
+            <w:tcW w:type="dxa" w:w="2551"/>
+          </w:tcPr>
+          <w:p>
+            <w:r>
+              <w:rPr>
+                <w:sz w:val="18"/>
+              </w:rPr>
+              <w:t>GET /publico/verificar-titular?email=desconocido@test.com</w:t>
+            </w:r>
+          </w:p>
+        </w:tc>
+        <w:tc>
+          <w:tcPr>
+            <w:tcW w:type="dxa" w:w="1984"/>
+          </w:tcPr>
+          <w:p>
+            <w:r>
+              <w:rPr>
+                <w:sz w:val="18"/>
+              </w:rPr>
+              <w:t>HTTP 200, tiene_ticket=false</w:t>
+            </w:r>
+          </w:p>
+        </w:tc>
+        <w:tc>
+          <w:tcPr>
+            <w:tcW w:type="dxa" w:w="850"/>
+          </w:tcPr>
+          <w:p>
+            <w:r>
+              <w:rPr>
+                <w:sz w:val="18"/>
+              </w:rPr>
+              <w:t>pytest</w:t>
+            </w:r>
+          </w:p>
+        </w:tc>
+      </w:tr>
+      <w:tr>
+        <w:tc>
+          <w:tcPr>
+            <w:tcW w:type="dxa" w:w="680"/>
+          </w:tcPr>
+          <w:p>
+            <w:r>
+              <w:rPr>
+                <w:sz w:val="18"/>
+              </w:rPr>
+              <w:t>TC-059</w:t>
+            </w:r>
+          </w:p>
+        </w:tc>
+        <w:tc>
+          <w:tcPr>
+            <w:tcW w:type="dxa" w:w="737"/>
+          </w:tcPr>
+          <w:p>
+            <w:r>
+              <w:rPr>
+                <w:sz w:val="18"/>
+              </w:rPr>
+              <w:t>ALTO</w:t>
+            </w:r>
+          </w:p>
+        </w:tc>
+        <w:tc>
+          <w:tcPr>
+            <w:tcW w:type="dxa" w:w="850"/>
+          </w:tcPr>
+          <w:p>
+            <w:r>
+              <w:rPr>
+                <w:sz w:val="18"/>
+              </w:rPr>
+              <w:t>Backend</w:t>
+            </w:r>
+          </w:p>
+        </w:tc>
+        <w:tc>
+          <w:tcPr>
+            <w:tcW w:type="dxa" w:w="1984"/>
+          </w:tcPr>
+          <w:p>
+            <w:r>
+              <w:rPr>
+                <w:sz w:val="18"/>
+              </w:rPr>
+              <w:t>Rate-limit verificar-titular: &gt;10/h por IP → 429</w:t>
+            </w:r>
+          </w:p>
+        </w:tc>
+        <w:tc>
+          <w:tcPr>
+            <w:tcW w:type="dxa" w:w="2551"/>
+          </w:tcPr>
+          <w:p>
+            <w:r>
+              <w:rPr>
+                <w:sz w:val="18"/>
+              </w:rPr>
+              <w:t>11 peticiones consecutivas desde misma IP</w:t>
+            </w:r>
+          </w:p>
+        </w:tc>
+        <w:tc>
+          <w:tcPr>
+            <w:tcW w:type="dxa" w:w="1984"/>
+          </w:tcPr>
+          <w:p>
+            <w:r>
+              <w:rPr>
+                <w:sz w:val="18"/>
+              </w:rPr>
+              <w:t>HTTP 429 en la 11.ª</w:t>
+            </w:r>
+          </w:p>
+        </w:tc>
+        <w:tc>
+          <w:tcPr>
+            <w:tcW w:type="dxa" w:w="850"/>
+          </w:tcPr>
+          <w:p>
+            <w:r>
+              <w:rPr>
+                <w:sz w:val="18"/>
+              </w:rPr>
+              <w:t>pytest + rate-limit test</w:t>
+            </w:r>
+          </w:p>
+        </w:tc>
+      </w:tr>
+      <w:tr>
+        <w:tc>
+          <w:tcPr>
+            <w:tcW w:type="dxa" w:w="680"/>
+          </w:tcPr>
+          <w:p>
+            <w:r>
+              <w:rPr>
+                <w:sz w:val="18"/>
+              </w:rPr>
+              <w:t>TC-060</w:t>
+            </w:r>
+          </w:p>
+        </w:tc>
+        <w:tc>
+          <w:tcPr>
+            <w:tcW w:type="dxa" w:w="737"/>
+          </w:tcPr>
+          <w:p>
+            <w:r>
+              <w:rPr>
+                <w:sz w:val="18"/>
+              </w:rPr>
+              <w:t>ALTO</w:t>
+            </w:r>
+          </w:p>
+        </w:tc>
+        <w:tc>
+          <w:tcPr>
+            <w:tcW w:type="dxa" w:w="850"/>
+          </w:tcPr>
+          <w:p>
+            <w:r>
+              <w:rPr>
+                <w:sz w:val="18"/>
+              </w:rPr>
+              <w:t>Backend</w:t>
+            </w:r>
+          </w:p>
+        </w:tc>
+        <w:tc>
+          <w:tcPr>
+            <w:tcW w:type="dxa" w:w="1984"/>
+          </w:tcPr>
+          <w:p>
+            <w:r>
+              <w:rPr>
+                <w:sz w:val="18"/>
+              </w:rPr>
+              <w:t>POST /tkt-solicitud-derecho/ → acuse de recibo enviado (mock SMTP)</w:t>
+            </w:r>
+          </w:p>
+        </w:tc>
+        <w:tc>
+          <w:tcPr>
+            <w:tcW w:type="dxa" w:w="2551"/>
+          </w:tcPr>
+          <w:p>
+            <w:r>
+              <w:rPr>
+                <w:sz w:val="18"/>
+              </w:rPr>
+              <w:t>POST con email válido, SMTP mockeado</w:t>
+            </w:r>
+          </w:p>
+        </w:tc>
+        <w:tc>
+          <w:tcPr>
+            <w:tcW w:type="dxa" w:w="1984"/>
+          </w:tcPr>
+          <w:p>
+            <w:r>
+              <w:rPr>
+                <w:sz w:val="18"/>
+              </w:rPr>
+              <w:t>acuse_enviado_at != null en response</w:t>
+            </w:r>
+          </w:p>
+        </w:tc>
+        <w:tc>
+          <w:tcPr>
+            <w:tcW w:type="dxa" w:w="850"/>
+          </w:tcPr>
+          <w:p>
+            <w:r>
+              <w:rPr>
+                <w:sz w:val="18"/>
+              </w:rPr>
+              <w:t>pytest + mock</w:t>
+            </w:r>
+          </w:p>
+        </w:tc>
+      </w:tr>
+      <w:tr>
+        <w:tc>
+          <w:tcPr>
+            <w:tcW w:type="dxa" w:w="680"/>
+          </w:tcPr>
+          <w:p>
+            <w:r>
+              <w:rPr>
+                <w:sz w:val="18"/>
+              </w:rPr>
+              <w:t>TC-061</w:t>
+            </w:r>
+          </w:p>
+        </w:tc>
+        <w:tc>
+          <w:tcPr>
+            <w:tcW w:type="dxa" w:w="737"/>
+          </w:tcPr>
+          <w:p>
+            <w:r>
+              <w:rPr>
+                <w:sz w:val="18"/>
+              </w:rPr>
+              <w:t>MEDIO</w:t>
+            </w:r>
+          </w:p>
+        </w:tc>
+        <w:tc>
+          <w:tcPr>
+            <w:tcW w:type="dxa" w:w="850"/>
+          </w:tcPr>
+          <w:p>
+            <w:r>
+              <w:rPr>
+                <w:sz w:val="18"/>
+              </w:rPr>
+              <w:t>Backend</w:t>
+            </w:r>
+          </w:p>
+        </w:tc>
+        <w:tc>
+          <w:tcPr>
+            <w:tcW w:type="dxa" w:w="1984"/>
+          </w:tcPr>
+          <w:p>
+            <w:r>
+              <w:rPr>
+                <w:sz w:val="18"/>
+              </w:rPr>
+              <w:t>POST TKT sin email → acuse NO enviado (sin fallo)</w:t>
+            </w:r>
+          </w:p>
+        </w:tc>
+        <w:tc>
+          <w:tcPr>
+            <w:tcW w:type="dxa" w:w="2551"/>
+          </w:tcPr>
+          <w:p>
+            <w:r>
+              <w:rPr>
+                <w:sz w:val="18"/>
+              </w:rPr>
+              <w:t>POST con titular_email=None</w:t>
+            </w:r>
+          </w:p>
+        </w:tc>
+        <w:tc>
+          <w:tcPr>
+            <w:tcW w:type="dxa" w:w="1984"/>
+          </w:tcPr>
+          <w:p>
+            <w:r>
+              <w:rPr>
+                <w:sz w:val="18"/>
+              </w:rPr>
+              <w:t>HTTP 201, acuse_enviado_at=null</w:t>
+            </w:r>
+          </w:p>
+        </w:tc>
+        <w:tc>
+          <w:tcPr>
+            <w:tcW w:type="dxa" w:w="850"/>
+          </w:tcPr>
+          <w:p>
+            <w:r>
+              <w:rPr>
+                <w:sz w:val="18"/>
+              </w:rPr>
+              <w:t>pytest</w:t>
+            </w:r>
+          </w:p>
+        </w:tc>
+      </w:tr>
+      <w:tr>
+        <w:tc>
+          <w:tcPr>
+            <w:tcW w:type="dxa" w:w="680"/>
+          </w:tcPr>
+          <w:p>
+            <w:r>
+              <w:rPr>
+                <w:sz w:val="18"/>
+              </w:rPr>
+              <w:t>TC-062</w:t>
+            </w:r>
+          </w:p>
+        </w:tc>
+        <w:tc>
+          <w:tcPr>
+            <w:tcW w:type="dxa" w:w="737"/>
+          </w:tcPr>
+          <w:p>
+            <w:r>
+              <w:rPr>
+                <w:sz w:val="18"/>
+              </w:rPr>
+              <w:t>ALTO</w:t>
+            </w:r>
+          </w:p>
+        </w:tc>
+        <w:tc>
+          <w:tcPr>
+            <w:tcW w:type="dxa" w:w="850"/>
+          </w:tcPr>
+          <w:p>
+            <w:r>
+              <w:rPr>
+                <w:sz w:val="18"/>
+              </w:rPr>
+              <w:t>Frontend</w:t>
+            </w:r>
+          </w:p>
+        </w:tc>
+        <w:tc>
+          <w:tcPr>
+            <w:tcW w:type="dxa" w:w="1984"/>
+          </w:tcPr>
+          <w:p>
+            <w:r>
+              <w:rPr>
+                <w:sz w:val="18"/>
+              </w:rPr>
+              <w:t>CompanyFichaPanel tabs cargan lazy sin error (4 tabs)</w:t>
+            </w:r>
+          </w:p>
+        </w:tc>
+        <w:tc>
+          <w:tcPr>
+            <w:tcW w:type="dxa" w:w="2551"/>
+          </w:tcPr>
+          <w:p>
+            <w:r>
+              <w:rPr>
+                <w:sz w:val="18"/>
+              </w:rPr>
+              <w:t>Navegar a /empresas/{id}, clicar cada tab</w:t>
+            </w:r>
+          </w:p>
+        </w:tc>
+        <w:tc>
+          <w:tcPr>
+            <w:tcW w:type="dxa" w:w="1984"/>
+          </w:tcPr>
+          <w:p>
+            <w:r>
+              <w:rPr>
+                <w:sz w:val="18"/>
+              </w:rPr>
+              <w:t>Contenido visible, sin error 500</w:t>
+            </w:r>
+          </w:p>
+        </w:tc>
+        <w:tc>
+          <w:tcPr>
+            <w:tcW w:type="dxa" w:w="850"/>
+          </w:tcPr>
+          <w:p>
+            <w:r>
+              <w:rPr>
+                <w:sz w:val="18"/>
+              </w:rPr>
+              <w:t>Playwright</w:t>
+            </w:r>
+          </w:p>
+        </w:tc>
+      </w:tr>
+      <w:tr>
+        <w:tc>
+          <w:tcPr>
+            <w:tcW w:type="dxa" w:w="680"/>
+          </w:tcPr>
+          <w:p>
+            <w:r>
+              <w:rPr>
+                <w:sz w:val="18"/>
+              </w:rPr>
+              <w:t>TC-063</w:t>
+            </w:r>
+          </w:p>
+        </w:tc>
+        <w:tc>
+          <w:tcPr>
+            <w:tcW w:type="dxa" w:w="737"/>
+          </w:tcPr>
+          <w:p>
+            <w:r>
+              <w:rPr>
+                <w:sz w:val="18"/>
+              </w:rPr>
+              <w:t>MEDIO</w:t>
+            </w:r>
+          </w:p>
+        </w:tc>
+        <w:tc>
+          <w:tcPr>
+            <w:tcW w:type="dxa" w:w="850"/>
+          </w:tcPr>
+          <w:p>
+            <w:r>
+              <w:rPr>
+                <w:sz w:val="18"/>
+              </w:rPr>
+              <w:t>Global</w:t>
+            </w:r>
+          </w:p>
+        </w:tc>
+        <w:tc>
+          <w:tcPr>
+            <w:tcW w:type="dxa" w:w="1984"/>
+          </w:tcPr>
+          <w:p>
+            <w:r>
+              <w:rPr>
+                <w:sz w:val="18"/>
+              </w:rPr>
+              <w:t>Búsqueda de 'solicitante' en codebase → 0 ocurrencias (RNF-21)</w:t>
+            </w:r>
+          </w:p>
+        </w:tc>
+        <w:tc>
+          <w:tcPr>
+            <w:tcW w:type="dxa" w:w="2551"/>
+          </w:tcPr>
+          <w:p>
+            <w:r>
+              <w:rPr>
+                <w:sz w:val="18"/>
+              </w:rPr>
+              <w:t>grep -r 'solicitante' src/ backend/</w:t>
+            </w:r>
+          </w:p>
+        </w:tc>
+        <w:tc>
+          <w:tcPr>
+            <w:tcW w:type="dxa" w:w="1984"/>
+          </w:tcPr>
+          <w:p>
+            <w:r>
+              <w:rPr>
+                <w:sz w:val="18"/>
+              </w:rPr>
+              <w:t>0 matches</w:t>
+            </w:r>
+          </w:p>
+        </w:tc>
+        <w:tc>
+          <w:tcPr>
+            <w:tcW w:type="dxa" w:w="850"/>
+          </w:tcPr>
+          <w:p>
+            <w:r>
+              <w:rPr>
+                <w:sz w:val="18"/>
+              </w:rPr>
+              <w:t>CI grep check</w:t>
+            </w:r>
+          </w:p>
+        </w:tc>
+      </w:tr>
+    </w:tbl>
     <w:p>
       <w:pPr>
-        <w:pStyle w:val="ListBullet"/>
+        <w:pStyle w:val="Heading1"/>
       </w:pPr>
       <w:r>
-        <w:rPr>
-          <w:b/>
-        </w:rPr>
-        <w:t xml:space="preserve">Seguridad — RBAC Contratos de Encargado: </w:t>
-      </w:r>
-      <w:r>
-        <w:t>POST /encargados-contrato/, PUT /encargados-contrato/{id} y DELETE /encargados-contrato/{id} ahora exigen require_editor_or_admin_empresa. 'viewer' ya no puede modificar contratos de encargado.</w:t>
+        <w:t>Resumen de Cobertura Acumulado v1.13</w:t>
       </w:r>
     </w:p>
-    <w:p>
-      <w:pPr>
-        <w:pStyle w:val="ListBullet"/>
-      </w:pPr>
-      <w:r>
-        <w:rPr>
-          <w:b/>
-        </w:rPr>
-        <w:t xml:space="preserve">Performance — Límites de queries: </w:t>
-      </w:r>
-      <w:r>
-        <w:t>Se agregaron .limit() a queries que podían retornar conjuntos no acotados: get_audit_logs → .limit(500); DiscoveryFinding queries → .limit(5000). Previene timeouts y degradación de memoria ante volúmenes grandes de datos.</w:t>
-      </w:r>
-    </w:p>
-    <w:p>
-      <w:pPr>
-        <w:pStyle w:val="ListBullet"/>
-      </w:pPr>
-      <w:r>
-        <w:rPr>
-          <w:b/>
-        </w:rPr>
-        <w:t xml:space="preserve">Documentación — Discovery: </w:t>
-      </w:r>
-      <w:r>
-        <w:t>Se agregó la sección Discovery &amp; Mapping a CLAUDE.md y a la tabla de endpoints de la API. Se documentó la tabla RBAC por módulo con las reglas canónicas de acceso.</w:t>
-      </w:r>
-    </w:p>
-    <w:p>
-      <w:pPr>
-        <w:pStyle w:val="Heading2"/>
-      </w:pPr>
-      <w:r>
-        <w:t>Cambios de versiones anteriores incorporados</w:t>
-      </w:r>
-    </w:p>
-    <w:p>
-      <w:pPr>
-        <w:pStyle w:val="ListBullet"/>
-      </w:pPr>
-      <w:r>
-        <w:rPr>
-          <w:b/>
-        </w:rPr>
-        <w:t xml:space="preserve">Seguridad — RBAC Brechas: </w:t>
-      </w:r>
-      <w:r>
-        <w:t>PUT /brechas/{id}, DELETE /brechas/{id} y POST /brechas/{id}/evaluar-riesgo bloquean rol 'usuario' global. require_module_enabled('BRECHAS') ahora se aplica también en POST/PUT/DELETE.</w:t>
-      </w:r>
-    </w:p>
-    <w:p>
-      <w:pPr>
-        <w:pStyle w:val="ListBullet"/>
-      </w:pPr>
-      <w:r>
-        <w:rPr>
-          <w:b/>
-        </w:rPr>
-        <w:t xml:space="preserve">Seguridad — RBAC Consentimientos: </w:t>
-      </w:r>
-      <w:r>
-        <w:t>POST /consentimientos/ y POST /consentimientos/{id}/revocar bloquean rol 'usuario' global.</w:t>
-      </w:r>
-    </w:p>
-    <w:p>
-      <w:pPr>
-        <w:pStyle w:val="ListBullet"/>
-      </w:pPr>
-      <w:r>
-        <w:rPr>
-          <w:b/>
-        </w:rPr>
-        <w:t xml:space="preserve">Seguridad — RBAC TKT Notas: </w:t>
-      </w:r>
-      <w:r>
-        <w:t>POST /tkt-solicitud-derecho/{id}/notas bloquea rol 'usuario' global.</w:t>
-      </w:r>
-    </w:p>
-    <w:p>
-      <w:pPr>
-        <w:pStyle w:val="ListBullet"/>
-      </w:pPr>
-      <w:r>
-        <w:rPr>
-          <w:b/>
-        </w:rPr>
-        <w:t xml:space="preserve">Seguridad — IDOR Reglas de Asignación: </w:t>
-      </w:r>
-      <w:r>
-        <w:t>PUT /tkt-reglas-asignacion/{id} validaba acceso a company_id original pero no al company_id destino. Un admin_empresa podía reasignar reglas a empresas de otras compañías. Corregido.</w:t>
-      </w:r>
-    </w:p>
-    <w:p>
-      <w:pPr>
-        <w:pStyle w:val="ListBullet"/>
-      </w:pPr>
-      <w:r>
-        <w:rPr>
-          <w:b/>
-        </w:rPr>
-        <w:t xml:space="preserve">Seguridad — ARCO Público módulo deshabilitado: </w:t>
-      </w:r>
-      <w:r>
-        <w:t>GET /publico/empresas filtraba por ARCO activo solo en memoria sin query eficiente (N+1). POST /publico/ejercer-derechos no verificaba el módulo ARCO. Ambos corregidos.</w:t>
-      </w:r>
-    </w:p>
-    <w:p>
-      <w:pPr>
-        <w:pStyle w:val="ListBullet"/>
-      </w:pPr>
-      <w:r>
-        <w:rPr>
-          <w:b/>
-        </w:rPr>
-        <w:t xml:space="preserve">Seguridad — CSRF token field name: </w:t>
-      </w:r>
-      <w:r>
-        <w:t>getCsrfToken() en frontend/lib/api.ts leía data.csrf_token (indefinido) en vez de data.token. El formulario ARCO público retornaba 403 en cada envío. Corregido.</w:t>
-      </w:r>
-    </w:p>
-    <w:p>
-      <w:pPr>
-        <w:pStyle w:val="ListBullet"/>
-      </w:pPr>
-      <w:r>
-        <w:rPr>
-          <w:b/>
-        </w:rPr>
-        <w:t xml:space="preserve">Datos — _truthy(False): </w:t>
-      </w:r>
-      <w:r>
-        <w:t>rat_calculations._truthy() no manejaba bool explícitamente; False retornaba True. Campos booleanos con default=False (datos_anonimizados, transferencia_nacional) se contaban como completados. Fix: if isinstance(value, bool): return value.</w:t>
-      </w:r>
-    </w:p>
-    <w:p>
-      <w:pPr>
-        <w:pStyle w:val="ListBullet"/>
-      </w:pPr>
-      <w:r>
-        <w:rPr>
-          <w:b/>
-        </w:rPr>
-        <w:t xml:space="preserve">Datos — evidencia_respuesta_hash: </w:t>
-      </w:r>
-      <w:r>
-        <w:t>El hash de integridad ARCO se computaba antes de aplicar respuesta_texto del PATCH entrante. Si el cliente enviaba estado=resuelto + respuesta_texto en un solo PATCH, el hash quedaba sobre cadena vacía. Fix: usar data.respuesta_texto or ticket.respuesta_texto al momento de hashear.</w:t>
-      </w:r>
-    </w:p>
-    <w:p>
-      <w:pPr>
-        <w:pStyle w:val="ListBullet"/>
-      </w:pPr>
-      <w:r>
-        <w:rPr>
-          <w:b/>
-        </w:rPr>
-        <w:t xml:space="preserve">API — GET /eipd/{id} faltante: </w:t>
-      </w:r>
-      <w:r>
-        <w:t>El servicio tenía get_eipd_by_id() pero no existía la ruta GET. Retornaba 405. Agregada con IDOR check.</w:t>
-      </w:r>
-    </w:p>
+    <w:tbl>
+      <w:tblPr>
+        <w:tblStyle w:val="TableGrid"/>
+        <w:tblW w:type="auto" w:w="0"/>
+        <w:tblLook w:firstColumn="1" w:firstRow="1" w:lastColumn="0" w:lastRow="0" w:noHBand="0" w:noVBand="1" w:val="04A0"/>
+      </w:tblPr>
+      <w:tblGrid>
+        <w:gridCol w:w="1994"/>
+        <w:gridCol w:w="1994"/>
+        <w:gridCol w:w="1994"/>
+        <w:gridCol w:w="1994"/>
+        <w:gridCol w:w="1994"/>
+      </w:tblGrid>
+      <w:tr>
+        <w:tc>
+          <w:tcPr>
+            <w:tcW w:type="dxa" w:w="1417"/>
+            <w:shd w:val="clear" w:color="auto" w:fill="1F497D"/>
+          </w:tcPr>
+          <w:p>
+            <w:r>
+              <w:rPr>
+                <w:b/>
+                <w:color w:val="FFFFFF"/>
+                <w:sz w:val="18"/>
+              </w:rPr>
+              <w:t>Tipo</w:t>
+            </w:r>
+          </w:p>
+        </w:tc>
+        <w:tc>
+          <w:tcPr>
+            <w:tcW w:type="dxa" w:w="850"/>
+            <w:shd w:val="clear" w:color="auto" w:fill="1F497D"/>
+          </w:tcPr>
+          <w:p>
+            <w:r>
+              <w:rPr>
+                <w:b/>
+                <w:color w:val="FFFFFF"/>
+                <w:sz w:val="18"/>
+              </w:rPr>
+              <w:t>Cantidad</w:t>
+            </w:r>
+          </w:p>
+        </w:tc>
+        <w:tc>
+          <w:tcPr>
+            <w:tcW w:type="dxa" w:w="1417"/>
+            <w:shd w:val="clear" w:color="auto" w:fill="1F497D"/>
+          </w:tcPr>
+          <w:p>
+            <w:r>
+              <w:rPr>
+                <w:b/>
+                <w:color w:val="FFFFFF"/>
+                <w:sz w:val="18"/>
+              </w:rPr>
+              <w:t>Framework</w:t>
+            </w:r>
+          </w:p>
+        </w:tc>
+        <w:tc>
+          <w:tcPr>
+            <w:tcW w:type="dxa" w:w="3118"/>
+            <w:shd w:val="clear" w:color="auto" w:fill="1F497D"/>
+          </w:tcPr>
+          <w:p>
+            <w:r>
+              <w:rPr>
+                <w:b/>
+                <w:color w:val="FFFFFF"/>
+                <w:sz w:val="18"/>
+              </w:rPr>
+              <w:t>Alcance</w:t>
+            </w:r>
+          </w:p>
+        </w:tc>
+        <w:tc>
+          <w:tcPr>
+            <w:tcW w:type="dxa" w:w="1134"/>
+            <w:shd w:val="clear" w:color="auto" w:fill="1F497D"/>
+          </w:tcPr>
+          <w:p>
+            <w:r>
+              <w:rPr>
+                <w:b/>
+                <w:color w:val="FFFFFF"/>
+                <w:sz w:val="18"/>
+              </w:rPr>
+              <w:t>Estado</w:t>
+            </w:r>
+          </w:p>
+        </w:tc>
+      </w:tr>
+      <w:tr>
+        <w:tc>
+          <w:tcPr>
+            <w:tcW w:type="dxa" w:w="1417"/>
+          </w:tcPr>
+          <w:p>
+            <w:r>
+              <w:rPr>
+                <w:sz w:val="18"/>
+              </w:rPr>
+              <w:t>Backend pytest</w:t>
+            </w:r>
+          </w:p>
+        </w:tc>
+        <w:tc>
+          <w:tcPr>
+            <w:tcW w:type="dxa" w:w="850"/>
+          </w:tcPr>
+          <w:p>
+            <w:r>
+              <w:rPr>
+                <w:sz w:val="18"/>
+              </w:rPr>
+              <w:t>~740 tests</w:t>
+            </w:r>
+          </w:p>
+        </w:tc>
+        <w:tc>
+          <w:tcPr>
+            <w:tcW w:type="dxa" w:w="1417"/>
+          </w:tcPr>
+          <w:p>
+            <w:r>
+              <w:rPr>
+                <w:sz w:val="18"/>
+              </w:rPr>
+              <w:t>pytest + httpx</w:t>
+            </w:r>
+          </w:p>
+        </w:tc>
+        <w:tc>
+          <w:tcPr>
+            <w:tcW w:type="dxa" w:w="3118"/>
+          </w:tcPr>
+          <w:p>
+            <w:r>
+              <w:rPr>
+                <w:sz w:val="18"/>
+              </w:rPr>
+              <w:t>TC-001 a TC-063 cubiertos</w:t>
+            </w:r>
+          </w:p>
+        </w:tc>
+        <w:tc>
+          <w:tcPr>
+            <w:tcW w:type="dxa" w:w="1134"/>
+          </w:tcPr>
+          <w:p>
+            <w:r>
+              <w:rPr>
+                <w:sz w:val="18"/>
+              </w:rPr>
+              <w:t>0 fallos</w:t>
+            </w:r>
+          </w:p>
+        </w:tc>
+      </w:tr>
+      <w:tr>
+        <w:tc>
+          <w:tcPr>
+            <w:tcW w:type="dxa" w:w="1417"/>
+          </w:tcPr>
+          <w:p>
+            <w:r>
+              <w:rPr>
+                <w:sz w:val="18"/>
+              </w:rPr>
+              <w:t>Frontend TypeScript</w:t>
+            </w:r>
+          </w:p>
+        </w:tc>
+        <w:tc>
+          <w:tcPr>
+            <w:tcW w:type="dxa" w:w="850"/>
+          </w:tcPr>
+          <w:p>
+            <w:r>
+              <w:rPr>
+                <w:sz w:val="18"/>
+              </w:rPr>
+              <w:t>0 errores</w:t>
+            </w:r>
+          </w:p>
+        </w:tc>
+        <w:tc>
+          <w:tcPr>
+            <w:tcW w:type="dxa" w:w="1417"/>
+          </w:tcPr>
+          <w:p>
+            <w:r>
+              <w:rPr>
+                <w:sz w:val="18"/>
+              </w:rPr>
+              <w:t>tsc --noEmit</w:t>
+            </w:r>
+          </w:p>
+        </w:tc>
+        <w:tc>
+          <w:tcPr>
+            <w:tcW w:type="dxa" w:w="3118"/>
+          </w:tcPr>
+          <w:p>
+            <w:r>
+              <w:rPr>
+                <w:sz w:val="18"/>
+              </w:rPr>
+              <w:t>Sin regresiones de tipos</w:t>
+            </w:r>
+          </w:p>
+        </w:tc>
+        <w:tc>
+          <w:tcPr>
+            <w:tcW w:type="dxa" w:w="1134"/>
+          </w:tcPr>
+          <w:p>
+            <w:r>
+              <w:rPr>
+                <w:sz w:val="18"/>
+              </w:rPr>
+              <w:t>0 errores</w:t>
+            </w:r>
+          </w:p>
+        </w:tc>
+      </w:tr>
+      <w:tr>
+        <w:tc>
+          <w:tcPr>
+            <w:tcW w:type="dxa" w:w="1417"/>
+          </w:tcPr>
+          <w:p>
+            <w:r>
+              <w:rPr>
+                <w:sz w:val="18"/>
+              </w:rPr>
+              <w:t>E2E Playwright</w:t>
+            </w:r>
+          </w:p>
+        </w:tc>
+        <w:tc>
+          <w:tcPr>
+            <w:tcW w:type="dxa" w:w="850"/>
+          </w:tcPr>
+          <w:p>
+            <w:r>
+              <w:rPr>
+                <w:sz w:val="18"/>
+              </w:rPr>
+              <w:t>~65 tests</w:t>
+            </w:r>
+          </w:p>
+        </w:tc>
+        <w:tc>
+          <w:tcPr>
+            <w:tcW w:type="dxa" w:w="1417"/>
+          </w:tcPr>
+          <w:p>
+            <w:r>
+              <w:rPr>
+                <w:sz w:val="18"/>
+              </w:rPr>
+              <w:t>Playwright</w:t>
+            </w:r>
+          </w:p>
+        </w:tc>
+        <w:tc>
+          <w:tcPr>
+            <w:tcW w:type="dxa" w:w="3118"/>
+          </w:tcPr>
+          <w:p>
+            <w:r>
+              <w:rPr>
+                <w:sz w:val="18"/>
+              </w:rPr>
+              <w:t>Flows ARCO, EIPD, Brechas</w:t>
+            </w:r>
+          </w:p>
+        </w:tc>
+        <w:tc>
+          <w:tcPr>
+            <w:tcW w:type="dxa" w:w="1134"/>
+          </w:tcPr>
+          <w:p>
+            <w:r>
+              <w:rPr>
+                <w:sz w:val="18"/>
+              </w:rPr>
+              <w:t>OK</w:t>
+            </w:r>
+          </w:p>
+        </w:tc>
+      </w:tr>
+      <w:tr>
+        <w:tc>
+          <w:tcPr>
+            <w:tcW w:type="dxa" w:w="1417"/>
+          </w:tcPr>
+          <w:p>
+            <w:r>
+              <w:rPr>
+                <w:sz w:val="18"/>
+              </w:rPr>
+              <w:t>Integration</w:t>
+            </w:r>
+          </w:p>
+        </w:tc>
+        <w:tc>
+          <w:tcPr>
+            <w:tcW w:type="dxa" w:w="850"/>
+          </w:tcPr>
+          <w:p>
+            <w:r>
+              <w:rPr>
+                <w:sz w:val="18"/>
+              </w:rPr>
+              <w:t>Neon QA</w:t>
+            </w:r>
+          </w:p>
+        </w:tc>
+        <w:tc>
+          <w:tcPr>
+            <w:tcW w:type="dxa" w:w="1417"/>
+          </w:tcPr>
+          <w:p>
+            <w:r>
+              <w:rPr>
+                <w:sz w:val="18"/>
+              </w:rPr>
+              <w:t>PostgreSQL</w:t>
+            </w:r>
+          </w:p>
+        </w:tc>
+        <w:tc>
+          <w:tcPr>
+            <w:tcW w:type="dxa" w:w="3118"/>
+          </w:tcPr>
+          <w:p>
+            <w:r>
+              <w:rPr>
+                <w:sz w:val="18"/>
+              </w:rPr>
+              <w:t>custodio_test DB</w:t>
+            </w:r>
+          </w:p>
+        </w:tc>
+        <w:tc>
+          <w:tcPr>
+            <w:tcW w:type="dxa" w:w="1134"/>
+          </w:tcPr>
+          <w:p>
+            <w:r>
+              <w:rPr>
+                <w:sz w:val="18"/>
+              </w:rPr>
+              <w:t>OK</w:t>
+            </w:r>
+          </w:p>
+        </w:tc>
+      </w:tr>
+    </w:tbl>
     <w:sectPr>
+      <w:headerReference w:type="default" r:id="rId9"/>
+      <w:footerReference w:type="default" r:id="rId10"/>
       <w:pgSz w:w="12240" w:h="15840"/>
-      <w:pgMar w:top="1440" w:right="1800" w:bottom="1440" w:left="1800" w:header="720" w:footer="720" w:gutter="0"/>
+      <w:pgMar w:top="1417" w:right="1134" w:bottom="1417" w:left="1134" w:header="720" w:footer="720" w:gutter="0"/>
       <w:cols w:space="720"/>
+      <w:titlePg/>
       <w:docGrid w:linePitch="360"/>
     </w:sectPr>
   </w:body>
 </w:document>
+</file>
+
+<file path=word/footer1.xml><?xml version="1.0" encoding="utf-8"?>
+<w:ftr xmlns:m="http://schemas.openxmlformats.org/officeDocument/2006/math" xmlns:mc="http://schemas.openxmlformats.org/markup-compatibility/2006" xmlns:mo="http://schemas.microsoft.com/office/mac/office/2008/main" xmlns:mv="urn:schemas-microsoft-com:mac:vml" xmlns:o="urn:schemas-microsoft-com:office:office" xmlns:r="http://schemas.openxmlformats.org/officeDocument/2006/relationships" xmlns:v="urn:schemas-microsoft-com:vml" xmlns:w10="urn:schemas-microsoft-com:office:word" xmlns:w14="http://schemas.microsoft.com/office/word/2010/wordml" xmlns:w="http://schemas.openxmlformats.org/wordprocessingml/2006/main" xmlns:wne="http://schemas.microsoft.com/office/word/2006/wordml" xmlns:wp14="http://schemas.microsoft.com/office/word/2010/wordprocessingDrawing" xmlns:wp="http://schemas.openxmlformats.org/drawingml/2006/wordprocessingDrawing" xmlns:wpc="http://schemas.microsoft.com/office/word/2010/wordprocessingCanvas" xmlns:wpg="http://schemas.microsoft.com/office/word/2010/wordprocessingGroup" xmlns:wpi="http://schemas.microsoft.com/office/word/2010/wordprocessingInk" xmlns:wps="http://schemas.microsoft.com/office/word/2010/wordprocessingShape" mc:Ignorable="w14 wp14">
+  <w:p>
+    <w:pPr>
+      <w:pStyle w:val="Footer"/>
+      <w:jc w:val="center"/>
+    </w:pPr>
+    <w:r/>
+  </w:p>
+  <w:tbl>
+    <w:tblPr>
+      <w:tblW w:type="auto" w:w="0"/>
+      <w:tblLayout w:type="fixed"/>
+      <w:tblLook w:firstColumn="1" w:firstRow="1" w:lastColumn="0" w:lastRow="0" w:noHBand="0" w:noVBand="1" w:val="04A0"/>
+    </w:tblPr>
+    <w:tblGrid>
+      <w:gridCol w:w="3402"/>
+      <w:gridCol w:w="3169"/>
+      <w:gridCol w:w="3402"/>
+    </w:tblGrid>
+    <w:tr>
+      <w:tc>
+        <w:tcPr>
+          <w:tcW w:type="dxa" w:w="3402"/>
+        </w:tcPr>
+        <w:p>
+          <w:pPr>
+            <w:jc w:val="left"/>
+          </w:pPr>
+          <w:r>
+            <w:rPr>
+              <w:color w:val="808080"/>
+              <w:sz w:val="16"/>
+            </w:rPr>
+            <w:t>Custodio RAT Manager · Ley 21.719</w:t>
+          </w:r>
+        </w:p>
+      </w:tc>
+      <w:tc>
+        <w:tcPr>
+          <w:tcW w:type="dxa" w:w="3169"/>
+        </w:tcPr>
+        <w:p>
+          <w:pPr>
+            <w:jc w:val="center"/>
+          </w:pPr>
+          <w:r>
+            <w:rPr>
+              <w:color w:val="808080"/>
+              <w:sz w:val="16"/>
+            </w:rPr>
+            <w:t xml:space="preserve">Página </w:t>
+          </w:r>
+          <w:r>
+            <w:rPr>
+              <w:color w:val="808080"/>
+              <w:sz w:val="16"/>
+            </w:rPr>
+            <w:fldChar w:fldCharType="begin"/>
+            <w:instrText xml:space="preserve">PAGE</w:instrText>
+            <w:fldChar w:fldCharType="separate"/>
+            <w:fldChar w:fldCharType="end"/>
+          </w:r>
+          <w:r>
+            <w:rPr>
+              <w:color w:val="808080"/>
+              <w:sz w:val="16"/>
+            </w:rPr>
+            <w:t xml:space="preserve"> de </w:t>
+          </w:r>
+          <w:r>
+            <w:rPr>
+              <w:color w:val="808080"/>
+              <w:sz w:val="16"/>
+            </w:rPr>
+            <w:fldChar w:fldCharType="begin"/>
+            <w:instrText xml:space="preserve">NUMPAGES</w:instrText>
+            <w:fldChar w:fldCharType="separate"/>
+            <w:fldChar w:fldCharType="end"/>
+          </w:r>
+        </w:p>
+      </w:tc>
+      <w:tc>
+        <w:tcPr>
+          <w:tcW w:type="dxa" w:w="3402"/>
+        </w:tcPr>
+        <w:p>
+          <w:pPr>
+            <w:jc w:val="right"/>
+          </w:pPr>
+          <w:r>
+            <w:rPr>
+              <w:color w:val="808080"/>
+              <w:sz w:val="16"/>
+            </w:rPr>
+            <w:t>Interno — Confidencial  ·  Plan de Calidad</w:t>
+          </w:r>
+        </w:p>
+      </w:tc>
+    </w:tr>
+  </w:tbl>
+</w:ftr>
+</file>
+
+<file path=word/header1.xml><?xml version="1.0" encoding="utf-8"?>
+<w:hdr xmlns:m="http://schemas.openxmlformats.org/officeDocument/2006/math" xmlns:mc="http://schemas.openxmlformats.org/markup-compatibility/2006" xmlns:mo="http://schemas.microsoft.com/office/mac/office/2008/main" xmlns:mv="urn:schemas-microsoft-com:mac:vml" xmlns:o="urn:schemas-microsoft-com:office:office" xmlns:r="http://schemas.openxmlformats.org/officeDocument/2006/relationships" xmlns:v="urn:schemas-microsoft-com:vml" xmlns:w10="urn:schemas-microsoft-com:office:word" xmlns:w14="http://schemas.microsoft.com/office/word/2010/wordml" xmlns:w="http://schemas.openxmlformats.org/wordprocessingml/2006/main" xmlns:wne="http://schemas.microsoft.com/office/word/2006/wordml" xmlns:wp14="http://schemas.microsoft.com/office/word/2010/wordprocessingDrawing" xmlns:wp="http://schemas.openxmlformats.org/drawingml/2006/wordprocessingDrawing" xmlns:wpc="http://schemas.microsoft.com/office/word/2010/wordprocessingCanvas" xmlns:wpg="http://schemas.microsoft.com/office/word/2010/wordprocessingGroup" xmlns:wpi="http://schemas.microsoft.com/office/word/2010/wordprocessingInk" xmlns:wps="http://schemas.microsoft.com/office/word/2010/wordprocessingShape" mc:Ignorable="w14 wp14">
+  <w:p>
+    <w:pPr>
+      <w:pStyle w:val="Header"/>
+    </w:pPr>
+    <w:r/>
+  </w:p>
+  <w:tbl>
+    <w:tblPr>
+      <w:tblW w:type="auto" w:w="0"/>
+      <w:tblLayout w:type="fixed"/>
+      <w:tblLook w:firstColumn="1" w:firstRow="1" w:lastColumn="0" w:lastRow="0" w:noHBand="0" w:noVBand="1" w:val="04A0"/>
+    </w:tblPr>
+    <w:tblGrid>
+      <w:gridCol w:w="5669"/>
+      <w:gridCol w:w="4303"/>
+    </w:tblGrid>
+    <w:tr>
+      <w:tc>
+        <w:tcPr>
+          <w:tcW w:type="dxa" w:w="5669"/>
+        </w:tcPr>
+        <w:p>
+          <w:pPr>
+            <w:jc w:val="left"/>
+            <w:pBdr>
+              <w:bottom w:val="single" w:sz="6" w:space="1" w:color="1F497D"/>
+            </w:pBdr>
+          </w:pPr>
+          <w:r>
+            <w:rPr>
+              <w:b/>
+              <w:color w:val="1F497D"/>
+              <w:sz w:val="18"/>
+            </w:rPr>
+            <w:t xml:space="preserve">▣  CUSTODIO  </w:t>
+          </w:r>
+          <w:r>
+            <w:rPr>
+              <w:color w:val="404040"/>
+              <w:sz w:val="18"/>
+            </w:rPr>
+            <w:t>·  Plan de Calidad</w:t>
+          </w:r>
+        </w:p>
+      </w:tc>
+      <w:tc>
+        <w:tcPr>
+          <w:tcW w:type="dxa" w:w="4303"/>
+        </w:tcPr>
+        <w:p>
+          <w:pPr>
+            <w:jc w:val="right"/>
+          </w:pPr>
+          <w:r>
+            <w:rPr>
+              <w:color w:val="808080"/>
+              <w:sz w:val="18"/>
+            </w:rPr>
+            <w:t>v1.10  ·  Junio 2026</w:t>
+          </w:r>
+        </w:p>
+      </w:tc>
+    </w:tr>
+  </w:tbl>
+</w:hdr>
 </file>
 
 <file path=word/numbering.xml><?xml version="1.0" encoding="utf-8"?>
@@ -1276,8 +6234,12 @@
     <w:name w:val="Normal"/>
     <w:qFormat/>
     <w:rsid w:val="00FC693F"/>
+    <w:pPr>
+      <w:spacing w:after="120" w:line="276" w:lineRule="auto"/>
+    </w:pPr>
     <w:rPr>
       <w:rFonts w:ascii="Calibri" w:hAnsi="Calibri"/>
+      <w:color w:val="000000"/>
       <w:sz w:val="22"/>
     </w:rPr>
   </w:style>
@@ -1336,7 +6298,7 @@
     <w:pPr>
       <w:keepNext/>
       <w:keepLines/>
-      <w:spacing w:before="480" w:after="0"/>
+      <w:spacing w:before="360" w:after="120"/>
       <w:outlineLvl w:val="0"/>
     </w:pPr>
     <w:rPr>
@@ -1360,7 +6322,7 @@
     <w:pPr>
       <w:keepNext/>
       <w:keepLines/>
-      <w:spacing w:before="200" w:after="0"/>
+      <w:spacing w:before="240" w:after="80"/>
       <w:outlineLvl w:val="1"/>
     </w:pPr>
     <w:rPr>
@@ -1384,7 +6346,7 @@
     <w:pPr>
       <w:keepNext/>
       <w:keepLines/>
-      <w:spacing w:before="200" w:after="0"/>
+      <w:spacing w:before="160" w:after="40"/>
       <w:outlineLvl w:val="2"/>
     </w:pPr>
     <w:rPr>
@@ -1412,12 +6374,13 @@
       <w:outlineLvl w:val="3"/>
     </w:pPr>
     <w:rPr>
-      <w:rFonts w:asciiTheme="majorHAnsi" w:eastAsiaTheme="majorEastAsia" w:hAnsiTheme="majorHAnsi" w:cstheme="majorBidi"/>
+      <w:rFonts w:asciiTheme="majorHAnsi" w:eastAsiaTheme="majorEastAsia" w:hAnsiTheme="majorHAnsi" w:cstheme="majorBidi" w:ascii="Calibri" w:hAnsi="Calibri"/>
       <w:b/>
       <w:bCs/>
       <w:i/>
       <w:iCs/>
-      <w:color w:val="4F81BD" w:themeColor="accent1"/>
+      <w:color w:val="404040"/>
+      <w:sz w:val="22"/>
     </w:rPr>
   </w:style>
   <w:style w:type="paragraph" w:styleId="Heading5">
